--- a/por/docx/62.content.docx
+++ b/por/docx/62.content.docx
@@ -724,36 +724,24 @@
         </w:rPr>
         <w:t xml:space="preserve">Os tradutores podem achar difícil representar essas ideias em suas próprias línguas se tentarem usar exatamente as mesmas palavras e expressões todas as vezes. Por exemplo, em </w:t>
       </w:r>
-      <w:hyperlink r:id="rId13">
-        <w:r>
-          <w:rPr>
-            <w:lang w:val="pt_PT" w:bidi="pt_PT"/>
-          </w:rPr>
-          <w:rPr>
-            <w:color w:val="0000EE"/>
-            <w:u w:val="single"/>
-          </w:rPr>
-          <w:t>2.6</w:t>
-        </w:r>
-      </w:hyperlink>
+      <w:r>
+        <w:rPr>
+          <w:lang w:val="pt_PT" w:bidi="pt_PT"/>
+        </w:rPr>
+        <w:t>2.6</w:t>
+      </w:r>
       <w:r>
         <w:rPr>
           <w:lang w:val="pt_PT" w:bidi="pt_PT"/>
         </w:rPr>
         <w:t xml:space="preserve">, quando João fala de um crente “permanecendo” em Deus, ele pretende expressar a ideia de que esse crente está espiritualmente unificado com Deus. Assim, a NTLH fala sobre como o crente “vive unido com Deus”. Para dar outro exemplo, para a declaração em </w:t>
       </w:r>
-      <w:hyperlink r:id="rId14">
-        <w:r>
-          <w:rPr>
-            <w:lang w:val="pt_PT" w:bidi="pt_PT"/>
-          </w:rPr>
-          <w:rPr>
-            <w:color w:val="0000EE"/>
-            <w:u w:val="single"/>
-          </w:rPr>
-          <w:t>2.14</w:t>
-        </w:r>
-      </w:hyperlink>
+      <w:r>
+        <w:rPr>
+          <w:lang w:val="pt_PT" w:bidi="pt_PT"/>
+        </w:rPr>
+        <w:t>2.14</w:t>
+      </w:r>
       <w:r>
         <w:rPr>
           <w:lang w:val="pt_PT" w:bidi="pt_PT"/>
@@ -785,18 +773,12 @@
         </w:rPr>
         <w:t xml:space="preserve">Em vários lugares nesta carta, João usa um termo que é geralmente traduzido como "surgir" ou “aparecer”. Este é, na verdade, uma forma verbal passiva em grego, mas como frequentemente acontece com tais formas nessa língua, pode ter um significado ativo. Quando tem um significado ativo, é importante reconhecer que não significa simplesmente “parecia estar lá”, como a palavra “apareceu” pode sugerir. Em vez disso, significa “veio a estar lá”. Isso é bem ilustrado pelo uso do termo em outro livro do Novo Testamento, 2 Coríntios, no qual Paulo escreve em </w:t>
       </w:r>
-      <w:hyperlink r:id="rId15">
-        <w:r>
-          <w:rPr>
-            <w:lang w:val="pt_PT" w:bidi="pt_PT"/>
-          </w:rPr>
-          <w:rPr>
-            <w:color w:val="0000EE"/>
-            <w:u w:val="single"/>
-          </w:rPr>
-          <w:t>5.10</w:t>
-        </w:r>
-      </w:hyperlink>
+      <w:r>
+        <w:rPr>
+          <w:lang w:val="pt_PT" w:bidi="pt_PT"/>
+        </w:rPr>
+        <w:t>5.10</w:t>
+      </w:r>
       <w:r>
         <w:rPr>
           <w:lang w:val="pt_PT" w:bidi="pt_PT"/>
@@ -817,18 +799,12 @@
         </w:rPr>
         <w:t xml:space="preserve">Ao longo da carta, é uma questão sutil de interpretação decidir se João está usando o termo “aparecer” em um sentido ativo ou passivo. Por exemplo, em </w:t>
       </w:r>
-      <w:hyperlink r:id="rId16">
-        <w:r>
-          <w:rPr>
-            <w:lang w:val="pt_PT" w:bidi="pt_PT"/>
-          </w:rPr>
-          <w:rPr>
-            <w:color w:val="0000EE"/>
-            <w:u w:val="single"/>
-          </w:rPr>
-          <w:t>1.2</w:t>
-        </w:r>
-      </w:hyperlink>
+      <w:r>
+        <w:rPr>
+          <w:lang w:val="pt_PT" w:bidi="pt_PT"/>
+        </w:rPr>
+        <w:t>1.2</w:t>
+      </w:r>
       <w:r>
         <w:rPr>
           <w:lang w:val="pt_PT" w:bidi="pt_PT"/>
@@ -1117,18 +1093,12 @@
         </w:rPr>
         <w:t xml:space="preserve">João usa a frase “a Palavra da vida” para se referir a Jesus em </w:t>
       </w:r>
-      <w:hyperlink r:id="rId17">
-        <w:r>
-          <w:rPr>
-            <w:lang w:val="pt_PT" w:bidi="pt_PT"/>
-          </w:rPr>
-          <w:rPr>
-            <w:color w:val="0000EE"/>
-            <w:u w:val="single"/>
-          </w:rPr>
-          <w:t>1.1</w:t>
-        </w:r>
-      </w:hyperlink>
+      <w:r>
+        <w:rPr>
+          <w:lang w:val="pt_PT" w:bidi="pt_PT"/>
+        </w:rPr>
+        <w:t>1.1</w:t>
+      </w:r>
       <w:r>
         <w:rPr>
           <w:lang w:val="pt_PT" w:bidi="pt_PT"/>
@@ -1172,36 +1142,24 @@
         </w:rPr>
         <w:t xml:space="preserve">Como muitas composições gregas dessa época, por motivos estilísticos, esta carta começa com uma frase muito longa. Vai desde o início de </w:t>
       </w:r>
-      <w:hyperlink r:id="rId17">
-        <w:r>
-          <w:rPr>
-            <w:lang w:val="pt_PT" w:bidi="pt_PT"/>
-          </w:rPr>
-          <w:rPr>
-            <w:color w:val="0000EE"/>
-            <w:u w:val="single"/>
-          </w:rPr>
-          <w:t>1.1</w:t>
-        </w:r>
-      </w:hyperlink>
+      <w:r>
+        <w:rPr>
+          <w:lang w:val="pt_PT" w:bidi="pt_PT"/>
+        </w:rPr>
+        <w:t>1.1</w:t>
+      </w:r>
       <w:r>
         <w:rPr>
           <w:lang w:val="pt_PT" w:bidi="pt_PT"/>
         </w:rPr>
         <w:t xml:space="preserve"> até o meio de </w:t>
       </w:r>
-      <w:hyperlink r:id="rId18">
-        <w:r>
-          <w:rPr>
-            <w:lang w:val="pt_PT" w:bidi="pt_PT"/>
-          </w:rPr>
-          <w:rPr>
-            <w:color w:val="0000EE"/>
-            <w:u w:val="single"/>
-          </w:rPr>
-          <w:t>1.3</w:t>
-        </w:r>
-      </w:hyperlink>
+      <w:r>
+        <w:rPr>
+          <w:lang w:val="pt_PT" w:bidi="pt_PT"/>
+        </w:rPr>
+        <w:t>1.3</w:t>
+      </w:r>
       <w:r>
         <w:rPr>
           <w:lang w:val="pt_PT" w:bidi="pt_PT"/>
@@ -1264,36 +1222,24 @@
         </w:rPr>
         <w:t xml:space="preserve">Outra abordagem que também poderia funcionar bem e que não exigiria um versículo-ponte seria deixar as frases na ordem atual, mas dividir a sentença em três partes nas divisões dos versículos. Se você fizer isso, também poderia colocar sua tradução da frase “sobre a Palavra da vida” no início em vez do final de </w:t>
       </w:r>
-      <w:hyperlink r:id="rId17">
-        <w:r>
-          <w:rPr>
-            <w:lang w:val="pt_PT" w:bidi="pt_PT"/>
-          </w:rPr>
-          <w:rPr>
-            <w:color w:val="0000EE"/>
-            <w:u w:val="single"/>
-          </w:rPr>
-          <w:t>1.1</w:t>
-        </w:r>
-      </w:hyperlink>
+      <w:r>
+        <w:rPr>
+          <w:lang w:val="pt_PT" w:bidi="pt_PT"/>
+        </w:rPr>
+        <w:t>1.1</w:t>
+      </w:r>
       <w:r>
         <w:rPr>
           <w:lang w:val="pt_PT" w:bidi="pt_PT"/>
         </w:rPr>
         <w:t xml:space="preserve"> e apresentá-la como uma introdução temática à carta. Caso contrário, seus leitores podem não perceber que se trata de uma carta até chegarem a </w:t>
       </w:r>
-      <w:hyperlink r:id="rId19">
-        <w:r>
-          <w:rPr>
-            <w:lang w:val="pt_PT" w:bidi="pt_PT"/>
-          </w:rPr>
-          <w:rPr>
-            <w:color w:val="0000EE"/>
-            <w:u w:val="single"/>
-          </w:rPr>
-          <w:t>1.4</w:t>
-        </w:r>
-      </w:hyperlink>
+      <w:r>
+        <w:rPr>
+          <w:lang w:val="pt_PT" w:bidi="pt_PT"/>
+        </w:rPr>
+        <w:t>1.4</w:t>
+      </w:r>
       <w:r>
         <w:rPr>
           <w:lang w:val="pt_PT" w:bidi="pt_PT"/>
@@ -1328,18 +1274,12 @@
         </w:rPr>
         <w:t xml:space="preserve">As notas para </w:t>
       </w:r>
-      <w:hyperlink r:id="rId20">
-        <w:r>
-          <w:rPr>
-            <w:lang w:val="pt_PT" w:bidi="pt_PT"/>
-          </w:rPr>
-          <w:rPr>
-            <w:color w:val="0000EE"/>
-            <w:u w:val="single"/>
-          </w:rPr>
-          <w:t>1.1–4</w:t>
-        </w:r>
-      </w:hyperlink>
+      <w:r>
+        <w:rPr>
+          <w:lang w:val="pt_PT" w:bidi="pt_PT"/>
+        </w:rPr>
+        <w:t>1.1–4</w:t>
+      </w:r>
       <w:r>
         <w:rPr>
           <w:lang w:val="pt_PT" w:bidi="pt_PT"/>
@@ -1383,18 +1323,12 @@
         </w:rPr>
         <w:t xml:space="preserve">Em </w:t>
       </w:r>
-      <w:hyperlink r:id="rId19">
-        <w:r>
-          <w:rPr>
-            <w:lang w:val="pt_PT" w:bidi="pt_PT"/>
-          </w:rPr>
-          <w:rPr>
-            <w:color w:val="0000EE"/>
-            <w:u w:val="single"/>
-          </w:rPr>
-          <w:t>1.4</w:t>
-        </w:r>
-      </w:hyperlink>
+      <w:r>
+        <w:rPr>
+          <w:lang w:val="pt_PT" w:bidi="pt_PT"/>
+        </w:rPr>
+        <w:t>1.4</w:t>
+      </w:r>
       <w:r>
         <w:rPr>
           <w:lang w:val="pt_PT" w:bidi="pt_PT"/>
@@ -2162,18 +2096,12 @@
         </w:rPr>
         <w:t xml:space="preserve">Veja a discussão nas Notas gerais deste capítulo sobre como traduzir a longa frase em </w:t>
       </w:r>
-      <w:hyperlink r:id="rId21">
-        <w:r>
-          <w:rPr>
-            <w:lang w:val="pt_PT" w:bidi="pt_PT"/>
-          </w:rPr>
-          <w:rPr>
-            <w:color w:val="0000EE"/>
-            <w:u w:val="single"/>
-          </w:rPr>
-          <w:t>1.1–3</w:t>
-        </w:r>
-      </w:hyperlink>
+      <w:r>
+        <w:rPr>
+          <w:lang w:val="pt_PT" w:bidi="pt_PT"/>
+        </w:rPr>
+        <w:t>1.1–3</w:t>
+      </w:r>
       <w:r>
         <w:rPr>
           <w:lang w:val="pt_PT" w:bidi="pt_PT"/>
@@ -3538,18 +3466,12 @@
         </w:rPr>
         <w:t xml:space="preserve">Se você decidiu usar pronomes pessoais em </w:t>
       </w:r>
-      <w:hyperlink r:id="rId17">
-        <w:r>
-          <w:rPr>
-            <w:lang w:val="pt_PT" w:bidi="pt_PT"/>
-          </w:rPr>
-          <w:rPr>
-            <w:color w:val="0000EE"/>
-            <w:u w:val="single"/>
-          </w:rPr>
-          <w:t>1.1</w:t>
-        </w:r>
-      </w:hyperlink>
+      <w:r>
+        <w:rPr>
+          <w:lang w:val="pt_PT" w:bidi="pt_PT"/>
+        </w:rPr>
+        <w:t>1.1</w:t>
+      </w:r>
       <w:r>
         <w:rPr>
           <w:lang w:val="pt_PT" w:bidi="pt_PT"/>
@@ -4784,18 +4706,12 @@
         </w:rPr>
         <w:t xml:space="preserve">Como as Notas gerais deste capítulo explicam, aqui João está formalmente declarando seu propósito ao escrever. Se você decidiu em </w:t>
       </w:r>
-      <w:hyperlink r:id="rId17">
-        <w:r>
-          <w:rPr>
-            <w:lang w:val="pt_PT" w:bidi="pt_PT"/>
-          </w:rPr>
-          <w:rPr>
-            <w:color w:val="0000EE"/>
-            <w:u w:val="single"/>
-          </w:rPr>
-          <w:t>1.1</w:t>
-        </w:r>
-      </w:hyperlink>
+      <w:r>
+        <w:rPr>
+          <w:lang w:val="pt_PT" w:bidi="pt_PT"/>
+        </w:rPr>
+        <w:t>1.1</w:t>
+      </w:r>
       <w:r>
         <w:rPr>
           <w:lang w:val="pt_PT" w:bidi="pt_PT"/>
@@ -6538,18 +6454,12 @@
         </w:rPr>
         <w:t xml:space="preserve">, veja como você expressou essa ideia em </w:t>
       </w:r>
-      <w:hyperlink r:id="rId18">
-        <w:r>
-          <w:rPr>
-            <w:lang w:val="pt_PT" w:bidi="pt_PT"/>
-          </w:rPr>
-          <w:rPr>
-            <w:color w:val="0000EE"/>
-            <w:u w:val="single"/>
-          </w:rPr>
-          <w:t>1.3</w:t>
-        </w:r>
-      </w:hyperlink>
+      <w:r>
+        <w:rPr>
+          <w:lang w:val="pt_PT" w:bidi="pt_PT"/>
+        </w:rPr>
+        <w:t>1.3</w:t>
+      </w:r>
       <w:r>
         <w:rPr>
           <w:lang w:val="pt_PT" w:bidi="pt_PT"/>
@@ -7013,18 +6923,12 @@
         </w:rPr>
         <w:t xml:space="preserve">Como em </w:t>
       </w:r>
-      <w:hyperlink r:id="rId22">
-        <w:r>
-          <w:rPr>
-            <w:lang w:val="pt_PT" w:bidi="pt_PT"/>
-          </w:rPr>
-          <w:rPr>
-            <w:color w:val="0000EE"/>
-            <w:u w:val="single"/>
-          </w:rPr>
-          <w:t>1.5</w:t>
-        </w:r>
-      </w:hyperlink>
+      <w:r>
+        <w:rPr>
+          <w:lang w:val="pt_PT" w:bidi="pt_PT"/>
+        </w:rPr>
+        <w:t>1.5</w:t>
+      </w:r>
       <w:r>
         <w:rPr>
           <w:lang w:val="pt_PT" w:bidi="pt_PT"/>
@@ -7599,18 +7503,12 @@
         </w:rPr>
         <w:t xml:space="preserve">Como em </w:t>
       </w:r>
-      <w:hyperlink r:id="rId22">
-        <w:r>
-          <w:rPr>
-            <w:lang w:val="pt_PT" w:bidi="pt_PT"/>
-          </w:rPr>
-          <w:rPr>
-            <w:color w:val="0000EE"/>
-            <w:u w:val="single"/>
-          </w:rPr>
-          <w:t>1.5</w:t>
-        </w:r>
-      </w:hyperlink>
+      <w:r>
+        <w:rPr>
+          <w:lang w:val="pt_PT" w:bidi="pt_PT"/>
+        </w:rPr>
+        <w:t>1.5</w:t>
+      </w:r>
       <w:r>
         <w:rPr>
           <w:lang w:val="pt_PT" w:bidi="pt_PT"/>
@@ -7989,18 +7887,12 @@
         </w:rPr>
         <w:t xml:space="preserve">, veja como você expressou essa ideia em </w:t>
       </w:r>
-      <w:hyperlink r:id="rId18">
-        <w:r>
-          <w:rPr>
-            <w:lang w:val="pt_PT" w:bidi="pt_PT"/>
-          </w:rPr>
-          <w:rPr>
-            <w:color w:val="0000EE"/>
-            <w:u w:val="single"/>
-          </w:rPr>
-          <w:t>1.3</w:t>
-        </w:r>
-      </w:hyperlink>
+      <w:r>
+        <w:rPr>
+          <w:lang w:val="pt_PT" w:bidi="pt_PT"/>
+        </w:rPr>
+        <w:t>1.3</w:t>
+      </w:r>
       <w:r>
         <w:rPr>
           <w:lang w:val="pt_PT" w:bidi="pt_PT"/>
@@ -9294,18 +9186,12 @@
         </w:rPr>
         <w:t xml:space="preserve">Como em </w:t>
       </w:r>
-      <w:hyperlink r:id="rId23">
-        <w:r>
-          <w:rPr>
-            <w:lang w:val="pt_PT" w:bidi="pt_PT"/>
-          </w:rPr>
-          <w:rPr>
-            <w:color w:val="0000EE"/>
-            <w:u w:val="single"/>
-          </w:rPr>
-          <w:t>1.7</w:t>
-        </w:r>
-      </w:hyperlink>
+      <w:r>
+        <w:rPr>
+          <w:lang w:val="pt_PT" w:bidi="pt_PT"/>
+        </w:rPr>
+        <w:t>1.7</w:t>
+      </w:r>
       <w:r>
         <w:rPr>
           <w:lang w:val="pt_PT" w:bidi="pt_PT"/>
@@ -10017,18 +9903,12 @@
         </w:rPr>
         <w:t xml:space="preserve"> de Deus aqui como se fosse um objeto que pudesse estar dentro dos crentes. (Ele também falou da “verdade” dessa forma em </w:t>
       </w:r>
-      <w:hyperlink r:id="rId24">
-        <w:r>
-          <w:rPr>
-            <w:lang w:val="pt_PT" w:bidi="pt_PT"/>
-          </w:rPr>
-          <w:rPr>
-            <w:color w:val="0000EE"/>
-            <w:u w:val="single"/>
-          </w:rPr>
-          <w:t>1.8</w:t>
-        </w:r>
-      </w:hyperlink>
+      <w:r>
+        <w:rPr>
+          <w:lang w:val="pt_PT" w:bidi="pt_PT"/>
+        </w:rPr>
+        <w:t>1.8</w:t>
+      </w:r>
       <w:r>
         <w:rPr>
           <w:lang w:val="pt_PT" w:bidi="pt_PT"/>
@@ -10172,18 +10052,12 @@
         </w:rPr>
         <w:t xml:space="preserve">Para mostrar que João está escrevendo algo semelhante à poesia em </w:t>
       </w:r>
-      <w:hyperlink r:id="rId25">
-        <w:r>
-          <w:rPr>
-            <w:lang w:val="pt_PT" w:bidi="pt_PT"/>
-          </w:rPr>
-          <w:rPr>
-            <w:color w:val="0000EE"/>
-            <w:u w:val="single"/>
-          </w:rPr>
-          <w:t>2.12–14</w:t>
-        </w:r>
-      </w:hyperlink>
+      <w:r>
+        <w:rPr>
+          <w:lang w:val="pt_PT" w:bidi="pt_PT"/>
+        </w:rPr>
+        <w:t>2.12–14</w:t>
+      </w:r>
       <w:r>
         <w:rPr>
           <w:lang w:val="pt_PT" w:bidi="pt_PT"/>
@@ -10226,36 +10100,24 @@
         </w:rPr>
         <w:t xml:space="preserve">Em </w:t>
       </w:r>
-      <w:hyperlink r:id="rId26">
-        <w:r>
-          <w:rPr>
-            <w:lang w:val="pt_PT" w:bidi="pt_PT"/>
-          </w:rPr>
-          <w:rPr>
-            <w:color w:val="0000EE"/>
-            <w:u w:val="single"/>
-          </w:rPr>
-          <w:t>2.18</w:t>
-        </w:r>
-      </w:hyperlink>
+      <w:r>
+        <w:rPr>
+          <w:lang w:val="pt_PT" w:bidi="pt_PT"/>
+        </w:rPr>
+        <w:t>2.18</w:t>
+      </w:r>
       <w:r>
         <w:rPr>
           <w:lang w:val="pt_PT" w:bidi="pt_PT"/>
         </w:rPr>
         <w:t xml:space="preserve"> e </w:t>
       </w:r>
-      <w:hyperlink r:id="rId27">
-        <w:r>
-          <w:rPr>
-            <w:lang w:val="pt_PT" w:bidi="pt_PT"/>
-          </w:rPr>
-          <w:rPr>
-            <w:color w:val="0000EE"/>
-            <w:u w:val="single"/>
-          </w:rPr>
-          <w:t>2.22</w:t>
-        </w:r>
-      </w:hyperlink>
+      <w:r>
+        <w:rPr>
+          <w:lang w:val="pt_PT" w:bidi="pt_PT"/>
+        </w:rPr>
+        <w:t>2.22</w:t>
+      </w:r>
       <w:r>
         <w:rPr>
           <w:lang w:val="pt_PT" w:bidi="pt_PT"/>
@@ -10323,18 +10185,12 @@
         </w:rPr>
         <w:t xml:space="preserve">Em </w:t>
       </w:r>
-      <w:hyperlink r:id="rId28">
-        <w:r>
-          <w:rPr>
-            <w:lang w:val="pt_PT" w:bidi="pt_PT"/>
-          </w:rPr>
-          <w:rPr>
-            <w:color w:val="0000EE"/>
-            <w:u w:val="single"/>
-          </w:rPr>
-          <w:t>2.20</w:t>
-        </w:r>
-      </w:hyperlink>
+      <w:r>
+        <w:rPr>
+          <w:lang w:val="pt_PT" w:bidi="pt_PT"/>
+        </w:rPr>
+        <w:t>2.20</w:t>
+      </w:r>
       <w:r>
         <w:rPr>
           <w:lang w:val="pt_PT" w:bidi="pt_PT"/>
@@ -12958,18 +12814,12 @@
         </w:rPr>
         <w:t xml:space="preserve">Como na segunda instância em </w:t>
       </w:r>
-      <w:hyperlink r:id="rId29">
-        <w:r>
-          <w:rPr>
-            <w:lang w:val="pt_PT" w:bidi="pt_PT"/>
-          </w:rPr>
-          <w:rPr>
-            <w:color w:val="0000EE"/>
-            <w:u w:val="single"/>
-          </w:rPr>
-          <w:t>2.3</w:t>
-        </w:r>
-      </w:hyperlink>
+      <w:r>
+        <w:rPr>
+          <w:lang w:val="pt_PT" w:bidi="pt_PT"/>
+        </w:rPr>
+        <w:t>2.3</w:t>
+      </w:r>
       <w:r>
         <w:rPr>
           <w:lang w:val="pt_PT" w:bidi="pt_PT"/>
@@ -13557,18 +13407,12 @@
         </w:rPr>
         <w:t xml:space="preserve"> como se fosse um objeto que pudesse estar dentro de alguém. Veja como você traduziu uma expressão semelhante em </w:t>
       </w:r>
-      <w:hyperlink r:id="rId24">
-        <w:r>
-          <w:rPr>
-            <w:lang w:val="pt_PT" w:bidi="pt_PT"/>
-          </w:rPr>
-          <w:rPr>
-            <w:color w:val="0000EE"/>
-            <w:u w:val="single"/>
-          </w:rPr>
-          <w:t>1.8</w:t>
-        </w:r>
-      </w:hyperlink>
+      <w:r>
+        <w:rPr>
+          <w:lang w:val="pt_PT" w:bidi="pt_PT"/>
+        </w:rPr>
+        <w:t>1.8</w:t>
+      </w:r>
       <w:r>
         <w:rPr>
           <w:lang w:val="pt_PT" w:bidi="pt_PT"/>
@@ -14848,18 +14692,12 @@
         </w:rPr>
         <w:t xml:space="preserve">Se for mais natural em seu idioma, você pode mover a última frase do versículo 5 para o final do versículo 6. Você então apresentará os versículos combinados como </w:t>
       </w:r>
-      <w:hyperlink r:id="rId30">
-        <w:r>
-          <w:rPr>
-            <w:lang w:val="pt_PT" w:bidi="pt_PT"/>
-          </w:rPr>
-          <w:rPr>
-            <w:color w:val="0000EE"/>
-            <w:u w:val="single"/>
-          </w:rPr>
-          <w:t>5,6</w:t>
-        </w:r>
-      </w:hyperlink>
+      <w:r>
+        <w:rPr>
+          <w:lang w:val="pt_PT" w:bidi="pt_PT"/>
+        </w:rPr>
+        <w:t>5,6</w:t>
+      </w:r>
       <w:r>
         <w:rPr>
           <w:lang w:val="pt_PT" w:bidi="pt_PT"/>
@@ -14990,54 +14828,36 @@
         </w:rPr>
         <w:t xml:space="preserve"> Deus significa praticamente a mesma coisa que ter “comunhão com Deus” em </w:t>
       </w:r>
-      <w:hyperlink r:id="rId18">
-        <w:r>
-          <w:rPr>
-            <w:lang w:val="pt_PT" w:bidi="pt_PT"/>
-          </w:rPr>
-          <w:rPr>
-            <w:color w:val="0000EE"/>
-            <w:u w:val="single"/>
-          </w:rPr>
-          <w:t>1.3</w:t>
-        </w:r>
-      </w:hyperlink>
+      <w:r>
+        <w:rPr>
+          <w:lang w:val="pt_PT" w:bidi="pt_PT"/>
+        </w:rPr>
+        <w:t>1.3</w:t>
+      </w:r>
       <w:r>
         <w:rPr>
           <w:lang w:val="pt_PT" w:bidi="pt_PT"/>
         </w:rPr>
         <w:t xml:space="preserve"> e </w:t>
       </w:r>
-      <w:hyperlink r:id="rId31">
-        <w:r>
-          <w:rPr>
-            <w:lang w:val="pt_PT" w:bidi="pt_PT"/>
-          </w:rPr>
-          <w:rPr>
-            <w:color w:val="0000EE"/>
-            <w:u w:val="single"/>
-          </w:rPr>
-          <w:t>1.6</w:t>
-        </w:r>
-      </w:hyperlink>
+      <w:r>
+        <w:rPr>
+          <w:lang w:val="pt_PT" w:bidi="pt_PT"/>
+        </w:rPr>
+        <w:t>1.6</w:t>
+      </w:r>
       <w:r>
         <w:rPr>
           <w:lang w:val="pt_PT" w:bidi="pt_PT"/>
         </w:rPr>
         <w:t xml:space="preserve"> e “estar em” Deus em </w:t>
       </w:r>
-      <w:hyperlink r:id="rId32">
-        <w:r>
-          <w:rPr>
-            <w:lang w:val="pt_PT" w:bidi="pt_PT"/>
-          </w:rPr>
-          <w:rPr>
-            <w:color w:val="0000EE"/>
-            <w:u w:val="single"/>
-          </w:rPr>
-          <w:t>2.5</w:t>
-        </w:r>
-      </w:hyperlink>
+      <w:r>
+        <w:rPr>
+          <w:lang w:val="pt_PT" w:bidi="pt_PT"/>
+        </w:rPr>
+        <w:t>2.5</w:t>
+      </w:r>
       <w:r>
         <w:rPr>
           <w:lang w:val="pt_PT" w:bidi="pt_PT"/>
@@ -15390,36 +15210,24 @@
         </w:rPr>
         <w:t xml:space="preserve">. Como em </w:t>
       </w:r>
-      <w:hyperlink r:id="rId31">
-        <w:r>
-          <w:rPr>
-            <w:lang w:val="pt_PT" w:bidi="pt_PT"/>
-          </w:rPr>
-          <w:rPr>
-            <w:color w:val="0000EE"/>
-            <w:u w:val="single"/>
-          </w:rPr>
-          <w:t>1.6</w:t>
-        </w:r>
-      </w:hyperlink>
+      <w:r>
+        <w:rPr>
+          <w:lang w:val="pt_PT" w:bidi="pt_PT"/>
+        </w:rPr>
+        <w:t>1.6</w:t>
+      </w:r>
       <w:r>
         <w:rPr>
           <w:lang w:val="pt_PT" w:bidi="pt_PT"/>
         </w:rPr>
         <w:t xml:space="preserve"> e </w:t>
       </w:r>
-      <w:hyperlink r:id="rId23">
-        <w:r>
-          <w:rPr>
-            <w:lang w:val="pt_PT" w:bidi="pt_PT"/>
-          </w:rPr>
-          <w:rPr>
-            <w:color w:val="0000EE"/>
-            <w:u w:val="single"/>
-          </w:rPr>
-          <w:t>1.7</w:t>
-        </w:r>
-      </w:hyperlink>
+      <w:r>
+        <w:rPr>
+          <w:lang w:val="pt_PT" w:bidi="pt_PT"/>
+        </w:rPr>
+        <w:t>1.7</w:t>
+      </w:r>
       <w:r>
         <w:rPr>
           <w:lang w:val="pt_PT" w:bidi="pt_PT"/>
@@ -16170,72 +15978,48 @@
         </w:rPr>
         <w:t xml:space="preserve"> específica que João está descrevendo é o mandamento que Jesus deu aos crentes de que eles devem amar uns aos outros. Veja o Evangelho de João </w:t>
       </w:r>
-      <w:hyperlink r:id="rId33">
-        <w:r>
-          <w:rPr>
-            <w:lang w:val="pt_PT" w:bidi="pt_PT"/>
-          </w:rPr>
-          <w:rPr>
-            <w:color w:val="0000EE"/>
-            <w:u w:val="single"/>
-          </w:rPr>
-          <w:t>13.34</w:t>
-        </w:r>
-      </w:hyperlink>
+      <w:r>
+        <w:rPr>
+          <w:lang w:val="pt_PT" w:bidi="pt_PT"/>
+        </w:rPr>
+        <w:t>13.34</w:t>
+      </w:r>
       <w:r>
         <w:rPr>
           <w:lang w:val="pt_PT" w:bidi="pt_PT"/>
         </w:rPr>
         <w:t xml:space="preserve"> e </w:t>
       </w:r>
-      <w:hyperlink r:id="rId34">
-        <w:r>
-          <w:rPr>
-            <w:lang w:val="pt_PT" w:bidi="pt_PT"/>
-          </w:rPr>
-          <w:rPr>
-            <w:color w:val="0000EE"/>
-            <w:u w:val="single"/>
-          </w:rPr>
-          <w:t>15.12</w:t>
-        </w:r>
-      </w:hyperlink>
+      <w:r>
+        <w:rPr>
+          <w:lang w:val="pt_PT" w:bidi="pt_PT"/>
+        </w:rPr>
+        <w:t>15.12</w:t>
+      </w:r>
       <w:r>
         <w:rPr>
           <w:lang w:val="pt_PT" w:bidi="pt_PT"/>
         </w:rPr>
         <w:t xml:space="preserve">. João indica isso explicitamente nesta carta em </w:t>
       </w:r>
-      <w:hyperlink r:id="rId35">
-        <w:r>
-          <w:rPr>
-            <w:lang w:val="pt_PT" w:bidi="pt_PT"/>
-          </w:rPr>
-          <w:rPr>
-            <w:color w:val="0000EE"/>
-            <w:u w:val="single"/>
-          </w:rPr>
-          <w:t>3.23</w:t>
-        </w:r>
-      </w:hyperlink>
+      <w:r>
+        <w:rPr>
+          <w:lang w:val="pt_PT" w:bidi="pt_PT"/>
+        </w:rPr>
+        <w:t>3.23</w:t>
+      </w:r>
       <w:r>
         <w:rPr>
           <w:lang w:val="pt_PT" w:bidi="pt_PT"/>
         </w:rPr>
         <w:t xml:space="preserve"> e </w:t>
       </w:r>
-      <w:hyperlink r:id="rId36">
-        <w:r>
-          <w:rPr>
-            <w:lang w:val="pt_PT" w:bidi="pt_PT"/>
-          </w:rPr>
-          <w:rPr>
-            <w:color w:val="0000EE"/>
-            <w:u w:val="single"/>
-          </w:rPr>
-          <w:t>4.21</w:t>
-        </w:r>
-      </w:hyperlink>
+      <w:r>
+        <w:rPr>
+          <w:lang w:val="pt_PT" w:bidi="pt_PT"/>
+        </w:rPr>
+        <w:t>4.21</w:t>
+      </w:r>
       <w:r>
         <w:rPr>
           <w:lang w:val="pt_PT" w:bidi="pt_PT"/>
@@ -16477,18 +16261,12 @@
         </w:rPr>
         <w:t xml:space="preserve"> mencionado em </w:t>
       </w:r>
-      <w:hyperlink r:id="rId37">
-        <w:r>
-          <w:rPr>
-            <w:lang w:val="pt_PT" w:bidi="pt_PT"/>
-          </w:rPr>
-          <w:rPr>
-            <w:color w:val="0000EE"/>
-            <w:u w:val="single"/>
-          </w:rPr>
-          <w:t>2.7</w:t>
-        </w:r>
-      </w:hyperlink>
+      <w:r>
+        <w:rPr>
+          <w:lang w:val="pt_PT" w:bidi="pt_PT"/>
+        </w:rPr>
+        <w:t>2.7</w:t>
+      </w:r>
       <w:r>
         <w:rPr>
           <w:lang w:val="pt_PT" w:bidi="pt_PT"/>
@@ -17076,18 +16854,12 @@
         </w:rPr>
         <w:t xml:space="preserve">Como em </w:t>
       </w:r>
-      <w:hyperlink r:id="rId22">
-        <w:r>
-          <w:rPr>
-            <w:lang w:val="pt_PT" w:bidi="pt_PT"/>
-          </w:rPr>
-          <w:rPr>
-            <w:color w:val="0000EE"/>
-            <w:u w:val="single"/>
-          </w:rPr>
-          <w:t>1.5</w:t>
-        </w:r>
-      </w:hyperlink>
+      <w:r>
+        <w:rPr>
+          <w:lang w:val="pt_PT" w:bidi="pt_PT"/>
+        </w:rPr>
+        <w:t>1.5</w:t>
+      </w:r>
       <w:r>
         <w:rPr>
           <w:lang w:val="pt_PT" w:bidi="pt_PT"/>
@@ -17231,18 +17003,12 @@
         </w:rPr>
         <w:t xml:space="preserve">Quando João chama Deus de “o Deus verdadeiro” em </w:t>
       </w:r>
-      <w:hyperlink r:id="rId38">
-        <w:r>
-          <w:rPr>
-            <w:lang w:val="pt_PT" w:bidi="pt_PT"/>
-          </w:rPr>
-          <w:rPr>
-            <w:color w:val="0000EE"/>
-            <w:u w:val="single"/>
-          </w:rPr>
-          <w:t>5.20</w:t>
-        </w:r>
-      </w:hyperlink>
+      <w:r>
+        <w:rPr>
+          <w:lang w:val="pt_PT" w:bidi="pt_PT"/>
+        </w:rPr>
+        <w:t>5.20</w:t>
+      </w:r>
       <w:r>
         <w:rPr>
           <w:lang w:val="pt_PT" w:bidi="pt_PT"/>
@@ -17458,36 +17224,24 @@
         </w:rPr>
         <w:t xml:space="preserve">Como em </w:t>
       </w:r>
-      <w:hyperlink r:id="rId22">
-        <w:r>
-          <w:rPr>
-            <w:lang w:val="pt_PT" w:bidi="pt_PT"/>
-          </w:rPr>
-          <w:rPr>
-            <w:color w:val="0000EE"/>
-            <w:u w:val="single"/>
-          </w:rPr>
-          <w:t>1.5</w:t>
-        </w:r>
-      </w:hyperlink>
+      <w:r>
+        <w:rPr>
+          <w:lang w:val="pt_PT" w:bidi="pt_PT"/>
+        </w:rPr>
+        <w:t>1.5</w:t>
+      </w:r>
       <w:r>
         <w:rPr>
           <w:lang w:val="pt_PT" w:bidi="pt_PT"/>
         </w:rPr>
         <w:t xml:space="preserve"> e </w:t>
       </w:r>
-      <w:hyperlink r:id="rId39">
-        <w:r>
-          <w:rPr>
-            <w:lang w:val="pt_PT" w:bidi="pt_PT"/>
-          </w:rPr>
-          <w:rPr>
-            <w:color w:val="0000EE"/>
-            <w:u w:val="single"/>
-          </w:rPr>
-          <w:t>2.8</w:t>
-        </w:r>
-      </w:hyperlink>
+      <w:r>
+        <w:rPr>
+          <w:lang w:val="pt_PT" w:bidi="pt_PT"/>
+        </w:rPr>
+        <w:t>2.8</w:t>
+      </w:r>
       <w:r>
         <w:rPr>
           <w:lang w:val="pt_PT" w:bidi="pt_PT"/>
@@ -18049,18 +17803,12 @@
         </w:rPr>
         <w:t xml:space="preserve">Como em </w:t>
       </w:r>
-      <w:hyperlink r:id="rId22">
-        <w:r>
-          <w:rPr>
-            <w:lang w:val="pt_PT" w:bidi="pt_PT"/>
-          </w:rPr>
-          <w:rPr>
-            <w:color w:val="0000EE"/>
-            <w:u w:val="single"/>
-          </w:rPr>
-          <w:t>1.5</w:t>
-        </w:r>
-      </w:hyperlink>
+      <w:r>
+        <w:rPr>
+          <w:lang w:val="pt_PT" w:bidi="pt_PT"/>
+        </w:rPr>
+        <w:t>1.5</w:t>
+      </w:r>
       <w:r>
         <w:rPr>
           <w:lang w:val="pt_PT" w:bidi="pt_PT"/>
@@ -18289,18 +18037,12 @@
         </w:rPr>
         <w:t xml:space="preserve">" em </w:t>
       </w:r>
-      <w:hyperlink r:id="rId40">
-        <w:r>
-          <w:rPr>
-            <w:lang w:val="pt_PT" w:bidi="pt_PT"/>
-          </w:rPr>
-          <w:rPr>
-            <w:color w:val="0000EE"/>
-            <w:u w:val="single"/>
-          </w:rPr>
-          <w:t>2.9</w:t>
-        </w:r>
-      </w:hyperlink>
+      <w:r>
+        <w:rPr>
+          <w:lang w:val="pt_PT" w:bidi="pt_PT"/>
+        </w:rPr>
+        <w:t>2.9</w:t>
+      </w:r>
       <w:r>
         <w:rPr>
           <w:lang w:val="pt_PT" w:bidi="pt_PT"/>
@@ -18875,18 +18617,12 @@
         </w:rPr>
         <w:t xml:space="preserve"> ou dentro de uma pessoa porque representa o ódio por um irmão de fé que ele descreve em </w:t>
       </w:r>
-      <w:hyperlink r:id="rId40">
-        <w:r>
-          <w:rPr>
-            <w:lang w:val="pt_PT" w:bidi="pt_PT"/>
-          </w:rPr>
-          <w:rPr>
-            <w:color w:val="0000EE"/>
-            <w:u w:val="single"/>
-          </w:rPr>
-          <w:t>2.9</w:t>
-        </w:r>
-      </w:hyperlink>
+      <w:r>
+        <w:rPr>
+          <w:lang w:val="pt_PT" w:bidi="pt_PT"/>
+        </w:rPr>
+        <w:t>2.9</w:t>
+      </w:r>
       <w:r>
         <w:rPr>
           <w:lang w:val="pt_PT" w:bidi="pt_PT"/>
@@ -19004,18 +18740,12 @@
         </w:rPr>
         <w:t xml:space="preserve">" em </w:t>
       </w:r>
-      <w:hyperlink r:id="rId40">
-        <w:r>
-          <w:rPr>
-            <w:lang w:val="pt_PT" w:bidi="pt_PT"/>
-          </w:rPr>
-          <w:rPr>
-            <w:color w:val="0000EE"/>
-            <w:u w:val="single"/>
-          </w:rPr>
-          <w:t>2.9</w:t>
-        </w:r>
-      </w:hyperlink>
+      <w:r>
+        <w:rPr>
+          <w:lang w:val="pt_PT" w:bidi="pt_PT"/>
+        </w:rPr>
+        <w:t>2.9</w:t>
+      </w:r>
       <w:r>
         <w:rPr>
           <w:lang w:val="pt_PT" w:bidi="pt_PT"/>
@@ -19218,18 +18948,12 @@
         </w:rPr>
         <w:t xml:space="preserve">Como em </w:t>
       </w:r>
-      <w:hyperlink r:id="rId22">
-        <w:r>
-          <w:rPr>
-            <w:lang w:val="pt_PT" w:bidi="pt_PT"/>
-          </w:rPr>
-          <w:rPr>
-            <w:color w:val="0000EE"/>
-            <w:u w:val="single"/>
-          </w:rPr>
-          <w:t>1.5</w:t>
-        </w:r>
-      </w:hyperlink>
+      <w:r>
+        <w:rPr>
+          <w:lang w:val="pt_PT" w:bidi="pt_PT"/>
+        </w:rPr>
+        <w:t>1.5</w:t>
+      </w:r>
       <w:r>
         <w:rPr>
           <w:lang w:val="pt_PT" w:bidi="pt_PT"/>
@@ -19765,54 +19489,36 @@
         </w:rPr>
         <w:t xml:space="preserve">" aqui pode se referir a: (1) todos os crentes a quem João está escrevendo. Esta é a maneira como ele usa este termo em </w:t>
       </w:r>
-      <w:hyperlink r:id="rId41">
-        <w:r>
-          <w:rPr>
-            <w:lang w:val="pt_PT" w:bidi="pt_PT"/>
-          </w:rPr>
-          <w:rPr>
-            <w:color w:val="0000EE"/>
-            <w:u w:val="single"/>
-          </w:rPr>
-          <w:t>2.1</w:t>
-        </w:r>
-      </w:hyperlink>
+      <w:r>
+        <w:rPr>
+          <w:lang w:val="pt_PT" w:bidi="pt_PT"/>
+        </w:rPr>
+        <w:t>2.1</w:t>
+      </w:r>
       <w:r>
         <w:rPr>
           <w:lang w:val="pt_PT" w:bidi="pt_PT"/>
         </w:rPr>
         <w:t xml:space="preserve"> e em vários outros lugares nesta carta. Veja a explicação disso em duas das notas de </w:t>
       </w:r>
-      <w:hyperlink r:id="rId41">
-        <w:r>
-          <w:rPr>
-            <w:lang w:val="pt_PT" w:bidi="pt_PT"/>
-          </w:rPr>
-          <w:rPr>
-            <w:color w:val="0000EE"/>
-            <w:u w:val="single"/>
-          </w:rPr>
-          <w:t>2.1</w:t>
-        </w:r>
-      </w:hyperlink>
+      <w:r>
+        <w:rPr>
+          <w:lang w:val="pt_PT" w:bidi="pt_PT"/>
+        </w:rPr>
+        <w:t>2.1</w:t>
+      </w:r>
       <w:r>
         <w:rPr>
           <w:lang w:val="pt_PT" w:bidi="pt_PT"/>
         </w:rPr>
         <w:t xml:space="preserve">. Se esse for o sentido, então João divide os crentes em apenas dois grupos nos versículos 12–14, os mais velhos e os mais jovens. Veja a NTLH; ou pode se referir a: (2) apenas alguns dos crentes. Nesse caso, João está se dirigindo aos crentes em três grupos diferentes nos versículos 12–14, e este grupo representaria novos crentes, ou seja, aqueles que recentemente colocaram sua fé em Jesus para o perdão de seus pecados. Isso também se aplicaria ao termo semelhante em </w:t>
       </w:r>
-      <w:hyperlink r:id="rId14">
-        <w:r>
-          <w:rPr>
-            <w:lang w:val="pt_PT" w:bidi="pt_PT"/>
-          </w:rPr>
-          <w:rPr>
-            <w:color w:val="0000EE"/>
-            <w:u w:val="single"/>
-          </w:rPr>
-          <w:t>2.14</w:t>
-        </w:r>
-      </w:hyperlink>
+      <w:r>
+        <w:rPr>
+          <w:lang w:val="pt_PT" w:bidi="pt_PT"/>
+        </w:rPr>
+        <w:t>2.14</w:t>
+      </w:r>
       <w:r>
         <w:rPr>
           <w:lang w:val="pt_PT" w:bidi="pt_PT"/>
@@ -20498,18 +20204,12 @@
         </w:rPr>
         <w:t xml:space="preserve">. Como no uso de segundo em </w:t>
       </w:r>
-      <w:hyperlink r:id="rId42">
-        <w:r>
-          <w:rPr>
-            <w:lang w:val="pt_PT" w:bidi="pt_PT"/>
-          </w:rPr>
-          <w:rPr>
-            <w:color w:val="0000EE"/>
-            <w:u w:val="single"/>
-          </w:rPr>
-          <w:t>2.4</w:t>
-        </w:r>
-      </w:hyperlink>
+      <w:r>
+        <w:rPr>
+          <w:lang w:val="pt_PT" w:bidi="pt_PT"/>
+        </w:rPr>
+        <w:t>2.4</w:t>
+      </w:r>
       <w:r>
         <w:rPr>
           <w:lang w:val="pt_PT" w:bidi="pt_PT"/>
@@ -21332,36 +21032,24 @@
         </w:rPr>
         <w:t xml:space="preserve">Esta frase é semelhante à frase em </w:t>
       </w:r>
-      <w:hyperlink r:id="rId43">
-        <w:r>
-          <w:rPr>
-            <w:lang w:val="pt_PT" w:bidi="pt_PT"/>
-          </w:rPr>
-          <w:rPr>
-            <w:color w:val="0000EE"/>
-            <w:u w:val="single"/>
-          </w:rPr>
-          <w:t>2.12</w:t>
-        </w:r>
-      </w:hyperlink>
+      <w:r>
+        <w:rPr>
+          <w:lang w:val="pt_PT" w:bidi="pt_PT"/>
+        </w:rPr>
+        <w:t>2.12</w:t>
+      </w:r>
       <w:r>
         <w:rPr>
           <w:lang w:val="pt_PT" w:bidi="pt_PT"/>
         </w:rPr>
         <w:t xml:space="preserve">. As duas próximas frases neste versículo significam basicamente a mesma coisa que as duas frases em </w:t>
       </w:r>
-      <w:hyperlink r:id="rId44">
-        <w:r>
-          <w:rPr>
-            <w:lang w:val="pt_PT" w:bidi="pt_PT"/>
-          </w:rPr>
-          <w:rPr>
-            <w:color w:val="0000EE"/>
-            <w:u w:val="single"/>
-          </w:rPr>
-          <w:t>2.13</w:t>
-        </w:r>
-      </w:hyperlink>
+      <w:r>
+        <w:rPr>
+          <w:lang w:val="pt_PT" w:bidi="pt_PT"/>
+        </w:rPr>
+        <w:t>2.13</w:t>
+      </w:r>
       <w:r>
         <w:rPr>
           <w:lang w:val="pt_PT" w:bidi="pt_PT"/>
@@ -21479,18 +21167,12 @@
         </w:rPr>
         <w:t xml:space="preserve"> provavelmente tem o mesmo significado figurativo aqui como em </w:t>
       </w:r>
-      <w:hyperlink r:id="rId44">
-        <w:r>
-          <w:rPr>
-            <w:lang w:val="pt_PT" w:bidi="pt_PT"/>
-          </w:rPr>
-          <w:rPr>
-            <w:color w:val="0000EE"/>
-            <w:u w:val="single"/>
-          </w:rPr>
-          <w:t>2.13</w:t>
-        </w:r>
-      </w:hyperlink>
+      <w:r>
+        <w:rPr>
+          <w:lang w:val="pt_PT" w:bidi="pt_PT"/>
+        </w:rPr>
+        <w:t>2.13</w:t>
+      </w:r>
       <w:r>
         <w:rPr>
           <w:lang w:val="pt_PT" w:bidi="pt_PT"/>
@@ -22398,18 +22080,12 @@
         </w:rPr>
         <w:t xml:space="preserve">Em algumas Bíblias, esta frase aparece no final de </w:t>
       </w:r>
-      <w:hyperlink r:id="rId44">
-        <w:r>
-          <w:rPr>
-            <w:lang w:val="pt_PT" w:bidi="pt_PT"/>
-          </w:rPr>
-          <w:rPr>
-            <w:color w:val="0000EE"/>
-            <w:u w:val="single"/>
-          </w:rPr>
-          <w:t>2.13</w:t>
-        </w:r>
-      </w:hyperlink>
+      <w:r>
+        <w:rPr>
+          <w:lang w:val="pt_PT" w:bidi="pt_PT"/>
+        </w:rPr>
+        <w:t>2.13</w:t>
+      </w:r>
       <w:r>
         <w:rPr>
           <w:lang w:val="pt_PT" w:bidi="pt_PT"/>
@@ -22540,18 +22216,12 @@
         </w:rPr>
         <w:t xml:space="preserve">", João está se expressando de forma ligeiramente diferente do que em </w:t>
       </w:r>
-      <w:hyperlink r:id="rId45">
-        <w:r>
-          <w:rPr>
-            <w:lang w:val="pt_PT" w:bidi="pt_PT"/>
-          </w:rPr>
-          <w:rPr>
-            <w:color w:val="0000EE"/>
-            <w:u w:val="single"/>
-          </w:rPr>
-          <w:t>2.12,13</w:t>
-        </w:r>
-      </w:hyperlink>
+      <w:r>
+        <w:rPr>
+          <w:lang w:val="pt_PT" w:bidi="pt_PT"/>
+        </w:rPr>
+        <w:t>2.12,13</w:t>
+      </w:r>
       <w:r>
         <w:rPr>
           <w:lang w:val="pt_PT" w:bidi="pt_PT"/>
@@ -22669,18 +22339,12 @@
         </w:rPr>
         <w:t xml:space="preserve"> seja um termo diferente de "criancinhas" em </w:t>
       </w:r>
-      <w:hyperlink r:id="rId43">
-        <w:r>
-          <w:rPr>
-            <w:lang w:val="pt_PT" w:bidi="pt_PT"/>
-          </w:rPr>
-          <w:rPr>
-            <w:color w:val="0000EE"/>
-            <w:u w:val="single"/>
-          </w:rPr>
-          <w:t>2.12</w:t>
-        </w:r>
-      </w:hyperlink>
+      <w:r>
+        <w:rPr>
+          <w:lang w:val="pt_PT" w:bidi="pt_PT"/>
+        </w:rPr>
+        <w:t>2.12</w:t>
+      </w:r>
       <w:r>
         <w:rPr>
           <w:lang w:val="pt_PT" w:bidi="pt_PT"/>
@@ -22785,18 +22449,12 @@
         </w:rPr>
         <w:t xml:space="preserve">Como em </w:t>
       </w:r>
-      <w:hyperlink r:id="rId42">
-        <w:r>
-          <w:rPr>
-            <w:lang w:val="pt_PT" w:bidi="pt_PT"/>
-          </w:rPr>
-          <w:rPr>
-            <w:color w:val="0000EE"/>
-            <w:u w:val="single"/>
-          </w:rPr>
-          <w:t>2.4</w:t>
-        </w:r>
-      </w:hyperlink>
+      <w:r>
+        <w:rPr>
+          <w:lang w:val="pt_PT" w:bidi="pt_PT"/>
+        </w:rPr>
+        <w:t>2.4</w:t>
+      </w:r>
       <w:r>
         <w:rPr>
           <w:lang w:val="pt_PT" w:bidi="pt_PT"/>
@@ -22816,18 +22474,12 @@
         </w:rPr>
         <w:t xml:space="preserve"> em um sentido específico. Veja como você a traduziu lá e em </w:t>
       </w:r>
-      <w:hyperlink r:id="rId44">
-        <w:r>
-          <w:rPr>
-            <w:lang w:val="pt_PT" w:bidi="pt_PT"/>
-          </w:rPr>
-          <w:rPr>
-            <w:color w:val="0000EE"/>
-            <w:u w:val="single"/>
-          </w:rPr>
-          <w:t>2.13</w:t>
-        </w:r>
-      </w:hyperlink>
+      <w:r>
+        <w:rPr>
+          <w:lang w:val="pt_PT" w:bidi="pt_PT"/>
+        </w:rPr>
+        <w:t>2.13</w:t>
+      </w:r>
       <w:r>
         <w:rPr>
           <w:lang w:val="pt_PT" w:bidi="pt_PT"/>
@@ -23050,18 +22702,12 @@
         </w:rPr>
         <w:t xml:space="preserve"> provavelmente tem o mesmo significado figurativo que em </w:t>
       </w:r>
-      <w:hyperlink r:id="rId44">
-        <w:r>
-          <w:rPr>
-            <w:lang w:val="pt_PT" w:bidi="pt_PT"/>
-          </w:rPr>
-          <w:rPr>
-            <w:color w:val="0000EE"/>
-            <w:u w:val="single"/>
-          </w:rPr>
-          <w:t>2.13</w:t>
-        </w:r>
-      </w:hyperlink>
+      <w:r>
+        <w:rPr>
+          <w:lang w:val="pt_PT" w:bidi="pt_PT"/>
+        </w:rPr>
+        <w:t>2.13</w:t>
+      </w:r>
       <w:r>
         <w:rPr>
           <w:lang w:val="pt_PT" w:bidi="pt_PT"/>
@@ -23166,36 +22812,24 @@
         </w:rPr>
         <w:t xml:space="preserve">Como em </w:t>
       </w:r>
-      <w:hyperlink r:id="rId42">
-        <w:r>
-          <w:rPr>
-            <w:lang w:val="pt_PT" w:bidi="pt_PT"/>
-          </w:rPr>
-          <w:rPr>
-            <w:color w:val="0000EE"/>
-            <w:u w:val="single"/>
-          </w:rPr>
-          <w:t>2.4</w:t>
-        </w:r>
-      </w:hyperlink>
+      <w:r>
+        <w:rPr>
+          <w:lang w:val="pt_PT" w:bidi="pt_PT"/>
+        </w:rPr>
+        <w:t>2.4</w:t>
+      </w:r>
       <w:r>
         <w:rPr>
           <w:lang w:val="pt_PT" w:bidi="pt_PT"/>
         </w:rPr>
         <w:t xml:space="preserve">, </w:t>
       </w:r>
-      <w:hyperlink r:id="rId44">
-        <w:r>
-          <w:rPr>
-            <w:lang w:val="pt_PT" w:bidi="pt_PT"/>
-          </w:rPr>
-          <w:rPr>
-            <w:color w:val="0000EE"/>
-            <w:u w:val="single"/>
-          </w:rPr>
-          <w:t>2.13</w:t>
-        </w:r>
-      </w:hyperlink>
+      <w:r>
+        <w:rPr>
+          <w:lang w:val="pt_PT" w:bidi="pt_PT"/>
+        </w:rPr>
+        <w:t>2.13</w:t>
+      </w:r>
       <w:r>
         <w:rPr>
           <w:lang w:val="pt_PT" w:bidi="pt_PT"/>
@@ -23339,18 +22973,12 @@
         </w:rPr>
         <w:t xml:space="preserve">" de várias maneiras nesta carta. Aqui, ela descreve Jesus ou possivelmente Deus Pai. João refere-se a Jesus com essas mesmas palavras no início desta carta, em </w:t>
       </w:r>
-      <w:hyperlink r:id="rId44">
-        <w:r>
-          <w:rPr>
-            <w:lang w:val="pt_PT" w:bidi="pt_PT"/>
-          </w:rPr>
-          <w:rPr>
-            <w:color w:val="0000EE"/>
-            <w:u w:val="single"/>
-          </w:rPr>
-          <w:t>2.13</w:t>
-        </w:r>
-      </w:hyperlink>
+      <w:r>
+        <w:rPr>
+          <w:lang w:val="pt_PT" w:bidi="pt_PT"/>
+        </w:rPr>
+        <w:t>2.13</w:t>
+      </w:r>
       <w:r>
         <w:rPr>
           <w:lang w:val="pt_PT" w:bidi="pt_PT"/>
@@ -24213,18 +23841,12 @@
         </w:rPr>
         <w:t xml:space="preserve">Veja como você traduziu a expressão semelhante em </w:t>
       </w:r>
-      <w:hyperlink r:id="rId46">
-        <w:r>
-          <w:rPr>
-            <w:lang w:val="pt_PT" w:bidi="pt_PT"/>
-          </w:rPr>
-          <w:rPr>
-            <w:color w:val="0000EE"/>
-            <w:u w:val="single"/>
-          </w:rPr>
-          <w:t>2.15</w:t>
-        </w:r>
-      </w:hyperlink>
+      <w:r>
+        <w:rPr>
+          <w:lang w:val="pt_PT" w:bidi="pt_PT"/>
+        </w:rPr>
+        <w:t>2.15</w:t>
+      </w:r>
       <w:r>
         <w:rPr>
           <w:lang w:val="pt_PT" w:bidi="pt_PT"/>
@@ -24603,18 +24225,12 @@
         </w:rPr>
         <w:t xml:space="preserve"> em um de seus sentidos específicos, para significar “bens”, como em </w:t>
       </w:r>
-      <w:hyperlink r:id="rId47">
-        <w:r>
-          <w:rPr>
-            <w:lang w:val="pt_PT" w:bidi="pt_PT"/>
-          </w:rPr>
-          <w:rPr>
-            <w:color w:val="0000EE"/>
-            <w:u w:val="single"/>
-          </w:rPr>
-          <w:t>3.17</w:t>
-        </w:r>
-      </w:hyperlink>
+      <w:r>
+        <w:rPr>
+          <w:lang w:val="pt_PT" w:bidi="pt_PT"/>
+        </w:rPr>
+        <w:t>3.17</w:t>
+      </w:r>
       <w:r>
         <w:rPr>
           <w:lang w:val="pt_PT" w:bidi="pt_PT"/>
@@ -24732,18 +24348,12 @@
         </w:rPr>
         <w:t xml:space="preserve"> em </w:t>
       </w:r>
-      <w:hyperlink r:id="rId46">
-        <w:r>
-          <w:rPr>
-            <w:lang w:val="pt_PT" w:bidi="pt_PT"/>
-          </w:rPr>
-          <w:rPr>
-            <w:color w:val="0000EE"/>
-            <w:u w:val="single"/>
-          </w:rPr>
-          <w:t>2.15</w:t>
-        </w:r>
-      </w:hyperlink>
+      <w:r>
+        <w:rPr>
+          <w:lang w:val="pt_PT" w:bidi="pt_PT"/>
+        </w:rPr>
+        <w:t>2.15</w:t>
+      </w:r>
       <w:r>
         <w:rPr>
           <w:lang w:val="pt_PT" w:bidi="pt_PT"/>
@@ -24966,18 +24576,12 @@
         </w:rPr>
         <w:t xml:space="preserve"> em </w:t>
       </w:r>
-      <w:hyperlink r:id="rId46">
-        <w:r>
-          <w:rPr>
-            <w:lang w:val="pt_PT" w:bidi="pt_PT"/>
-          </w:rPr>
-          <w:rPr>
-            <w:color w:val="0000EE"/>
-            <w:u w:val="single"/>
-          </w:rPr>
-          <w:t>2.15</w:t>
-        </w:r>
-      </w:hyperlink>
+      <w:r>
+        <w:rPr>
+          <w:lang w:val="pt_PT" w:bidi="pt_PT"/>
+        </w:rPr>
+        <w:t>2.15</w:t>
+      </w:r>
       <w:r>
         <w:rPr>
           <w:lang w:val="pt_PT" w:bidi="pt_PT"/>
@@ -25480,18 +25084,12 @@
         </w:rPr>
         <w:t xml:space="preserve"> que ele descreveu em </w:t>
       </w:r>
-      <w:hyperlink r:id="rId48">
-        <w:r>
-          <w:rPr>
-            <w:lang w:val="pt_PT" w:bidi="pt_PT"/>
-          </w:rPr>
-          <w:rPr>
-            <w:color w:val="0000EE"/>
-            <w:u w:val="single"/>
-          </w:rPr>
-          <w:t>2.16</w:t>
-        </w:r>
-      </w:hyperlink>
+      <w:r>
+        <w:rPr>
+          <w:lang w:val="pt_PT" w:bidi="pt_PT"/>
+        </w:rPr>
+        <w:t>2.16</w:t>
+      </w:r>
       <w:r>
         <w:rPr>
           <w:lang w:val="pt_PT" w:bidi="pt_PT"/>
@@ -25902,54 +25500,36 @@
         </w:rPr>
         <w:t xml:space="preserve"> é o mesmo termo que João usou em </w:t>
       </w:r>
-      <w:hyperlink r:id="rId14">
-        <w:r>
-          <w:rPr>
-            <w:lang w:val="pt_PT" w:bidi="pt_PT"/>
-          </w:rPr>
-          <w:rPr>
-            <w:color w:val="0000EE"/>
-            <w:u w:val="single"/>
-          </w:rPr>
-          <w:t>2.14</w:t>
-        </w:r>
-      </w:hyperlink>
+      <w:r>
+        <w:rPr>
+          <w:lang w:val="pt_PT" w:bidi="pt_PT"/>
+        </w:rPr>
+        <w:t>2.14</w:t>
+      </w:r>
       <w:r>
         <w:rPr>
           <w:lang w:val="pt_PT" w:bidi="pt_PT"/>
         </w:rPr>
         <w:t xml:space="preserve">, que parece ser uma variação estilística do termo que ele usa em </w:t>
       </w:r>
-      <w:hyperlink r:id="rId41">
-        <w:r>
-          <w:rPr>
-            <w:lang w:val="pt_PT" w:bidi="pt_PT"/>
-          </w:rPr>
-          <w:rPr>
-            <w:color w:val="0000EE"/>
-            <w:u w:val="single"/>
-          </w:rPr>
-          <w:t>2.1</w:t>
-        </w:r>
-      </w:hyperlink>
+      <w:r>
+        <w:rPr>
+          <w:lang w:val="pt_PT" w:bidi="pt_PT"/>
+        </w:rPr>
+        <w:t>2.1</w:t>
+      </w:r>
       <w:r>
         <w:rPr>
           <w:lang w:val="pt_PT" w:bidi="pt_PT"/>
         </w:rPr>
         <w:t xml:space="preserve"> e </w:t>
       </w:r>
-      <w:hyperlink r:id="rId43">
-        <w:r>
-          <w:rPr>
-            <w:lang w:val="pt_PT" w:bidi="pt_PT"/>
-          </w:rPr>
-          <w:rPr>
-            <w:color w:val="0000EE"/>
-            <w:u w:val="single"/>
-          </w:rPr>
-          <w:t>2.12</w:t>
-        </w:r>
-      </w:hyperlink>
+      <w:r>
+        <w:rPr>
+          <w:lang w:val="pt_PT" w:bidi="pt_PT"/>
+        </w:rPr>
+        <w:t>2.12</w:t>
+      </w:r>
       <w:r>
         <w:rPr>
           <w:lang w:val="pt_PT" w:bidi="pt_PT"/>
@@ -27490,36 +27070,24 @@
         </w:rPr>
         <w:t xml:space="preserve">" para se referir ao Espírito Santo. Assim como as pessoas derramavam óleo sobre reis e sacerdotes para separá-los para o serviço a Deus, Deus dá o Espírito Santo aos crentes para separá-los e equipá-los para servir a Deus. João diz especificamente em </w:t>
       </w:r>
-      <w:hyperlink r:id="rId49">
-        <w:r>
-          <w:rPr>
-            <w:lang w:val="pt_PT" w:bidi="pt_PT"/>
-          </w:rPr>
-          <w:rPr>
-            <w:color w:val="0000EE"/>
-            <w:u w:val="single"/>
-          </w:rPr>
-          <w:t>3.24</w:t>
-        </w:r>
-      </w:hyperlink>
+      <w:r>
+        <w:rPr>
+          <w:lang w:val="pt_PT" w:bidi="pt_PT"/>
+        </w:rPr>
+        <w:t>3.24</w:t>
+      </w:r>
       <w:r>
         <w:rPr>
           <w:lang w:val="pt_PT" w:bidi="pt_PT"/>
         </w:rPr>
         <w:t xml:space="preserve"> e </w:t>
       </w:r>
-      <w:hyperlink r:id="rId50">
-        <w:r>
-          <w:rPr>
-            <w:lang w:val="pt_PT" w:bidi="pt_PT"/>
-          </w:rPr>
-          <w:rPr>
-            <w:color w:val="0000EE"/>
-            <w:u w:val="single"/>
-          </w:rPr>
-          <w:t>4.13</w:t>
-        </w:r>
-      </w:hyperlink>
+      <w:r>
+        <w:rPr>
+          <w:lang w:val="pt_PT" w:bidi="pt_PT"/>
+        </w:rPr>
+        <w:t>4.13</w:t>
+      </w:r>
       <w:r>
         <w:rPr>
           <w:lang w:val="pt_PT" w:bidi="pt_PT"/>
@@ -29034,18 +28602,12 @@
         </w:rPr>
         <w:t xml:space="preserve">" em </w:t>
       </w:r>
-      <w:hyperlink r:id="rId26">
-        <w:r>
-          <w:rPr>
-            <w:lang w:val="pt_PT" w:bidi="pt_PT"/>
-          </w:rPr>
-          <w:rPr>
-            <w:color w:val="0000EE"/>
-            <w:u w:val="single"/>
-          </w:rPr>
-          <w:t>2.18</w:t>
-        </w:r>
-      </w:hyperlink>
+      <w:r>
+        <w:rPr>
+          <w:lang w:val="pt_PT" w:bidi="pt_PT"/>
+        </w:rPr>
+        <w:t>2.18</w:t>
+      </w:r>
       <w:r>
         <w:rPr>
           <w:lang w:val="pt_PT" w:bidi="pt_PT"/>
@@ -30451,18 +30013,12 @@
         </w:rPr>
         <w:t xml:space="preserve">. Consulte a discussão sobre o termo “permanecer” na Parte 3 da Introdução a 1 João. Neste caso, parece ter o mesmo significado que em </w:t>
       </w:r>
-      <w:hyperlink r:id="rId13">
-        <w:r>
-          <w:rPr>
-            <w:lang w:val="pt_PT" w:bidi="pt_PT"/>
-          </w:rPr>
-          <w:rPr>
-            <w:color w:val="0000EE"/>
-            <w:u w:val="single"/>
-          </w:rPr>
-          <w:t>2.6</w:t>
-        </w:r>
-      </w:hyperlink>
+      <w:r>
+        <w:rPr>
+          <w:lang w:val="pt_PT" w:bidi="pt_PT"/>
+        </w:rPr>
+        <w:t>2.6</w:t>
+      </w:r>
       <w:r>
         <w:rPr>
           <w:lang w:val="pt_PT" w:bidi="pt_PT"/>
@@ -30822,18 +30378,12 @@
         </w:rPr>
         <w:t xml:space="preserve">" poderia se referir neste contexto tanto a Jesus quanto a Deus Pai. No entanto, parece mais provável que se refira a Jesus, já que João acabou de falar em </w:t>
       </w:r>
-      <w:hyperlink r:id="rId51">
-        <w:r>
-          <w:rPr>
-            <w:lang w:val="pt_PT" w:bidi="pt_PT"/>
-          </w:rPr>
-          <w:rPr>
-            <w:color w:val="0000EE"/>
-            <w:u w:val="single"/>
-          </w:rPr>
-          <w:t>2.22,23</w:t>
-        </w:r>
-      </w:hyperlink>
+      <w:r>
+        <w:rPr>
+          <w:lang w:val="pt_PT" w:bidi="pt_PT"/>
+        </w:rPr>
+        <w:t>2.22,23</w:t>
+      </w:r>
       <w:r>
         <w:rPr>
           <w:lang w:val="pt_PT" w:bidi="pt_PT"/>
@@ -30853,36 +30403,24 @@
         </w:rPr>
         <w:t xml:space="preserve">" a todos que acreditassem nele. Veja, por exemplo, o Evangelho de João </w:t>
       </w:r>
-      <w:hyperlink r:id="rId52">
-        <w:r>
-          <w:rPr>
-            <w:lang w:val="pt_PT" w:bidi="pt_PT"/>
-          </w:rPr>
-          <w:rPr>
-            <w:color w:val="0000EE"/>
-            <w:u w:val="single"/>
-          </w:rPr>
-          <w:t>3.36</w:t>
-        </w:r>
-      </w:hyperlink>
+      <w:r>
+        <w:rPr>
+          <w:lang w:val="pt_PT" w:bidi="pt_PT"/>
+        </w:rPr>
+        <w:t>3.36</w:t>
+      </w:r>
       <w:r>
         <w:rPr>
           <w:lang w:val="pt_PT" w:bidi="pt_PT"/>
         </w:rPr>
         <w:t xml:space="preserve"> e </w:t>
       </w:r>
-      <w:hyperlink r:id="rId53">
-        <w:r>
-          <w:rPr>
-            <w:lang w:val="pt_PT" w:bidi="pt_PT"/>
-          </w:rPr>
-          <w:rPr>
-            <w:color w:val="0000EE"/>
-            <w:u w:val="single"/>
-          </w:rPr>
-          <w:t>6.47</w:t>
-        </w:r>
-      </w:hyperlink>
+      <w:r>
+        <w:rPr>
+          <w:lang w:val="pt_PT" w:bidi="pt_PT"/>
+        </w:rPr>
+        <w:t>6.47</w:t>
+      </w:r>
       <w:r>
         <w:rPr>
           <w:lang w:val="pt_PT" w:bidi="pt_PT"/>
@@ -31359,18 +30897,12 @@
         </w:rPr>
         <w:t xml:space="preserve">Aqui, João reafirma a ênfase que ele começou em </w:t>
       </w:r>
-      <w:hyperlink r:id="rId54">
-        <w:r>
-          <w:rPr>
-            <w:lang w:val="pt_PT" w:bidi="pt_PT"/>
-          </w:rPr>
-          <w:rPr>
-            <w:color w:val="0000EE"/>
-            <w:u w:val="single"/>
-          </w:rPr>
-          <w:t>2.24</w:t>
-        </w:r>
-      </w:hyperlink>
+      <w:r>
+        <w:rPr>
+          <w:lang w:val="pt_PT" w:bidi="pt_PT"/>
+        </w:rPr>
+        <w:t>2.24</w:t>
+      </w:r>
       <w:r>
         <w:rPr>
           <w:lang w:val="pt_PT" w:bidi="pt_PT"/>
@@ -31612,18 +31144,12 @@
         </w:rPr>
         <w:t xml:space="preserve">" em </w:t>
       </w:r>
-      <w:hyperlink r:id="rId28">
-        <w:r>
-          <w:rPr>
-            <w:lang w:val="pt_PT" w:bidi="pt_PT"/>
-          </w:rPr>
-          <w:rPr>
-            <w:color w:val="0000EE"/>
-            <w:u w:val="single"/>
-          </w:rPr>
-          <w:t>2.20</w:t>
-        </w:r>
-      </w:hyperlink>
+      <w:r>
+        <w:rPr>
+          <w:lang w:val="pt_PT" w:bidi="pt_PT"/>
+        </w:rPr>
+        <w:t>2.20</w:t>
+      </w:r>
       <w:r>
         <w:rPr>
           <w:lang w:val="pt_PT" w:bidi="pt_PT"/>
@@ -31741,18 +31267,12 @@
         </w:rPr>
         <w:t xml:space="preserve">. Assim como o pronome “ele” em </w:t>
       </w:r>
-      <w:hyperlink r:id="rId55">
-        <w:r>
-          <w:rPr>
-            <w:lang w:val="pt_PT" w:bidi="pt_PT"/>
-          </w:rPr>
-          <w:rPr>
-            <w:color w:val="0000EE"/>
-            <w:u w:val="single"/>
-          </w:rPr>
-          <w:t>2.25</w:t>
-        </w:r>
-      </w:hyperlink>
+      <w:r>
+        <w:rPr>
+          <w:lang w:val="pt_PT" w:bidi="pt_PT"/>
+        </w:rPr>
+        <w:t>2.25</w:t>
+      </w:r>
       <w:r>
         <w:rPr>
           <w:lang w:val="pt_PT" w:bidi="pt_PT"/>
@@ -32462,18 +31982,12 @@
         </w:rPr>
         <w:t xml:space="preserve">. Consulte a discussão sobre o termo “permanecer” na Parte 3 da Introdução a 1 João. Neste caso, parece ter o mesmo significado que em </w:t>
       </w:r>
-      <w:hyperlink r:id="rId13">
-        <w:r>
-          <w:rPr>
-            <w:lang w:val="pt_PT" w:bidi="pt_PT"/>
-          </w:rPr>
-          <w:rPr>
-            <w:color w:val="0000EE"/>
-            <w:u w:val="single"/>
-          </w:rPr>
-          <w:t>2.6</w:t>
-        </w:r>
-      </w:hyperlink>
+      <w:r>
+        <w:rPr>
+          <w:lang w:val="pt_PT" w:bidi="pt_PT"/>
+        </w:rPr>
+        <w:t>2.6</w:t>
+      </w:r>
       <w:r>
         <w:rPr>
           <w:lang w:val="pt_PT" w:bidi="pt_PT"/>
@@ -32890,18 +32404,12 @@
         </w:rPr>
         <w:t xml:space="preserve">" em </w:t>
       </w:r>
-      <w:hyperlink r:id="rId41">
-        <w:r>
-          <w:rPr>
-            <w:lang w:val="pt_PT" w:bidi="pt_PT"/>
-          </w:rPr>
-          <w:rPr>
-            <w:color w:val="0000EE"/>
-            <w:u w:val="single"/>
-          </w:rPr>
-          <w:t>2.1</w:t>
-        </w:r>
-      </w:hyperlink>
+      <w:r>
+        <w:rPr>
+          <w:lang w:val="pt_PT" w:bidi="pt_PT"/>
+        </w:rPr>
+        <w:t>2.1</w:t>
+      </w:r>
       <w:r>
         <w:rPr>
           <w:lang w:val="pt_PT" w:bidi="pt_PT"/>
@@ -33019,18 +32527,12 @@
         </w:rPr>
         <w:t xml:space="preserve">. Veja a discussão sobre o termo “permanecer” na Parte 3 da Introdução a 1 João. Neste caso, João parece estar usando a expressão da mesma forma que a utilizou em </w:t>
       </w:r>
-      <w:hyperlink r:id="rId56">
-        <w:r>
-          <w:rPr>
-            <w:lang w:val="pt_PT" w:bidi="pt_PT"/>
-          </w:rPr>
-          <w:rPr>
-            <w:color w:val="0000EE"/>
-            <w:u w:val="single"/>
-          </w:rPr>
-          <w:t>2.27</w:t>
-        </w:r>
-      </w:hyperlink>
+      <w:r>
+        <w:rPr>
+          <w:lang w:val="pt_PT" w:bidi="pt_PT"/>
+        </w:rPr>
+        <w:t>2.27</w:t>
+      </w:r>
       <w:r>
         <w:rPr>
           <w:lang w:val="pt_PT" w:bidi="pt_PT"/>
@@ -34199,18 +33701,12 @@
         </w:rPr>
         <w:t xml:space="preserve">João está falando de forma figurada aqui. Ele afirma em </w:t>
       </w:r>
-      <w:hyperlink r:id="rId57">
-        <w:r>
-          <w:rPr>
-            <w:lang w:val="pt_PT" w:bidi="pt_PT"/>
-          </w:rPr>
-          <w:rPr>
-            <w:color w:val="0000EE"/>
-            <w:u w:val="single"/>
-          </w:rPr>
-          <w:t>4.9</w:t>
-        </w:r>
-      </w:hyperlink>
+      <w:r>
+        <w:rPr>
+          <w:lang w:val="pt_PT" w:bidi="pt_PT"/>
+        </w:rPr>
+        <w:t>4.9</w:t>
+      </w:r>
       <w:r>
         <w:rPr>
           <w:lang w:val="pt_PT" w:bidi="pt_PT"/>
@@ -34424,18 +33920,12 @@
         </w:rPr>
         <w:t xml:space="preserve">Isso não significa que manter nossa salvação dependa de realizar certas obras. Em vez disso, João está descrevendo os resultados de guardar os mandamentos que ele menciona em </w:t>
       </w:r>
-      <w:hyperlink r:id="rId58">
-        <w:r>
-          <w:rPr>
-            <w:lang w:val="pt_PT" w:bidi="pt_PT"/>
-          </w:rPr>
-          <w:rPr>
-            <w:color w:val="0000EE"/>
-            <w:u w:val="single"/>
-          </w:rPr>
-          <w:t>3.32</w:t>
-        </w:r>
-      </w:hyperlink>
+      <w:r>
+        <w:rPr>
+          <w:lang w:val="pt_PT" w:bidi="pt_PT"/>
+        </w:rPr>
+        <w:t>3.32</w:t>
+      </w:r>
       <w:r>
         <w:rPr>
           <w:lang w:val="pt_PT" w:bidi="pt_PT"/>
@@ -34491,18 +33981,12 @@
         </w:rPr>
         <w:t xml:space="preserve">Em </w:t>
       </w:r>
-      <w:hyperlink r:id="rId59">
-        <w:r>
-          <w:rPr>
-            <w:lang w:val="pt_PT" w:bidi="pt_PT"/>
-          </w:rPr>
-          <w:rPr>
-            <w:color w:val="0000EE"/>
-            <w:u w:val="single"/>
-          </w:rPr>
-          <w:t>3.1</w:t>
-        </w:r>
-      </w:hyperlink>
+      <w:r>
+        <w:rPr>
+          <w:lang w:val="pt_PT" w:bidi="pt_PT"/>
+        </w:rPr>
+        <w:t>3.1</w:t>
+      </w:r>
       <w:r>
         <w:rPr>
           <w:lang w:val="pt_PT" w:bidi="pt_PT"/>
@@ -35037,18 +34521,12 @@
         </w:rPr>
         <w:t xml:space="preserve">Aqui João expressa a mesma metáfora como em </w:t>
       </w:r>
-      <w:hyperlink r:id="rId60">
-        <w:r>
-          <w:rPr>
-            <w:lang w:val="pt_PT" w:bidi="pt_PT"/>
-          </w:rPr>
-          <w:rPr>
-            <w:color w:val="0000EE"/>
-            <w:u w:val="single"/>
-          </w:rPr>
-          <w:t>2.29</w:t>
-        </w:r>
-      </w:hyperlink>
+      <w:r>
+        <w:rPr>
+          <w:lang w:val="pt_PT" w:bidi="pt_PT"/>
+        </w:rPr>
+        <w:t>2.29</w:t>
+      </w:r>
       <w:r>
         <w:rPr>
           <w:lang w:val="pt_PT" w:bidi="pt_PT"/>
@@ -35721,18 +35199,12 @@
         </w:rPr>
         <w:t xml:space="preserve">" em </w:t>
       </w:r>
-      <w:hyperlink r:id="rId37">
-        <w:r>
-          <w:rPr>
-            <w:lang w:val="pt_PT" w:bidi="pt_PT"/>
-          </w:rPr>
-          <w:rPr>
-            <w:color w:val="0000EE"/>
-            <w:u w:val="single"/>
-          </w:rPr>
-          <w:t>2.7</w:t>
-        </w:r>
-      </w:hyperlink>
+      <w:r>
+        <w:rPr>
+          <w:lang w:val="pt_PT" w:bidi="pt_PT"/>
+        </w:rPr>
+        <w:t>2.7</w:t>
+      </w:r>
       <w:r>
         <w:rPr>
           <w:lang w:val="pt_PT" w:bidi="pt_PT"/>
@@ -35850,18 +35322,12 @@
         </w:rPr>
         <w:t xml:space="preserve">" em </w:t>
       </w:r>
-      <w:hyperlink r:id="rId59">
-        <w:r>
-          <w:rPr>
-            <w:lang w:val="pt_PT" w:bidi="pt_PT"/>
-          </w:rPr>
-          <w:rPr>
-            <w:color w:val="0000EE"/>
-            <w:u w:val="single"/>
-          </w:rPr>
-          <w:t>3.1</w:t>
-        </w:r>
-      </w:hyperlink>
+      <w:r>
+        <w:rPr>
+          <w:lang w:val="pt_PT" w:bidi="pt_PT"/>
+        </w:rPr>
+        <w:t>3.1</w:t>
+      </w:r>
       <w:r>
         <w:rPr>
           <w:lang w:val="pt_PT" w:bidi="pt_PT"/>
@@ -36201,18 +35667,12 @@
         </w:rPr>
         <w:t xml:space="preserve">Consulte a discussão sobre o termo “aparecer” na Parte 3 da Introdução a 1 João. O significado do termo neste caso parece ser o mesmo que em </w:t>
       </w:r>
-      <w:hyperlink r:id="rId61">
-        <w:r>
-          <w:rPr>
-            <w:lang w:val="pt_PT" w:bidi="pt_PT"/>
-          </w:rPr>
-          <w:rPr>
-            <w:color w:val="0000EE"/>
-            <w:u w:val="single"/>
-          </w:rPr>
-          <w:t>2.28</w:t>
-        </w:r>
-      </w:hyperlink>
+      <w:r>
+        <w:rPr>
+          <w:lang w:val="pt_PT" w:bidi="pt_PT"/>
+        </w:rPr>
+        <w:t>2.28</w:t>
+      </w:r>
       <w:r>
         <w:rPr>
           <w:lang w:val="pt_PT" w:bidi="pt_PT"/>
@@ -37335,18 +36795,12 @@
         </w:rPr>
         <w:t xml:space="preserve">. Veja a discussão do termo “permanecer” na Parte 3 da Introdução a 1 João. Neste caso, parece significar a mesma coisa que em </w:t>
       </w:r>
-      <w:hyperlink r:id="rId13">
-        <w:r>
-          <w:rPr>
-            <w:lang w:val="pt_PT" w:bidi="pt_PT"/>
-          </w:rPr>
-          <w:rPr>
-            <w:color w:val="0000EE"/>
-            <w:u w:val="single"/>
-          </w:rPr>
-          <w:t>2.6</w:t>
-        </w:r>
-      </w:hyperlink>
+      <w:r>
+        <w:rPr>
+          <w:lang w:val="pt_PT" w:bidi="pt_PT"/>
+        </w:rPr>
+        <w:t>2.6</w:t>
+      </w:r>
       <w:r>
         <w:rPr>
           <w:lang w:val="pt_PT" w:bidi="pt_PT"/>
@@ -38032,18 +37486,12 @@
         </w:rPr>
         <w:t xml:space="preserve">" em </w:t>
       </w:r>
-      <w:hyperlink r:id="rId41">
-        <w:r>
-          <w:rPr>
-            <w:lang w:val="pt_PT" w:bidi="pt_PT"/>
-          </w:rPr>
-          <w:rPr>
-            <w:color w:val="0000EE"/>
-            <w:u w:val="single"/>
-          </w:rPr>
-          <w:t>2.1</w:t>
-        </w:r>
-      </w:hyperlink>
+      <w:r>
+        <w:rPr>
+          <w:lang w:val="pt_PT" w:bidi="pt_PT"/>
+        </w:rPr>
+        <w:t>2.1</w:t>
+      </w:r>
       <w:r>
         <w:rPr>
           <w:lang w:val="pt_PT" w:bidi="pt_PT"/>
@@ -38161,18 +37609,12 @@
         </w:rPr>
         <w:t xml:space="preserve">. Veja como você traduziu a expressão semelhante em </w:t>
       </w:r>
-      <w:hyperlink r:id="rId62">
-        <w:r>
-          <w:rPr>
-            <w:lang w:val="pt_PT" w:bidi="pt_PT"/>
-          </w:rPr>
-          <w:rPr>
-            <w:color w:val="0000EE"/>
-            <w:u w:val="single"/>
-          </w:rPr>
-          <w:t>2.26</w:t>
-        </w:r>
-      </w:hyperlink>
+      <w:r>
+        <w:rPr>
+          <w:lang w:val="pt_PT" w:bidi="pt_PT"/>
+        </w:rPr>
+        <w:t>2.26</w:t>
+      </w:r>
       <w:r>
         <w:rPr>
           <w:lang w:val="pt_PT" w:bidi="pt_PT"/>
@@ -38277,18 +37719,12 @@
         </w:rPr>
         <w:t xml:space="preserve">Veja como você traduziu a expressão semelhante em </w:t>
       </w:r>
-      <w:hyperlink r:id="rId60">
-        <w:r>
-          <w:rPr>
-            <w:lang w:val="pt_PT" w:bidi="pt_PT"/>
-          </w:rPr>
-          <w:rPr>
-            <w:color w:val="0000EE"/>
-            <w:u w:val="single"/>
-          </w:rPr>
-          <w:t>2.29</w:t>
-        </w:r>
-      </w:hyperlink>
+      <w:r>
+        <w:rPr>
+          <w:lang w:val="pt_PT" w:bidi="pt_PT"/>
+        </w:rPr>
+        <w:t>2.29</w:t>
+      </w:r>
       <w:r>
         <w:rPr>
           <w:lang w:val="pt_PT" w:bidi="pt_PT"/>
@@ -38654,18 +38090,12 @@
         </w:rPr>
         <w:t xml:space="preserve">" indica influência. O uso é semelhante ao da frase “do mundo” em </w:t>
       </w:r>
-      <w:hyperlink r:id="rId48">
-        <w:r>
-          <w:rPr>
-            <w:lang w:val="pt_PT" w:bidi="pt_PT"/>
-          </w:rPr>
-          <w:rPr>
-            <w:color w:val="0000EE"/>
-            <w:u w:val="single"/>
-          </w:rPr>
-          <w:t>2.16</w:t>
-        </w:r>
-      </w:hyperlink>
+      <w:r>
+        <w:rPr>
+          <w:lang w:val="pt_PT" w:bidi="pt_PT"/>
+        </w:rPr>
+        <w:t>2.16</w:t>
+      </w:r>
       <w:r>
         <w:rPr>
           <w:lang w:val="pt_PT" w:bidi="pt_PT"/>
@@ -39025,18 +38455,12 @@
         </w:rPr>
         <w:t xml:space="preserve">. Veja a discussão do termo “aparecer” na Parte 3 da Introdução a 1 João. Aqui o termo parece ter um significado ativo e significar a mesma coisa que em </w:t>
       </w:r>
-      <w:hyperlink r:id="rId63">
-        <w:r>
-          <w:rPr>
-            <w:lang w:val="pt_PT" w:bidi="pt_PT"/>
-          </w:rPr>
-          <w:rPr>
-            <w:color w:val="0000EE"/>
-            <w:u w:val="single"/>
-          </w:rPr>
-          <w:t>3.5</w:t>
-        </w:r>
-      </w:hyperlink>
+      <w:r>
+        <w:rPr>
+          <w:lang w:val="pt_PT" w:bidi="pt_PT"/>
+        </w:rPr>
+        <w:t>3.5</w:t>
+      </w:r>
       <w:r>
         <w:rPr>
           <w:lang w:val="pt_PT" w:bidi="pt_PT"/>
@@ -39252,18 +38676,12 @@
         </w:rPr>
         <w:t xml:space="preserve">Veja como você traduziu isso em </w:t>
       </w:r>
-      <w:hyperlink r:id="rId60">
-        <w:r>
-          <w:rPr>
-            <w:lang w:val="pt_PT" w:bidi="pt_PT"/>
-          </w:rPr>
-          <w:rPr>
-            <w:color w:val="0000EE"/>
-            <w:u w:val="single"/>
-          </w:rPr>
-          <w:t>2.29</w:t>
-        </w:r>
-      </w:hyperlink>
+      <w:r>
+        <w:rPr>
+          <w:lang w:val="pt_PT" w:bidi="pt_PT"/>
+        </w:rPr>
+        <w:t>2.29</w:t>
+      </w:r>
       <w:r>
         <w:rPr>
           <w:lang w:val="pt_PT" w:bidi="pt_PT"/>
@@ -39368,18 +38786,12 @@
         </w:rPr>
         <w:t xml:space="preserve">Veja se em </w:t>
       </w:r>
-      <w:hyperlink r:id="rId60">
-        <w:r>
-          <w:rPr>
-            <w:lang w:val="pt_PT" w:bidi="pt_PT"/>
-          </w:rPr>
-          <w:rPr>
-            <w:color w:val="0000EE"/>
-            <w:u w:val="single"/>
-          </w:rPr>
-          <w:t>2.29</w:t>
-        </w:r>
-      </w:hyperlink>
+      <w:r>
+        <w:rPr>
+          <w:lang w:val="pt_PT" w:bidi="pt_PT"/>
+        </w:rPr>
+        <w:t>2.29</w:t>
+      </w:r>
       <w:r>
         <w:rPr>
           <w:lang w:val="pt_PT" w:bidi="pt_PT"/>
@@ -39771,18 +39183,12 @@
         </w:rPr>
         <w:t xml:space="preserve">Veja a discussão do termo “permanecer” na Parte 3 da Introdução a 1 João. Neste caso, assim como em </w:t>
       </w:r>
-      <w:hyperlink r:id="rId56">
-        <w:r>
-          <w:rPr>
-            <w:lang w:val="pt_PT" w:bidi="pt_PT"/>
-          </w:rPr>
-          <w:rPr>
-            <w:color w:val="0000EE"/>
-            <w:u w:val="single"/>
-          </w:rPr>
-          <w:t>2.27</w:t>
-        </w:r>
-      </w:hyperlink>
+      <w:r>
+        <w:rPr>
+          <w:lang w:val="pt_PT" w:bidi="pt_PT"/>
+        </w:rPr>
+        <w:t>2.27</w:t>
+      </w:r>
       <w:r>
         <w:rPr>
           <w:lang w:val="pt_PT" w:bidi="pt_PT"/>
@@ -40370,18 +39776,12 @@
         </w:rPr>
         <w:t xml:space="preserve">. Veja como você traduziu a expressão semelhante em </w:t>
       </w:r>
-      <w:hyperlink r:id="rId60">
-        <w:r>
-          <w:rPr>
-            <w:lang w:val="pt_PT" w:bidi="pt_PT"/>
-          </w:rPr>
-          <w:rPr>
-            <w:color w:val="0000EE"/>
-            <w:u w:val="single"/>
-          </w:rPr>
-          <w:t>2.29</w:t>
-        </w:r>
-      </w:hyperlink>
+      <w:r>
+        <w:rPr>
+          <w:lang w:val="pt_PT" w:bidi="pt_PT"/>
+        </w:rPr>
+        <w:t>2.29</w:t>
+      </w:r>
       <w:r>
         <w:rPr>
           <w:lang w:val="pt_PT" w:bidi="pt_PT"/>
@@ -40708,18 +40108,12 @@
         </w:rPr>
         <w:t xml:space="preserve">" em </w:t>
       </w:r>
-      <w:hyperlink r:id="rId40">
-        <w:r>
-          <w:rPr>
-            <w:lang w:val="pt_PT" w:bidi="pt_PT"/>
-          </w:rPr>
-          <w:rPr>
-            <w:color w:val="0000EE"/>
-            <w:u w:val="single"/>
-          </w:rPr>
-          <w:t>2.9</w:t>
-        </w:r>
-      </w:hyperlink>
+      <w:r>
+        <w:rPr>
+          <w:lang w:val="pt_PT" w:bidi="pt_PT"/>
+        </w:rPr>
+        <w:t>2.9</w:t>
+      </w:r>
       <w:r>
         <w:rPr>
           <w:lang w:val="pt_PT" w:bidi="pt_PT"/>
@@ -40914,18 +40308,12 @@
         </w:rPr>
         <w:t xml:space="preserve">" de várias maneiras nesta carta. Aqui, refere-se ao momento em que as pessoas para quem ele está escrevendo ouviram ou acreditaram pela primeira vez em Jesus. Veja como você traduziu essa frase em </w:t>
       </w:r>
-      <w:hyperlink r:id="rId37">
-        <w:r>
-          <w:rPr>
-            <w:lang w:val="pt_PT" w:bidi="pt_PT"/>
-          </w:rPr>
-          <w:rPr>
-            <w:color w:val="0000EE"/>
-            <w:u w:val="single"/>
-          </w:rPr>
-          <w:t>2.7</w:t>
-        </w:r>
-      </w:hyperlink>
+      <w:r>
+        <w:rPr>
+          <w:lang w:val="pt_PT" w:bidi="pt_PT"/>
+        </w:rPr>
+        <w:t>2.7</w:t>
+      </w:r>
       <w:r>
         <w:rPr>
           <w:lang w:val="pt_PT" w:bidi="pt_PT"/>
@@ -41252,18 +40640,12 @@
         </w:rPr>
         <w:t xml:space="preserve">Isso é semelhante à frase “ao diabo” em </w:t>
       </w:r>
-      <w:hyperlink r:id="rId64">
-        <w:r>
-          <w:rPr>
-            <w:lang w:val="pt_PT" w:bidi="pt_PT"/>
-          </w:rPr>
-          <w:rPr>
-            <w:color w:val="0000EE"/>
-            <w:u w:val="single"/>
-          </w:rPr>
-          <w:t>3.8</w:t>
-        </w:r>
-      </w:hyperlink>
+      <w:r>
+        <w:rPr>
+          <w:lang w:val="pt_PT" w:bidi="pt_PT"/>
+        </w:rPr>
+        <w:t>3.8</w:t>
+      </w:r>
       <w:r>
         <w:rPr>
           <w:lang w:val="pt_PT" w:bidi="pt_PT"/>
@@ -41910,18 +41292,12 @@
         </w:rPr>
         <w:t xml:space="preserve">" em </w:t>
       </w:r>
-      <w:hyperlink r:id="rId40">
-        <w:r>
-          <w:rPr>
-            <w:lang w:val="pt_PT" w:bidi="pt_PT"/>
-          </w:rPr>
-          <w:rPr>
-            <w:color w:val="0000EE"/>
-            <w:u w:val="single"/>
-          </w:rPr>
-          <w:t>2.9</w:t>
-        </w:r>
-      </w:hyperlink>
+      <w:r>
+        <w:rPr>
+          <w:lang w:val="pt_PT" w:bidi="pt_PT"/>
+        </w:rPr>
+        <w:t>2.9</w:t>
+      </w:r>
       <w:r>
         <w:rPr>
           <w:lang w:val="pt_PT" w:bidi="pt_PT"/>
@@ -42039,18 +41415,12 @@
         </w:rPr>
         <w:t xml:space="preserve">" para significar várias coisas nesta carta. Aqui, refere-se a pessoas que não honram a Deus e que não vivem como Deus deseja, como em </w:t>
       </w:r>
-      <w:hyperlink r:id="rId59">
-        <w:r>
-          <w:rPr>
-            <w:lang w:val="pt_PT" w:bidi="pt_PT"/>
-          </w:rPr>
-          <w:rPr>
-            <w:color w:val="0000EE"/>
-            <w:u w:val="single"/>
-          </w:rPr>
-          <w:t>3.1</w:t>
-        </w:r>
-      </w:hyperlink>
+      <w:r>
+        <w:rPr>
+          <w:lang w:val="pt_PT" w:bidi="pt_PT"/>
+        </w:rPr>
+        <w:t>3.1</w:t>
+      </w:r>
       <w:r>
         <w:rPr>
           <w:lang w:val="pt_PT" w:bidi="pt_PT"/>
@@ -42488,18 +41858,12 @@
         </w:rPr>
         <w:t xml:space="preserve">" em </w:t>
       </w:r>
-      <w:hyperlink r:id="rId40">
-        <w:r>
-          <w:rPr>
-            <w:lang w:val="pt_PT" w:bidi="pt_PT"/>
-          </w:rPr>
-          <w:rPr>
-            <w:color w:val="0000EE"/>
-            <w:u w:val="single"/>
-          </w:rPr>
-          <w:t>2.9</w:t>
-        </w:r>
-      </w:hyperlink>
+      <w:r>
+        <w:rPr>
+          <w:lang w:val="pt_PT" w:bidi="pt_PT"/>
+        </w:rPr>
+        <w:t>2.9</w:t>
+      </w:r>
       <w:r>
         <w:rPr>
           <w:lang w:val="pt_PT" w:bidi="pt_PT"/>
@@ -42852,18 +42216,12 @@
         </w:rPr>
         <w:t xml:space="preserve">", e ele está ecoando o ensinamento de Jesus registrado em Mateus </w:t>
       </w:r>
-      <w:hyperlink r:id="rId65">
-        <w:r>
-          <w:rPr>
-            <w:lang w:val="pt_PT" w:bidi="pt_PT"/>
-          </w:rPr>
-          <w:rPr>
-            <w:color w:val="0000EE"/>
-            <w:u w:val="single"/>
-          </w:rPr>
-          <w:t>5.21,22</w:t>
-        </w:r>
-      </w:hyperlink>
+      <w:r>
+        <w:rPr>
+          <w:lang w:val="pt_PT" w:bidi="pt_PT"/>
+        </w:rPr>
+        <w:t>5.21,22</w:t>
+      </w:r>
       <w:r>
         <w:rPr>
           <w:lang w:val="pt_PT" w:bidi="pt_PT"/>
@@ -42981,18 +42339,12 @@
         </w:rPr>
         <w:t xml:space="preserve">" em </w:t>
       </w:r>
-      <w:hyperlink r:id="rId40">
-        <w:r>
-          <w:rPr>
-            <w:lang w:val="pt_PT" w:bidi="pt_PT"/>
-          </w:rPr>
-          <w:rPr>
-            <w:color w:val="0000EE"/>
-            <w:u w:val="single"/>
-          </w:rPr>
-          <w:t>2.9</w:t>
-        </w:r>
-      </w:hyperlink>
+      <w:r>
+        <w:rPr>
+          <w:lang w:val="pt_PT" w:bidi="pt_PT"/>
+        </w:rPr>
+        <w:t>2.9</w:t>
+      </w:r>
       <w:r>
         <w:rPr>
           <w:lang w:val="pt_PT" w:bidi="pt_PT"/>
@@ -43913,18 +43265,12 @@
         </w:rPr>
         <w:t xml:space="preserve">" em </w:t>
       </w:r>
-      <w:hyperlink r:id="rId40">
-        <w:r>
-          <w:rPr>
-            <w:lang w:val="pt_PT" w:bidi="pt_PT"/>
-          </w:rPr>
-          <w:rPr>
-            <w:color w:val="0000EE"/>
-            <w:u w:val="single"/>
-          </w:rPr>
-          <w:t>2.9</w:t>
-        </w:r>
-      </w:hyperlink>
+      <w:r>
+        <w:rPr>
+          <w:lang w:val="pt_PT" w:bidi="pt_PT"/>
+        </w:rPr>
+        <w:t>2.9</w:t>
+      </w:r>
       <w:r>
         <w:rPr>
           <w:lang w:val="pt_PT" w:bidi="pt_PT"/>
@@ -44277,18 +43623,12 @@
         </w:rPr>
         <w:t xml:space="preserve">" em </w:t>
       </w:r>
-      <w:hyperlink r:id="rId40">
-        <w:r>
-          <w:rPr>
-            <w:lang w:val="pt_PT" w:bidi="pt_PT"/>
-          </w:rPr>
-          <w:rPr>
-            <w:color w:val="0000EE"/>
-            <w:u w:val="single"/>
-          </w:rPr>
-          <w:t>2.9</w:t>
-        </w:r>
-      </w:hyperlink>
+      <w:r>
+        <w:rPr>
+          <w:lang w:val="pt_PT" w:bidi="pt_PT"/>
+        </w:rPr>
+        <w:t>2.9</w:t>
+      </w:r>
       <w:r>
         <w:rPr>
           <w:lang w:val="pt_PT" w:bidi="pt_PT"/>
@@ -44628,18 +43968,12 @@
         </w:rPr>
         <w:t xml:space="preserve">. Veja a discussão do termo “permanecer” na Parte 3 da Introdução a 1 João. Como em </w:t>
       </w:r>
-      <w:hyperlink r:id="rId14">
-        <w:r>
-          <w:rPr>
-            <w:lang w:val="pt_PT" w:bidi="pt_PT"/>
-          </w:rPr>
-          <w:rPr>
-            <w:color w:val="0000EE"/>
-            <w:u w:val="single"/>
-          </w:rPr>
-          <w:t>2.14</w:t>
-        </w:r>
-      </w:hyperlink>
+      <w:r>
+        <w:rPr>
+          <w:lang w:val="pt_PT" w:bidi="pt_PT"/>
+        </w:rPr>
+        <w:t>2.14</w:t>
+      </w:r>
       <w:r>
         <w:rPr>
           <w:lang w:val="pt_PT" w:bidi="pt_PT"/>
@@ -44757,18 +44091,12 @@
         </w:rPr>
         <w:t xml:space="preserve">. Como em </w:t>
       </w:r>
-      <w:hyperlink r:id="rId32">
-        <w:r>
-          <w:rPr>
-            <w:lang w:val="pt_PT" w:bidi="pt_PT"/>
-          </w:rPr>
-          <w:rPr>
-            <w:color w:val="0000EE"/>
-            <w:u w:val="single"/>
-          </w:rPr>
-          <w:t>2.5</w:t>
-        </w:r>
-      </w:hyperlink>
+      <w:r>
+        <w:rPr>
+          <w:lang w:val="pt_PT" w:bidi="pt_PT"/>
+        </w:rPr>
+        <w:t>2.5</w:t>
+      </w:r>
       <w:r>
         <w:rPr>
           <w:lang w:val="pt_PT" w:bidi="pt_PT"/>
@@ -44899,18 +44227,12 @@
         </w:rPr>
         <w:t xml:space="preserve">" em </w:t>
       </w:r>
-      <w:hyperlink r:id="rId41">
-        <w:r>
-          <w:rPr>
-            <w:lang w:val="pt_PT" w:bidi="pt_PT"/>
-          </w:rPr>
-          <w:rPr>
-            <w:color w:val="0000EE"/>
-            <w:u w:val="single"/>
-          </w:rPr>
-          <w:t>2.1</w:t>
-        </w:r>
-      </w:hyperlink>
+      <w:r>
+        <w:rPr>
+          <w:lang w:val="pt_PT" w:bidi="pt_PT"/>
+        </w:rPr>
+        <w:t>2.1</w:t>
+      </w:r>
       <w:r>
         <w:rPr>
           <w:lang w:val="pt_PT" w:bidi="pt_PT"/>
@@ -46084,18 +45406,12 @@
         </w:rPr>
         <w:t xml:space="preserve">João descreve um resultado neste versículo. Ele fornece a razão para esse resultado no próximo versículo. Se for útil no seu idioma, você pode colocar a razão antes do resultado, criando uma ponte de versículo. Você pode colocar </w:t>
       </w:r>
-      <w:hyperlink r:id="rId66">
-        <w:r>
-          <w:rPr>
-            <w:lang w:val="pt_PT" w:bidi="pt_PT"/>
-          </w:rPr>
-          <w:rPr>
-            <w:color w:val="0000EE"/>
-            <w:u w:val="single"/>
-          </w:rPr>
-          <w:t>3.20</w:t>
-        </w:r>
-      </w:hyperlink>
+      <w:r>
+        <w:rPr>
+          <w:lang w:val="pt_PT" w:bidi="pt_PT"/>
+        </w:rPr>
+        <w:t>3.20</w:t>
+      </w:r>
       <w:r>
         <w:rPr>
           <w:lang w:val="pt_PT" w:bidi="pt_PT"/>
@@ -46572,18 +45888,12 @@
         </w:rPr>
         <w:t xml:space="preserve"> e faz o que diz. Tradução alternativa: “somos de Deus, que é verdadeiro”; (2) Como em </w:t>
       </w:r>
-      <w:hyperlink r:id="rId67">
-        <w:r>
-          <w:rPr>
-            <w:lang w:val="pt_PT" w:bidi="pt_PT"/>
-          </w:rPr>
-          <w:rPr>
-            <w:color w:val="0000EE"/>
-            <w:u w:val="single"/>
-          </w:rPr>
-          <w:t>2.21</w:t>
-        </w:r>
-      </w:hyperlink>
+      <w:r>
+        <w:rPr>
+          <w:lang w:val="pt_PT" w:bidi="pt_PT"/>
+        </w:rPr>
+        <w:t>2.21</w:t>
+      </w:r>
       <w:r>
         <w:rPr>
           <w:lang w:val="pt_PT" w:bidi="pt_PT"/>
@@ -46825,18 +46135,12 @@
         </w:rPr>
         <w:t xml:space="preserve">. Veja como você traduziu a expressão em </w:t>
       </w:r>
-      <w:hyperlink r:id="rId68">
-        <w:r>
-          <w:rPr>
-            <w:lang w:val="pt_PT" w:bidi="pt_PT"/>
-          </w:rPr>
-          <w:rPr>
-            <w:color w:val="0000EE"/>
-            <w:u w:val="single"/>
-          </w:rPr>
-          <w:t>3.10</w:t>
-        </w:r>
-      </w:hyperlink>
+      <w:r>
+        <w:rPr>
+          <w:lang w:val="pt_PT" w:bidi="pt_PT"/>
+        </w:rPr>
+        <w:t>3.10</w:t>
+      </w:r>
       <w:r>
         <w:rPr>
           <w:lang w:val="pt_PT" w:bidi="pt_PT"/>
@@ -47261,18 +46565,12 @@
         </w:rPr>
         <w:t xml:space="preserve">O tópico aqui, continuando de </w:t>
       </w:r>
-      <w:hyperlink r:id="rId69">
-        <w:r>
-          <w:rPr>
-            <w:lang w:val="pt_PT" w:bidi="pt_PT"/>
-          </w:rPr>
-          <w:rPr>
-            <w:color w:val="0000EE"/>
-            <w:u w:val="single"/>
-          </w:rPr>
-          <w:t>3.19</w:t>
-        </w:r>
-      </w:hyperlink>
+      <w:r>
+        <w:rPr>
+          <w:lang w:val="pt_PT" w:bidi="pt_PT"/>
+        </w:rPr>
+        <w:t>3.19</w:t>
+      </w:r>
       <w:r>
         <w:rPr>
           <w:lang w:val="pt_PT" w:bidi="pt_PT"/>
@@ -47775,18 +47073,12 @@
         </w:rPr>
         <w:t xml:space="preserve">" em </w:t>
       </w:r>
-      <w:hyperlink r:id="rId37">
-        <w:r>
-          <w:rPr>
-            <w:lang w:val="pt_PT" w:bidi="pt_PT"/>
-          </w:rPr>
-          <w:rPr>
-            <w:color w:val="0000EE"/>
-            <w:u w:val="single"/>
-          </w:rPr>
-          <w:t>2.7</w:t>
-        </w:r>
-      </w:hyperlink>
+      <w:r>
+        <w:rPr>
+          <w:lang w:val="pt_PT" w:bidi="pt_PT"/>
+        </w:rPr>
+        <w:t>2.7</w:t>
+      </w:r>
       <w:r>
         <w:rPr>
           <w:lang w:val="pt_PT" w:bidi="pt_PT"/>
@@ -47989,18 +47281,12 @@
         </w:rPr>
         <w:t xml:space="preserve">Veja como você traduziu a expressão semelhante em </w:t>
       </w:r>
-      <w:hyperlink r:id="rId66">
-        <w:r>
-          <w:rPr>
-            <w:lang w:val="pt_PT" w:bidi="pt_PT"/>
-          </w:rPr>
-          <w:rPr>
-            <w:color w:val="0000EE"/>
-            <w:u w:val="single"/>
-          </w:rPr>
-          <w:t>3.20</w:t>
-        </w:r>
-      </w:hyperlink>
+      <w:r>
+        <w:rPr>
+          <w:lang w:val="pt_PT" w:bidi="pt_PT"/>
+        </w:rPr>
+        <w:t>3.20</w:t>
+      </w:r>
       <w:r>
         <w:rPr>
           <w:lang w:val="pt_PT" w:bidi="pt_PT"/>
@@ -48588,18 +47874,12 @@
         </w:rPr>
         <w:t xml:space="preserve">. Como em </w:t>
       </w:r>
-      <w:hyperlink r:id="rId29">
-        <w:r>
-          <w:rPr>
-            <w:lang w:val="pt_PT" w:bidi="pt_PT"/>
-          </w:rPr>
-          <w:rPr>
-            <w:color w:val="0000EE"/>
-            <w:u w:val="single"/>
-          </w:rPr>
-          <w:t>2.3</w:t>
-        </w:r>
-      </w:hyperlink>
+      <w:r>
+        <w:rPr>
+          <w:lang w:val="pt_PT" w:bidi="pt_PT"/>
+        </w:rPr>
+        <w:t>2.3</w:t>
+      </w:r>
       <w:r>
         <w:rPr>
           <w:lang w:val="pt_PT" w:bidi="pt_PT"/>
@@ -49115,18 +48395,12 @@
         </w:rPr>
         <w:t xml:space="preserve">. Como em </w:t>
       </w:r>
-      <w:hyperlink r:id="rId43">
-        <w:r>
-          <w:rPr>
-            <w:lang w:val="pt_PT" w:bidi="pt_PT"/>
-          </w:rPr>
-          <w:rPr>
-            <w:color w:val="0000EE"/>
-            <w:u w:val="single"/>
-          </w:rPr>
-          <w:t>2.12</w:t>
-        </w:r>
-      </w:hyperlink>
+      <w:r>
+        <w:rPr>
+          <w:lang w:val="pt_PT" w:bidi="pt_PT"/>
+        </w:rPr>
+        <w:t>2.12</w:t>
+      </w:r>
       <w:r>
         <w:rPr>
           <w:lang w:val="pt_PT" w:bidi="pt_PT"/>
@@ -49747,18 +49021,12 @@
         </w:rPr>
         <w:t xml:space="preserve">. Veja a discussão do termo “permanecer” na Parte 3 da Introdução a 1 João. Neste caso, parece significar a mesma coisa que em </w:t>
       </w:r>
-      <w:hyperlink r:id="rId13">
-        <w:r>
-          <w:rPr>
-            <w:lang w:val="pt_PT" w:bidi="pt_PT"/>
-          </w:rPr>
-          <w:rPr>
-            <w:color w:val="0000EE"/>
-            <w:u w:val="single"/>
-          </w:rPr>
-          <w:t>2.6</w:t>
-        </w:r>
-      </w:hyperlink>
+      <w:r>
+        <w:rPr>
+          <w:lang w:val="pt_PT" w:bidi="pt_PT"/>
+        </w:rPr>
+        <w:t>2.6</w:t>
+      </w:r>
       <w:r>
         <w:rPr>
           <w:lang w:val="pt_PT" w:bidi="pt_PT"/>
@@ -50632,18 +49900,12 @@
         </w:rPr>
         <w:t xml:space="preserve">Em </w:t>
       </w:r>
-      <w:hyperlink r:id="rId70">
-        <w:r>
-          <w:rPr>
-            <w:lang w:val="pt_PT" w:bidi="pt_PT"/>
-          </w:rPr>
-          <w:rPr>
-            <w:color w:val="0000EE"/>
-            <w:u w:val="single"/>
-          </w:rPr>
-          <w:t>4.3</w:t>
-        </w:r>
-      </w:hyperlink>
+      <w:r>
+        <w:rPr>
+          <w:lang w:val="pt_PT" w:bidi="pt_PT"/>
+        </w:rPr>
+        <w:t>4.3</w:t>
+      </w:r>
       <w:r>
         <w:rPr>
           <w:lang w:val="pt_PT" w:bidi="pt_PT"/>
@@ -50941,18 +50203,12 @@
         </w:rPr>
         <w:t xml:space="preserve"> em </w:t>
       </w:r>
-      <w:hyperlink r:id="rId37">
-        <w:r>
-          <w:rPr>
-            <w:lang w:val="pt_PT" w:bidi="pt_PT"/>
-          </w:rPr>
-          <w:rPr>
-            <w:color w:val="0000EE"/>
-            <w:u w:val="single"/>
-          </w:rPr>
-          <w:t>2.7</w:t>
-        </w:r>
-      </w:hyperlink>
+      <w:r>
+        <w:rPr>
+          <w:lang w:val="pt_PT" w:bidi="pt_PT"/>
+        </w:rPr>
+        <w:t>2.7</w:t>
+      </w:r>
       <w:r>
         <w:rPr>
           <w:lang w:val="pt_PT" w:bidi="pt_PT"/>
@@ -51488,18 +50744,12 @@
         </w:rPr>
         <w:t xml:space="preserve">Como em </w:t>
       </w:r>
-      <w:hyperlink r:id="rId48">
-        <w:r>
-          <w:rPr>
-            <w:lang w:val="pt_PT" w:bidi="pt_PT"/>
-          </w:rPr>
-          <w:rPr>
-            <w:color w:val="0000EE"/>
-            <w:u w:val="single"/>
-          </w:rPr>
-          <w:t>2.16</w:t>
-        </w:r>
-      </w:hyperlink>
+      <w:r>
+        <w:rPr>
+          <w:lang w:val="pt_PT" w:bidi="pt_PT"/>
+        </w:rPr>
+        <w:t>2.16</w:t>
+      </w:r>
       <w:r>
         <w:rPr>
           <w:lang w:val="pt_PT" w:bidi="pt_PT"/>
@@ -51735,18 +50985,12 @@
         </w:rPr>
         <w:t xml:space="preserve">Veja como você traduziu esta expressão em </w:t>
       </w:r>
-      <w:hyperlink r:id="rId71">
-        <w:r>
-          <w:rPr>
-            <w:lang w:val="pt_PT" w:bidi="pt_PT"/>
-          </w:rPr>
-          <w:rPr>
-            <w:color w:val="0000EE"/>
-            <w:u w:val="single"/>
-          </w:rPr>
-          <w:t>4.1</w:t>
-        </w:r>
-      </w:hyperlink>
+      <w:r>
+        <w:rPr>
+          <w:lang w:val="pt_PT" w:bidi="pt_PT"/>
+        </w:rPr>
+        <w:t>4.1</w:t>
+      </w:r>
       <w:r>
         <w:rPr>
           <w:lang w:val="pt_PT" w:bidi="pt_PT"/>
@@ -51864,18 +51108,12 @@
         </w:rPr>
         <w:t xml:space="preserve">Veja como você traduziu a expressão semelhante em </w:t>
       </w:r>
-      <w:hyperlink r:id="rId72">
-        <w:r>
-          <w:rPr>
-            <w:lang w:val="pt_PT" w:bidi="pt_PT"/>
-          </w:rPr>
-          <w:rPr>
-            <w:color w:val="0000EE"/>
-            <w:u w:val="single"/>
-          </w:rPr>
-          <w:t>4.2</w:t>
-        </w:r>
-      </w:hyperlink>
+      <w:r>
+        <w:rPr>
+          <w:lang w:val="pt_PT" w:bidi="pt_PT"/>
+        </w:rPr>
+        <w:t>4.2</w:t>
+      </w:r>
       <w:r>
         <w:rPr>
           <w:lang w:val="pt_PT" w:bidi="pt_PT"/>
@@ -52574,18 +51812,12 @@
         </w:rPr>
         <w:t xml:space="preserve"> em </w:t>
       </w:r>
-      <w:hyperlink r:id="rId26">
-        <w:r>
-          <w:rPr>
-            <w:lang w:val="pt_PT" w:bidi="pt_PT"/>
-          </w:rPr>
-          <w:rPr>
-            <w:color w:val="0000EE"/>
-            <w:u w:val="single"/>
-          </w:rPr>
-          <w:t>2.18</w:t>
-        </w:r>
-      </w:hyperlink>
+      <w:r>
+        <w:rPr>
+          <w:lang w:val="pt_PT" w:bidi="pt_PT"/>
+        </w:rPr>
+        <w:t>2.18</w:t>
+      </w:r>
       <w:r>
         <w:rPr>
           <w:lang w:val="pt_PT" w:bidi="pt_PT"/>
@@ -52990,18 +52222,12 @@
         </w:rPr>
         <w:t xml:space="preserve"> tem um significado diferente neste versículo em comparação com os três versículos anteriores, pois se refere aos crentes em vez dos espíritos que estão inspirando os profetas. Tem o mesmo significado que em </w:t>
       </w:r>
-      <w:hyperlink r:id="rId68">
-        <w:r>
-          <w:rPr>
-            <w:lang w:val="pt_PT" w:bidi="pt_PT"/>
-          </w:rPr>
-          <w:rPr>
-            <w:color w:val="0000EE"/>
-            <w:u w:val="single"/>
-          </w:rPr>
-          <w:t>3.10</w:t>
-        </w:r>
-      </w:hyperlink>
+      <w:r>
+        <w:rPr>
+          <w:lang w:val="pt_PT" w:bidi="pt_PT"/>
+        </w:rPr>
+        <w:t>3.10</w:t>
+      </w:r>
       <w:r>
         <w:rPr>
           <w:lang w:val="pt_PT" w:bidi="pt_PT"/>
@@ -53119,18 +52345,12 @@
         </w:rPr>
         <w:t xml:space="preserve"> em </w:t>
       </w:r>
-      <w:hyperlink r:id="rId41">
-        <w:r>
-          <w:rPr>
-            <w:lang w:val="pt_PT" w:bidi="pt_PT"/>
-          </w:rPr>
-          <w:rPr>
-            <w:color w:val="0000EE"/>
-            <w:u w:val="single"/>
-          </w:rPr>
-          <w:t>2.1</w:t>
-        </w:r>
-      </w:hyperlink>
+      <w:r>
+        <w:rPr>
+          <w:lang w:val="pt_PT" w:bidi="pt_PT"/>
+        </w:rPr>
+        <w:t>2.1</w:t>
+      </w:r>
       <w:r>
         <w:rPr>
           <w:lang w:val="pt_PT" w:bidi="pt_PT"/>
@@ -53235,36 +52455,24 @@
         </w:rPr>
         <w:t xml:space="preserve">Como em </w:t>
       </w:r>
-      <w:hyperlink r:id="rId44">
-        <w:r>
-          <w:rPr>
-            <w:lang w:val="pt_PT" w:bidi="pt_PT"/>
-          </w:rPr>
-          <w:rPr>
-            <w:color w:val="0000EE"/>
-            <w:u w:val="single"/>
-          </w:rPr>
-          <w:t>2.13</w:t>
-        </w:r>
-      </w:hyperlink>
+      <w:r>
+        <w:rPr>
+          <w:lang w:val="pt_PT" w:bidi="pt_PT"/>
+        </w:rPr>
+        <w:t>2.13</w:t>
+      </w:r>
       <w:r>
         <w:rPr>
           <w:lang w:val="pt_PT" w:bidi="pt_PT"/>
         </w:rPr>
         <w:t xml:space="preserve"> e </w:t>
       </w:r>
-      <w:hyperlink r:id="rId14">
-        <w:r>
-          <w:rPr>
-            <w:lang w:val="pt_PT" w:bidi="pt_PT"/>
-          </w:rPr>
-          <w:rPr>
-            <w:color w:val="0000EE"/>
-            <w:u w:val="single"/>
-          </w:rPr>
-          <w:t>2.14</w:t>
-        </w:r>
-      </w:hyperlink>
+      <w:r>
+        <w:rPr>
+          <w:lang w:val="pt_PT" w:bidi="pt_PT"/>
+        </w:rPr>
+        <w:t>2.14</w:t>
+      </w:r>
       <w:r>
         <w:rPr>
           <w:lang w:val="pt_PT" w:bidi="pt_PT"/>
@@ -53395,18 +52603,12 @@
         </w:rPr>
         <w:t xml:space="preserve">, presente no texto original, refere-se aos falsos profetas que João descreve em </w:t>
       </w:r>
-      <w:hyperlink r:id="rId71">
-        <w:r>
-          <w:rPr>
-            <w:lang w:val="pt_PT" w:bidi="pt_PT"/>
-          </w:rPr>
-          <w:rPr>
-            <w:color w:val="0000EE"/>
-            <w:u w:val="single"/>
-          </w:rPr>
-          <w:t>4.1</w:t>
-        </w:r>
-      </w:hyperlink>
+      <w:r>
+        <w:rPr>
+          <w:lang w:val="pt_PT" w:bidi="pt_PT"/>
+        </w:rPr>
+        <w:t>4.1</w:t>
+      </w:r>
       <w:r>
         <w:rPr>
           <w:lang w:val="pt_PT" w:bidi="pt_PT"/>
@@ -53511,18 +52713,12 @@
         </w:rPr>
         <w:t xml:space="preserve">Como em </w:t>
       </w:r>
-      <w:hyperlink r:id="rId49">
-        <w:r>
-          <w:rPr>
-            <w:lang w:val="pt_PT" w:bidi="pt_PT"/>
-          </w:rPr>
-          <w:rPr>
-            <w:color w:val="0000EE"/>
-            <w:u w:val="single"/>
-          </w:rPr>
-          <w:t>3.24</w:t>
-        </w:r>
-      </w:hyperlink>
+      <w:r>
+        <w:rPr>
+          <w:lang w:val="pt_PT" w:bidi="pt_PT"/>
+        </w:rPr>
+        <w:t>3.24</w:t>
+      </w:r>
       <w:r>
         <w:rPr>
           <w:lang w:val="pt_PT" w:bidi="pt_PT"/>
@@ -53640,72 +52836,48 @@
         </w:rPr>
         <w:t xml:space="preserve"> aqui e em </w:t>
       </w:r>
-      <w:hyperlink r:id="rId73">
-        <w:r>
-          <w:rPr>
-            <w:lang w:val="pt_PT" w:bidi="pt_PT"/>
-          </w:rPr>
-          <w:rPr>
-            <w:color w:val="0000EE"/>
-            <w:u w:val="single"/>
-          </w:rPr>
-          <w:t>4.5</w:t>
-        </w:r>
-      </w:hyperlink>
+      <w:r>
+        <w:rPr>
+          <w:lang w:val="pt_PT" w:bidi="pt_PT"/>
+        </w:rPr>
+        <w:t>4.5</w:t>
+      </w:r>
       <w:r>
         <w:rPr>
           <w:lang w:val="pt_PT" w:bidi="pt_PT"/>
         </w:rPr>
         <w:t xml:space="preserve"> parece ter um significado diferente do que em </w:t>
       </w:r>
-      <w:hyperlink r:id="rId71">
-        <w:r>
-          <w:rPr>
-            <w:lang w:val="pt_PT" w:bidi="pt_PT"/>
-          </w:rPr>
-          <w:rPr>
-            <w:color w:val="0000EE"/>
-            <w:u w:val="single"/>
-          </w:rPr>
-          <w:t>4.1</w:t>
-        </w:r>
-      </w:hyperlink>
+      <w:r>
+        <w:rPr>
+          <w:lang w:val="pt_PT" w:bidi="pt_PT"/>
+        </w:rPr>
+        <w:t>4.1</w:t>
+      </w:r>
       <w:r>
         <w:rPr>
           <w:lang w:val="pt_PT" w:bidi="pt_PT"/>
         </w:rPr>
         <w:t xml:space="preserve"> e </w:t>
       </w:r>
-      <w:hyperlink r:id="rId70">
-        <w:r>
-          <w:rPr>
-            <w:lang w:val="pt_PT" w:bidi="pt_PT"/>
-          </w:rPr>
-          <w:rPr>
-            <w:color w:val="0000EE"/>
-            <w:u w:val="single"/>
-          </w:rPr>
-          <w:t>4.3</w:t>
-        </w:r>
-      </w:hyperlink>
+      <w:r>
+        <w:rPr>
+          <w:lang w:val="pt_PT" w:bidi="pt_PT"/>
+        </w:rPr>
+        <w:t>4.3</w:t>
+      </w:r>
       <w:r>
         <w:rPr>
           <w:lang w:val="pt_PT" w:bidi="pt_PT"/>
         </w:rPr>
         <w:t xml:space="preserve">. Lá, refere-se à localização, então quando João diz em </w:t>
       </w:r>
-      <w:hyperlink r:id="rId70">
-        <w:r>
-          <w:rPr>
-            <w:lang w:val="pt_PT" w:bidi="pt_PT"/>
-          </w:rPr>
-          <w:rPr>
-            <w:color w:val="0000EE"/>
-            <w:u w:val="single"/>
-          </w:rPr>
-          <w:t>4.3</w:t>
-        </w:r>
-      </w:hyperlink>
+      <w:r>
+        <w:rPr>
+          <w:lang w:val="pt_PT" w:bidi="pt_PT"/>
+        </w:rPr>
+        <w:t>4.3</w:t>
+      </w:r>
       <w:r>
         <w:rPr>
           <w:lang w:val="pt_PT" w:bidi="pt_PT"/>
@@ -53849,18 +53021,12 @@
         </w:rPr>
         <w:t xml:space="preserve"> refere-se aos falsos profetas que João descreve em </w:t>
       </w:r>
-      <w:hyperlink r:id="rId71">
-        <w:r>
-          <w:rPr>
-            <w:lang w:val="pt_PT" w:bidi="pt_PT"/>
-          </w:rPr>
-          <w:rPr>
-            <w:color w:val="0000EE"/>
-            <w:u w:val="single"/>
-          </w:rPr>
-          <w:t>4.1</w:t>
-        </w:r>
-      </w:hyperlink>
+      <w:r>
+        <w:rPr>
+          <w:lang w:val="pt_PT" w:bidi="pt_PT"/>
+        </w:rPr>
+        <w:t>4.1</w:t>
+      </w:r>
       <w:r>
         <w:rPr>
           <w:lang w:val="pt_PT" w:bidi="pt_PT"/>
@@ -54239,18 +53405,12 @@
         </w:rPr>
         <w:t xml:space="preserve"> nas primeiras três frases deste versículo são provavelmente exclusivos, portanto, se o seu idioma faz essa distinção, recomendamos usar a forma exclusiva na sua tradução. João parece estar falando aqui de si mesmo e de seus companheiros testemunhas oculares da ressurreição como professores da verdade sobre Jesus. Ele já afirmou que os crentes para quem está escrevendo são de Deus em </w:t>
       </w:r>
-      <w:hyperlink r:id="rId74">
-        <w:r>
-          <w:rPr>
-            <w:lang w:val="pt_PT" w:bidi="pt_PT"/>
-          </w:rPr>
-          <w:rPr>
-            <w:color w:val="0000EE"/>
-            <w:u w:val="single"/>
-          </w:rPr>
-          <w:t>4.4</w:t>
-        </w:r>
-      </w:hyperlink>
+      <w:r>
+        <w:rPr>
+          <w:lang w:val="pt_PT" w:bidi="pt_PT"/>
+        </w:rPr>
+        <w:t>4.4</w:t>
+      </w:r>
       <w:r>
         <w:rPr>
           <w:lang w:val="pt_PT" w:bidi="pt_PT"/>
@@ -54394,18 +53554,12 @@
         </w:rPr>
         <w:t xml:space="preserve"> se referiria ao diabo. Estes também seriam o que João se refere como “aquele que está em vocês” e “aquele que está no mundo” em </w:t>
       </w:r>
-      <w:hyperlink r:id="rId74">
-        <w:r>
-          <w:rPr>
-            <w:lang w:val="pt_PT" w:bidi="pt_PT"/>
-          </w:rPr>
-          <w:rPr>
-            <w:color w:val="0000EE"/>
-            <w:u w:val="single"/>
-          </w:rPr>
-          <w:t>4.4</w:t>
-        </w:r>
-      </w:hyperlink>
+      <w:r>
+        <w:rPr>
+          <w:lang w:val="pt_PT" w:bidi="pt_PT"/>
+        </w:rPr>
+        <w:t>4.4</w:t>
+      </w:r>
       <w:r>
         <w:rPr>
           <w:lang w:val="pt_PT" w:bidi="pt_PT"/>
@@ -54660,36 +53814,24 @@
         </w:rPr>
         <w:t xml:space="preserve"> pode significar: (1) que João e seus companheiros, como testemunhas oculares, ensinam a verdade sobre Jesus porque Deus os enviou para isso. Tradução alternativa: “Deus nos enviou” (2) a mesma coisa que em </w:t>
       </w:r>
-      <w:hyperlink r:id="rId74">
-        <w:r>
-          <w:rPr>
-            <w:lang w:val="pt_PT" w:bidi="pt_PT"/>
-          </w:rPr>
-          <w:rPr>
-            <w:color w:val="0000EE"/>
-            <w:u w:val="single"/>
-          </w:rPr>
-          <w:t>4.4</w:t>
-        </w:r>
-      </w:hyperlink>
+      <w:r>
+        <w:rPr>
+          <w:lang w:val="pt_PT" w:bidi="pt_PT"/>
+        </w:rPr>
+        <w:t>4.4</w:t>
+      </w:r>
       <w:r>
         <w:rPr>
           <w:lang w:val="pt_PT" w:bidi="pt_PT"/>
         </w:rPr>
         <w:t xml:space="preserve"> e em </w:t>
       </w:r>
-      <w:hyperlink r:id="rId75">
-        <w:r>
-          <w:rPr>
-            <w:lang w:val="pt_PT" w:bidi="pt_PT"/>
-          </w:rPr>
-          <w:rPr>
-            <w:color w:val="0000EE"/>
-            <w:u w:val="single"/>
-          </w:rPr>
-          <w:t>4.1–3</w:t>
-        </w:r>
-      </w:hyperlink>
+      <w:r>
+        <w:rPr>
+          <w:lang w:val="pt_PT" w:bidi="pt_PT"/>
+        </w:rPr>
+        <w:t>4.1–3</w:t>
+      </w:r>
       <w:r>
         <w:rPr>
           <w:lang w:val="pt_PT" w:bidi="pt_PT"/>
@@ -54905,18 +54047,12 @@
         </w:rPr>
         <w:t xml:space="preserve">Como em </w:t>
       </w:r>
-      <w:hyperlink r:id="rId76">
-        <w:r>
-          <w:rPr>
-            <w:lang w:val="pt_PT" w:bidi="pt_PT"/>
-          </w:rPr>
-          <w:rPr>
-            <w:color w:val="0000EE"/>
-            <w:u w:val="single"/>
-          </w:rPr>
-          <w:t>2.3–4</w:t>
-        </w:r>
-      </w:hyperlink>
+      <w:r>
+        <w:rPr>
+          <w:lang w:val="pt_PT" w:bidi="pt_PT"/>
+        </w:rPr>
+        <w:t>2.3–4</w:t>
+      </w:r>
       <w:r>
         <w:rPr>
           <w:lang w:val="pt_PT" w:bidi="pt_PT"/>
@@ -55047,18 +54183,12 @@
         </w:rPr>
         <w:t xml:space="preserve">Como em </w:t>
       </w:r>
-      <w:hyperlink r:id="rId73">
-        <w:r>
-          <w:rPr>
-            <w:lang w:val="pt_PT" w:bidi="pt_PT"/>
-          </w:rPr>
-          <w:rPr>
-            <w:color w:val="0000EE"/>
-            <w:u w:val="single"/>
-          </w:rPr>
-          <w:t>4.5</w:t>
-        </w:r>
-      </w:hyperlink>
+      <w:r>
+        <w:rPr>
+          <w:lang w:val="pt_PT" w:bidi="pt_PT"/>
+        </w:rPr>
+        <w:t>4.5</w:t>
+      </w:r>
       <w:r>
         <w:rPr>
           <w:lang w:val="pt_PT" w:bidi="pt_PT"/>
@@ -55189,18 +54319,12 @@
         </w:rPr>
         <w:t xml:space="preserve"> tem o mesmo significado neste versículo como em </w:t>
       </w:r>
-      <w:hyperlink r:id="rId74">
-        <w:r>
-          <w:rPr>
-            <w:lang w:val="pt_PT" w:bidi="pt_PT"/>
-          </w:rPr>
-          <w:rPr>
-            <w:color w:val="0000EE"/>
-            <w:u w:val="single"/>
-          </w:rPr>
-          <w:t>4.4</w:t>
-        </w:r>
-      </w:hyperlink>
+      <w:r>
+        <w:rPr>
+          <w:lang w:val="pt_PT" w:bidi="pt_PT"/>
+        </w:rPr>
+        <w:t>4.4</w:t>
+      </w:r>
       <w:r>
         <w:rPr>
           <w:lang w:val="pt_PT" w:bidi="pt_PT"/>
@@ -55429,18 +54553,12 @@
         </w:rPr>
         <w:t xml:space="preserve"> também incluísse o que ele disse em </w:t>
       </w:r>
-      <w:hyperlink r:id="rId77">
-        <w:r>
-          <w:rPr>
-            <w:lang w:val="pt_PT" w:bidi="pt_PT"/>
-          </w:rPr>
-          <w:rPr>
-            <w:color w:val="0000EE"/>
-            <w:u w:val="single"/>
-          </w:rPr>
-          <w:t>4.2–3</w:t>
-        </w:r>
-      </w:hyperlink>
+      <w:r>
+        <w:rPr>
+          <w:lang w:val="pt_PT" w:bidi="pt_PT"/>
+        </w:rPr>
+        <w:t>4.2–3</w:t>
+      </w:r>
       <w:r>
         <w:rPr>
           <w:lang w:val="pt_PT" w:bidi="pt_PT"/>
@@ -55558,18 +54676,12 @@
         </w:rPr>
         <w:t xml:space="preserve">, use-a na sua tradução aqui. Este uso inclusivo continua até </w:t>
       </w:r>
-      <w:hyperlink r:id="rId50">
-        <w:r>
-          <w:rPr>
-            <w:lang w:val="pt_PT" w:bidi="pt_PT"/>
-          </w:rPr>
-          <w:rPr>
-            <w:color w:val="0000EE"/>
-            <w:u w:val="single"/>
-          </w:rPr>
-          <w:t>4.13</w:t>
-        </w:r>
-      </w:hyperlink>
+      <w:r>
+        <w:rPr>
+          <w:lang w:val="pt_PT" w:bidi="pt_PT"/>
+        </w:rPr>
+        <w:t>4.13</w:t>
+      </w:r>
       <w:r>
         <w:rPr>
           <w:lang w:val="pt_PT" w:bidi="pt_PT"/>
@@ -55750,18 +54862,12 @@
         </w:rPr>
         <w:t xml:space="preserve"> em </w:t>
       </w:r>
-      <w:hyperlink r:id="rId37">
-        <w:r>
-          <w:rPr>
-            <w:lang w:val="pt_PT" w:bidi="pt_PT"/>
-          </w:rPr>
-          <w:rPr>
-            <w:color w:val="0000EE"/>
-            <w:u w:val="single"/>
-          </w:rPr>
-          <w:t>2.7</w:t>
-        </w:r>
-      </w:hyperlink>
+      <w:r>
+        <w:rPr>
+          <w:lang w:val="pt_PT" w:bidi="pt_PT"/>
+        </w:rPr>
+        <w:t>2.7</w:t>
+      </w:r>
       <w:r>
         <w:rPr>
           <w:lang w:val="pt_PT" w:bidi="pt_PT"/>
@@ -55879,18 +54985,12 @@
         </w:rPr>
         <w:t xml:space="preserve"> significa algo semelhante ao que ocorre em </w:t>
       </w:r>
-      <w:hyperlink r:id="rId75">
-        <w:r>
-          <w:rPr>
-            <w:lang w:val="pt_PT" w:bidi="pt_PT"/>
-          </w:rPr>
-          <w:rPr>
-            <w:color w:val="0000EE"/>
-            <w:u w:val="single"/>
-          </w:rPr>
-          <w:t>4.1–3</w:t>
-        </w:r>
-      </w:hyperlink>
+      <w:r>
+        <w:rPr>
+          <w:lang w:val="pt_PT" w:bidi="pt_PT"/>
+        </w:rPr>
+        <w:t>4.1–3</w:t>
+      </w:r>
       <w:r>
         <w:rPr>
           <w:lang w:val="pt_PT" w:bidi="pt_PT"/>
@@ -55995,36 +55095,24 @@
         </w:rPr>
         <w:t xml:space="preserve">Veja como você traduziu esta metáfora em </w:t>
       </w:r>
-      <w:hyperlink r:id="rId60">
-        <w:r>
-          <w:rPr>
-            <w:lang w:val="pt_PT" w:bidi="pt_PT"/>
-          </w:rPr>
-          <w:rPr>
-            <w:color w:val="0000EE"/>
-            <w:u w:val="single"/>
-          </w:rPr>
-          <w:t>2.29</w:t>
-        </w:r>
-      </w:hyperlink>
+      <w:r>
+        <w:rPr>
+          <w:lang w:val="pt_PT" w:bidi="pt_PT"/>
+        </w:rPr>
+        <w:t>2.29</w:t>
+      </w:r>
       <w:r>
         <w:rPr>
           <w:lang w:val="pt_PT" w:bidi="pt_PT"/>
         </w:rPr>
         <w:t xml:space="preserve"> e </w:t>
       </w:r>
-      <w:hyperlink r:id="rId78">
-        <w:r>
-          <w:rPr>
-            <w:lang w:val="pt_PT" w:bidi="pt_PT"/>
-          </w:rPr>
-          <w:rPr>
-            <w:color w:val="0000EE"/>
-            <w:u w:val="single"/>
-          </w:rPr>
-          <w:t>3.9</w:t>
-        </w:r>
-      </w:hyperlink>
+      <w:r>
+        <w:rPr>
+          <w:lang w:val="pt_PT" w:bidi="pt_PT"/>
+        </w:rPr>
+        <w:t>3.9</w:t>
+      </w:r>
       <w:r>
         <w:rPr>
           <w:lang w:val="pt_PT" w:bidi="pt_PT"/>
@@ -56227,18 +55315,12 @@
         </w:rPr>
         <w:t xml:space="preserve">Como em </w:t>
       </w:r>
-      <w:hyperlink r:id="rId42">
-        <w:r>
-          <w:rPr>
-            <w:lang w:val="pt_PT" w:bidi="pt_PT"/>
-          </w:rPr>
-          <w:rPr>
-            <w:color w:val="0000EE"/>
-            <w:u w:val="single"/>
-          </w:rPr>
-          <w:t>2.4</w:t>
-        </w:r>
-      </w:hyperlink>
+      <w:r>
+        <w:rPr>
+          <w:lang w:val="pt_PT" w:bidi="pt_PT"/>
+        </w:rPr>
+        <w:t>2.4</w:t>
+      </w:r>
       <w:r>
         <w:rPr>
           <w:lang w:val="pt_PT" w:bidi="pt_PT"/>
@@ -56454,18 +55536,12 @@
         </w:rPr>
         <w:t xml:space="preserve">Como em </w:t>
       </w:r>
-      <w:hyperlink r:id="rId42">
-        <w:r>
-          <w:rPr>
-            <w:lang w:val="pt_PT" w:bidi="pt_PT"/>
-          </w:rPr>
-          <w:rPr>
-            <w:color w:val="0000EE"/>
-            <w:u w:val="single"/>
-          </w:rPr>
-          <w:t>2.4</w:t>
-        </w:r>
-      </w:hyperlink>
+      <w:r>
+        <w:rPr>
+          <w:lang w:val="pt_PT" w:bidi="pt_PT"/>
+        </w:rPr>
+        <w:t>2.4</w:t>
+      </w:r>
       <w:r>
         <w:rPr>
           <w:lang w:val="pt_PT" w:bidi="pt_PT"/>
@@ -57720,18 +56796,12 @@
         </w:rPr>
         <w:t xml:space="preserve">Como as pessoas já estavam literalmente vivas antes de Jesus vir, João quer dizer isso em um sentido figurado. Ele provavelmente está se referindo ao que chama de “vida eterna” em </w:t>
       </w:r>
-      <w:hyperlink r:id="rId79">
-        <w:r>
-          <w:rPr>
-            <w:lang w:val="pt_PT" w:bidi="pt_PT"/>
-          </w:rPr>
-          <w:rPr>
-            <w:color w:val="0000EE"/>
-            <w:u w:val="single"/>
-          </w:rPr>
-          <w:t>3.15</w:t>
-        </w:r>
-      </w:hyperlink>
+      <w:r>
+        <w:rPr>
+          <w:lang w:val="pt_PT" w:bidi="pt_PT"/>
+        </w:rPr>
+        <w:t>3.15</w:t>
+      </w:r>
       <w:r>
         <w:rPr>
           <w:lang w:val="pt_PT" w:bidi="pt_PT"/>
@@ -58170,18 +57240,12 @@
         </w:rPr>
         <w:t xml:space="preserve"> declarando o significado por trás dele com uma expressão equivalente. Veja como você traduziu o termo em </w:t>
       </w:r>
-      <w:hyperlink r:id="rId80">
-        <w:r>
-          <w:rPr>
-            <w:lang w:val="pt_PT" w:bidi="pt_PT"/>
-          </w:rPr>
-          <w:rPr>
-            <w:color w:val="0000EE"/>
-            <w:u w:val="single"/>
-          </w:rPr>
-          <w:t>2.2</w:t>
-        </w:r>
-      </w:hyperlink>
+      <w:r>
+        <w:rPr>
+          <w:lang w:val="pt_PT" w:bidi="pt_PT"/>
+        </w:rPr>
+        <w:t>2.2</w:t>
+      </w:r>
       <w:r>
         <w:rPr>
           <w:lang w:val="pt_PT" w:bidi="pt_PT"/>
@@ -58299,18 +57363,12 @@
         </w:rPr>
         <w:t xml:space="preserve"> em </w:t>
       </w:r>
-      <w:hyperlink r:id="rId37">
-        <w:r>
-          <w:rPr>
-            <w:lang w:val="pt_PT" w:bidi="pt_PT"/>
-          </w:rPr>
-          <w:rPr>
-            <w:color w:val="0000EE"/>
-            <w:u w:val="single"/>
-          </w:rPr>
-          <w:t>2.7</w:t>
-        </w:r>
-      </w:hyperlink>
+      <w:r>
+        <w:rPr>
+          <w:lang w:val="pt_PT" w:bidi="pt_PT"/>
+        </w:rPr>
+        <w:t>2.7</w:t>
+      </w:r>
       <w:r>
         <w:rPr>
           <w:lang w:val="pt_PT" w:bidi="pt_PT"/>
@@ -58722,18 +57780,12 @@
         </w:rPr>
         <w:t xml:space="preserve">Veja a discussão do termo presente no texto original “permanecer” na Parte 3 da Introdução a 1 João. Neste caso, parece significar a mesma coisa que em </w:t>
       </w:r>
-      <w:hyperlink r:id="rId13">
-        <w:r>
-          <w:rPr>
-            <w:lang w:val="pt_PT" w:bidi="pt_PT"/>
-          </w:rPr>
-          <w:rPr>
-            <w:color w:val="0000EE"/>
-            <w:u w:val="single"/>
-          </w:rPr>
-          <w:t>2.6</w:t>
-        </w:r>
-      </w:hyperlink>
+      <w:r>
+        <w:rPr>
+          <w:lang w:val="pt_PT" w:bidi="pt_PT"/>
+        </w:rPr>
+        <w:t>2.6</w:t>
+      </w:r>
       <w:r>
         <w:rPr>
           <w:lang w:val="pt_PT" w:bidi="pt_PT"/>
@@ -58838,18 +57890,12 @@
         </w:rPr>
         <w:t xml:space="preserve">Veja como você traduziu a expressão semelhante em </w:t>
       </w:r>
-      <w:hyperlink r:id="rId32">
-        <w:r>
-          <w:rPr>
-            <w:lang w:val="pt_PT" w:bidi="pt_PT"/>
-          </w:rPr>
-          <w:rPr>
-            <w:color w:val="0000EE"/>
-            <w:u w:val="single"/>
-          </w:rPr>
-          <w:t>2.5</w:t>
-        </w:r>
-      </w:hyperlink>
+      <w:r>
+        <w:rPr>
+          <w:lang w:val="pt_PT" w:bidi="pt_PT"/>
+        </w:rPr>
+        <w:t>2.5</w:t>
+      </w:r>
       <w:r>
         <w:rPr>
           <w:lang w:val="pt_PT" w:bidi="pt_PT"/>
@@ -58967,18 +58013,12 @@
         </w:rPr>
         <w:t xml:space="preserve">, presente no texto original, introduz uma nota de segurança que contrasta com a ideia no versículo anterior, "Ninguém jamais viu a Deus". Este versículo é muito semelhante à segunda metade de </w:t>
       </w:r>
-      <w:hyperlink r:id="rId49">
-        <w:r>
-          <w:rPr>
-            <w:lang w:val="pt_PT" w:bidi="pt_PT"/>
-          </w:rPr>
-          <w:rPr>
-            <w:color w:val="0000EE"/>
-            <w:u w:val="single"/>
-          </w:rPr>
-          <w:t>3.24</w:t>
-        </w:r>
-      </w:hyperlink>
+      <w:r>
+        <w:rPr>
+          <w:lang w:val="pt_PT" w:bidi="pt_PT"/>
+        </w:rPr>
+        <w:t>3.24</w:t>
+      </w:r>
       <w:r>
         <w:rPr>
           <w:lang w:val="pt_PT" w:bidi="pt_PT"/>
@@ -59403,18 +58443,12 @@
         </w:rPr>
         <w:t xml:space="preserve">Consulte a discussão sobre o termo “permanecer” na Parte 3 da Introdução a 1 João. Neste caso, parece ter o mesmo significado que em </w:t>
       </w:r>
-      <w:hyperlink r:id="rId13">
-        <w:r>
-          <w:rPr>
-            <w:lang w:val="pt_PT" w:bidi="pt_PT"/>
-          </w:rPr>
-          <w:rPr>
-            <w:color w:val="0000EE"/>
-            <w:u w:val="single"/>
-          </w:rPr>
-          <w:t>2.6</w:t>
-        </w:r>
-      </w:hyperlink>
+      <w:r>
+        <w:rPr>
+          <w:lang w:val="pt_PT" w:bidi="pt_PT"/>
+        </w:rPr>
+        <w:t>2.6</w:t>
+      </w:r>
       <w:r>
         <w:rPr>
           <w:lang w:val="pt_PT" w:bidi="pt_PT"/>
@@ -60081,18 +59115,12 @@
         </w:rPr>
         <w:t xml:space="preserve">O significado desta expressão é semelhante à expressão “aquele que confessa o Filho” em </w:t>
       </w:r>
-      <w:hyperlink r:id="rId81">
-        <w:r>
-          <w:rPr>
-            <w:lang w:val="pt_PT" w:bidi="pt_PT"/>
-          </w:rPr>
-          <w:rPr>
-            <w:color w:val="0000EE"/>
-            <w:u w:val="single"/>
-          </w:rPr>
-          <w:t>2.23</w:t>
-        </w:r>
-      </w:hyperlink>
+      <w:r>
+        <w:rPr>
+          <w:lang w:val="pt_PT" w:bidi="pt_PT"/>
+        </w:rPr>
+        <w:t>2.23</w:t>
+      </w:r>
       <w:r>
         <w:rPr>
           <w:lang w:val="pt_PT" w:bidi="pt_PT"/>
@@ -60413,18 +59441,12 @@
         </w:rPr>
         <w:t xml:space="preserve">Veja a discussão do termo “permanecer”, presente no texto original, na Parte 3 da Introdução a 1 João. Neste caso, parece significar a mesma coisa que em </w:t>
       </w:r>
-      <w:hyperlink r:id="rId13">
-        <w:r>
-          <w:rPr>
-            <w:lang w:val="pt_PT" w:bidi="pt_PT"/>
-          </w:rPr>
-          <w:rPr>
-            <w:color w:val="0000EE"/>
-            <w:u w:val="single"/>
-          </w:rPr>
-          <w:t>2.6</w:t>
-        </w:r>
-      </w:hyperlink>
+      <w:r>
+        <w:rPr>
+          <w:lang w:val="pt_PT" w:bidi="pt_PT"/>
+        </w:rPr>
+        <w:t>2.6</w:t>
+      </w:r>
       <w:r>
         <w:rPr>
           <w:lang w:val="pt_PT" w:bidi="pt_PT"/>
@@ -60679,18 +59701,12 @@
         </w:rPr>
         <w:t xml:space="preserve"> aqui é a mesma que a expressão traduzida como “entre nós” em </w:t>
       </w:r>
-      <w:hyperlink r:id="rId57">
-        <w:r>
-          <w:rPr>
-            <w:lang w:val="pt_PT" w:bidi="pt_PT"/>
-          </w:rPr>
-          <w:rPr>
-            <w:color w:val="0000EE"/>
-            <w:u w:val="single"/>
-          </w:rPr>
-          <w:t>4.9</w:t>
-        </w:r>
-      </w:hyperlink>
+      <w:r>
+        <w:rPr>
+          <w:lang w:val="pt_PT" w:bidi="pt_PT"/>
+        </w:rPr>
+        <w:t>4.9</w:t>
+      </w:r>
       <w:r>
         <w:rPr>
           <w:lang w:val="pt_PT" w:bidi="pt_PT"/>
@@ -60795,18 +59811,12 @@
         </w:rPr>
         <w:t xml:space="preserve">Esta é uma metáfora que descreve o caráter de Deus. Veja como você traduziu em </w:t>
       </w:r>
-      <w:hyperlink r:id="rId82">
-        <w:r>
-          <w:rPr>
-            <w:lang w:val="pt_PT" w:bidi="pt_PT"/>
-          </w:rPr>
-          <w:rPr>
-            <w:color w:val="0000EE"/>
-            <w:u w:val="single"/>
-          </w:rPr>
-          <w:t>4.8</w:t>
-        </w:r>
-      </w:hyperlink>
+      <w:r>
+        <w:rPr>
+          <w:lang w:val="pt_PT" w:bidi="pt_PT"/>
+        </w:rPr>
+        <w:t>4.8</w:t>
+      </w:r>
       <w:r>
         <w:rPr>
           <w:lang w:val="pt_PT" w:bidi="pt_PT"/>
@@ -60911,18 +59921,12 @@
         </w:rPr>
         <w:t xml:space="preserve">Veja a discussão do termo “permanecer” na Parte 3 da Introdução a 1 João. Como em </w:t>
       </w:r>
-      <w:hyperlink r:id="rId54">
-        <w:r>
-          <w:rPr>
-            <w:lang w:val="pt_PT" w:bidi="pt_PT"/>
-          </w:rPr>
-          <w:rPr>
-            <w:color w:val="0000EE"/>
-            <w:u w:val="single"/>
-          </w:rPr>
-          <w:t>2.24</w:t>
-        </w:r>
-      </w:hyperlink>
+      <w:r>
+        <w:rPr>
+          <w:lang w:val="pt_PT" w:bidi="pt_PT"/>
+        </w:rPr>
+        <w:t>2.24</w:t>
+      </w:r>
       <w:r>
         <w:rPr>
           <w:lang w:val="pt_PT" w:bidi="pt_PT"/>
@@ -61027,36 +60031,24 @@
         </w:rPr>
         <w:t xml:space="preserve">Veja a discussão do termo “permanecer”, presente no texto original, na Parte 3 da Introdução a 1 João. Neste caso, parece significar a mesma coisa que em </w:t>
       </w:r>
-      <w:hyperlink r:id="rId13">
-        <w:r>
-          <w:rPr>
-            <w:lang w:val="pt_PT" w:bidi="pt_PT"/>
-          </w:rPr>
-          <w:rPr>
-            <w:color w:val="0000EE"/>
-            <w:u w:val="single"/>
-          </w:rPr>
-          <w:t>2.6</w:t>
-        </w:r>
-      </w:hyperlink>
+      <w:r>
+        <w:rPr>
+          <w:lang w:val="pt_PT" w:bidi="pt_PT"/>
+        </w:rPr>
+        <w:t>2.6</w:t>
+      </w:r>
       <w:r>
         <w:rPr>
           <w:lang w:val="pt_PT" w:bidi="pt_PT"/>
         </w:rPr>
         <w:t xml:space="preserve"> e em </w:t>
       </w:r>
-      <w:hyperlink r:id="rId83">
-        <w:r>
-          <w:rPr>
-            <w:lang w:val="pt_PT" w:bidi="pt_PT"/>
-          </w:rPr>
-          <w:rPr>
-            <w:color w:val="0000EE"/>
-            <w:u w:val="single"/>
-          </w:rPr>
-          <w:t>4.15</w:t>
-        </w:r>
-      </w:hyperlink>
+      <w:r>
+        <w:rPr>
+          <w:lang w:val="pt_PT" w:bidi="pt_PT"/>
+        </w:rPr>
+        <w:t>4.15</w:t>
+      </w:r>
       <w:r>
         <w:rPr>
           <w:lang w:val="pt_PT" w:bidi="pt_PT"/>
@@ -61161,18 +60153,12 @@
         </w:rPr>
         <w:t xml:space="preserve">Como em </w:t>
       </w:r>
-      <w:hyperlink r:id="rId57">
-        <w:r>
-          <w:rPr>
-            <w:lang w:val="pt_PT" w:bidi="pt_PT"/>
-          </w:rPr>
-          <w:rPr>
-            <w:color w:val="0000EE"/>
-            <w:u w:val="single"/>
-          </w:rPr>
-          <w:t>4.9</w:t>
-        </w:r>
-      </w:hyperlink>
+      <w:r>
+        <w:rPr>
+          <w:lang w:val="pt_PT" w:bidi="pt_PT"/>
+        </w:rPr>
+        <w:t>4.9</w:t>
+      </w:r>
       <w:r>
         <w:rPr>
           <w:lang w:val="pt_PT" w:bidi="pt_PT"/>
@@ -61519,18 +60505,12 @@
         </w:rPr>
         <w:t xml:space="preserve">Veja como você traduziu a expressão semelhante em </w:t>
       </w:r>
-      <w:hyperlink r:id="rId32">
-        <w:r>
-          <w:rPr>
-            <w:lang w:val="pt_PT" w:bidi="pt_PT"/>
-          </w:rPr>
-          <w:rPr>
-            <w:color w:val="0000EE"/>
-            <w:u w:val="single"/>
-          </w:rPr>
-          <w:t>2.5</w:t>
-        </w:r>
-      </w:hyperlink>
+      <w:r>
+        <w:rPr>
+          <w:lang w:val="pt_PT" w:bidi="pt_PT"/>
+        </w:rPr>
+        <w:t>2.5</w:t>
+      </w:r>
       <w:r>
         <w:rPr>
           <w:lang w:val="pt_PT" w:bidi="pt_PT"/>
@@ -62973,18 +61953,12 @@
         </w:rPr>
         <w:t xml:space="preserve">Veja como você traduziu a expressão semelhante em </w:t>
       </w:r>
-      <w:hyperlink r:id="rId32">
-        <w:r>
-          <w:rPr>
-            <w:lang w:val="pt_PT" w:bidi="pt_PT"/>
-          </w:rPr>
-          <w:rPr>
-            <w:color w:val="0000EE"/>
-            <w:u w:val="single"/>
-          </w:rPr>
-          <w:t>2.5</w:t>
-        </w:r>
-      </w:hyperlink>
+      <w:r>
+        <w:rPr>
+          <w:lang w:val="pt_PT" w:bidi="pt_PT"/>
+        </w:rPr>
+        <w:t>2.5</w:t>
+      </w:r>
       <w:r>
         <w:rPr>
           <w:lang w:val="pt_PT" w:bidi="pt_PT"/>
@@ -63004,18 +61978,12 @@
         </w:rPr>
         <w:t xml:space="preserve"> pode significar: (1) O amor de Deus por nós. Tradução alternativa: “Portanto, se alguém tem medo, então o amor de Deus não alcançou seu propósito em sua vida” (2) nosso amor por Deus. Tradução alternativa: “Portanto, se alguém tem medo, então ele ainda não ama a Deus perfeitamente”. Também pode significar ambas as coisas, como em </w:t>
       </w:r>
-      <w:hyperlink r:id="rId47">
-        <w:r>
-          <w:rPr>
-            <w:lang w:val="pt_PT" w:bidi="pt_PT"/>
-          </w:rPr>
-          <w:rPr>
-            <w:color w:val="0000EE"/>
-            <w:u w:val="single"/>
-          </w:rPr>
-          <w:t>3.17</w:t>
-        </w:r>
-      </w:hyperlink>
+      <w:r>
+        <w:rPr>
+          <w:lang w:val="pt_PT" w:bidi="pt_PT"/>
+        </w:rPr>
+        <w:t>3.17</w:t>
+      </w:r>
       <w:r>
         <w:rPr>
           <w:lang w:val="pt_PT" w:bidi="pt_PT"/>
@@ -63231,18 +62199,12 @@
         </w:rPr>
         <w:t xml:space="preserve">Este versículo resume a ideia do versículo </w:t>
       </w:r>
-      <w:hyperlink r:id="rId84">
-        <w:r>
-          <w:rPr>
-            <w:lang w:val="pt_PT" w:bidi="pt_PT"/>
-          </w:rPr>
-          <w:rPr>
-            <w:color w:val="0000EE"/>
-            <w:u w:val="single"/>
-          </w:rPr>
-          <w:t>10</w:t>
-        </w:r>
-      </w:hyperlink>
+      <w:r>
+        <w:rPr>
+          <w:lang w:val="pt_PT" w:bidi="pt_PT"/>
+        </w:rPr>
+        <w:t>10</w:t>
+      </w:r>
       <w:r>
         <w:rPr>
           <w:lang w:val="pt_PT" w:bidi="pt_PT"/>
@@ -63791,18 +62753,12 @@
         </w:rPr>
         <w:t xml:space="preserve"> em </w:t>
       </w:r>
-      <w:hyperlink r:id="rId40">
-        <w:r>
-          <w:rPr>
-            <w:lang w:val="pt_PT" w:bidi="pt_PT"/>
-          </w:rPr>
-          <w:rPr>
-            <w:color w:val="0000EE"/>
-            <w:u w:val="single"/>
-          </w:rPr>
-          <w:t>2.9</w:t>
-        </w:r>
-      </w:hyperlink>
+      <w:r>
+        <w:rPr>
+          <w:lang w:val="pt_PT" w:bidi="pt_PT"/>
+        </w:rPr>
+        <w:t>2.9</w:t>
+      </w:r>
       <w:r>
         <w:rPr>
           <w:lang w:val="pt_PT" w:bidi="pt_PT"/>
@@ -64368,18 +63324,12 @@
         </w:rPr>
         <w:t xml:space="preserve">No contexto, a palavra “morte” nesta frase refere-se à morte espiritual, que é a separação eterna de Deus. Mas não está totalmente claro a que pecado João se refere. É improvável que João esteja se referindo a um pecado em particular, mas sim a um certo tipo de pecado. Dado o contexto desta carta, ele provavelmente se refere ao tipo de pecado que os falsos mestres cometiam ao negar que Jesus era o Filho de Deus e que ele veio em carne, e ao rejeitar o seu perdão. Veja a discussão adicional nas notas de </w:t>
       </w:r>
-      <w:hyperlink r:id="rId85">
-        <w:r>
-          <w:rPr>
-            <w:lang w:val="pt_PT" w:bidi="pt_PT"/>
-          </w:rPr>
-          <w:rPr>
-            <w:color w:val="0000EE"/>
-            <w:u w:val="single"/>
-          </w:rPr>
-          <w:t>5.16</w:t>
-        </w:r>
-      </w:hyperlink>
+      <w:r>
+        <w:rPr>
+          <w:lang w:val="pt_PT" w:bidi="pt_PT"/>
+        </w:rPr>
+        <w:t>5.16</w:t>
+      </w:r>
       <w:r>
         <w:rPr>
           <w:lang w:val="pt_PT" w:bidi="pt_PT"/>
@@ -64448,18 +63398,12 @@
         </w:rPr>
         <w:t xml:space="preserve">Em </w:t>
       </w:r>
-      <w:hyperlink r:id="rId86">
-        <w:r>
-          <w:rPr>
-            <w:lang w:val="pt_PT" w:bidi="pt_PT"/>
-          </w:rPr>
-          <w:rPr>
-            <w:color w:val="0000EE"/>
-            <w:u w:val="single"/>
-          </w:rPr>
-          <w:t>5.7–8</w:t>
-        </w:r>
-      </w:hyperlink>
+      <w:r>
+        <w:rPr>
+          <w:lang w:val="pt_PT" w:bidi="pt_PT"/>
+        </w:rPr>
+        <w:t>5.7–8</w:t>
+      </w:r>
       <w:r>
         <w:rPr>
           <w:lang w:val="pt_PT" w:bidi="pt_PT"/>
@@ -64492,18 +63436,12 @@
         </w:rPr>
         <w:t xml:space="preserve">Em </w:t>
       </w:r>
-      <w:hyperlink r:id="rId87">
-        <w:r>
-          <w:rPr>
-            <w:lang w:val="pt_PT" w:bidi="pt_PT"/>
-          </w:rPr>
-          <w:rPr>
-            <w:color w:val="0000EE"/>
-            <w:u w:val="single"/>
-          </w:rPr>
-          <w:t>5.18</w:t>
-        </w:r>
-      </w:hyperlink>
+      <w:r>
+        <w:rPr>
+          <w:lang w:val="pt_PT" w:bidi="pt_PT"/>
+        </w:rPr>
+        <w:t>5.18</w:t>
+      </w:r>
       <w:r>
         <w:rPr>
           <w:lang w:val="pt_PT" w:bidi="pt_PT"/>
@@ -64679,18 +63617,12 @@
         </w:rPr>
         <w:t xml:space="preserve">Veja como você traduziu a expressão semelhante em </w:t>
       </w:r>
-      <w:hyperlink r:id="rId60">
-        <w:r>
-          <w:rPr>
-            <w:lang w:val="pt_PT" w:bidi="pt_PT"/>
-          </w:rPr>
-          <w:rPr>
-            <w:color w:val="0000EE"/>
-            <w:u w:val="single"/>
-          </w:rPr>
-          <w:t>2.29</w:t>
-        </w:r>
-      </w:hyperlink>
+      <w:r>
+        <w:rPr>
+          <w:lang w:val="pt_PT" w:bidi="pt_PT"/>
+        </w:rPr>
+        <w:t>2.29</w:t>
+      </w:r>
       <w:r>
         <w:rPr>
           <w:lang w:val="pt_PT" w:bidi="pt_PT"/>
@@ -64828,18 +63760,12 @@
         </w:rPr>
         <w:t xml:space="preserve">Veja se em </w:t>
       </w:r>
-      <w:hyperlink r:id="rId60">
-        <w:r>
-          <w:rPr>
-            <w:lang w:val="pt_PT" w:bidi="pt_PT"/>
-          </w:rPr>
-          <w:rPr>
-            <w:color w:val="0000EE"/>
-            <w:u w:val="single"/>
-          </w:rPr>
-          <w:t>2.29</w:t>
-        </w:r>
-      </w:hyperlink>
+      <w:r>
+        <w:rPr>
+          <w:lang w:val="pt_PT" w:bidi="pt_PT"/>
+        </w:rPr>
+        <w:t>2.29</w:t>
+      </w:r>
       <w:r>
         <w:rPr>
           <w:lang w:val="pt_PT" w:bidi="pt_PT"/>
@@ -64977,18 +63903,12 @@
         </w:rPr>
         <w:t xml:space="preserve"> João inclui este ditado curto para ensinar algo geralmente verdadeiro sobre a vida e que se aplica ao ponto que ele vem desenvolvendo desde </w:t>
       </w:r>
-      <w:hyperlink r:id="rId88">
-        <w:r>
-          <w:rPr>
-            <w:lang w:val="pt_PT" w:bidi="pt_PT"/>
-          </w:rPr>
-          <w:rPr>
-            <w:color w:val="0000EE"/>
-            <w:u w:val="single"/>
-          </w:rPr>
-          <w:t>4.7</w:t>
-        </w:r>
-      </w:hyperlink>
+      <w:r>
+        <w:rPr>
+          <w:lang w:val="pt_PT" w:bidi="pt_PT"/>
+        </w:rPr>
+        <w:t>4.7</w:t>
+      </w:r>
       <w:r>
         <w:rPr>
           <w:lang w:val="pt_PT" w:bidi="pt_PT"/>
@@ -66578,18 +65498,12 @@
         </w:rPr>
         <w:t xml:space="preserve">Veja como você traduziu a expressão semelhante em </w:t>
       </w:r>
-      <w:hyperlink r:id="rId60">
-        <w:r>
-          <w:rPr>
-            <w:lang w:val="pt_PT" w:bidi="pt_PT"/>
-          </w:rPr>
-          <w:rPr>
-            <w:color w:val="0000EE"/>
-            <w:u w:val="single"/>
-          </w:rPr>
-          <w:t>2.29</w:t>
-        </w:r>
-      </w:hyperlink>
+      <w:r>
+        <w:rPr>
+          <w:lang w:val="pt_PT" w:bidi="pt_PT"/>
+        </w:rPr>
+        <w:t>2.29</w:t>
+      </w:r>
       <w:r>
         <w:rPr>
           <w:lang w:val="pt_PT" w:bidi="pt_PT"/>
@@ -66708,18 +65622,12 @@
         </w:rPr>
         <w:t xml:space="preserve">Veja se em </w:t>
       </w:r>
-      <w:hyperlink r:id="rId60">
-        <w:r>
-          <w:rPr>
-            <w:lang w:val="pt_PT" w:bidi="pt_PT"/>
-          </w:rPr>
-          <w:rPr>
-            <w:color w:val="0000EE"/>
-            <w:u w:val="single"/>
-          </w:rPr>
-          <w:t>2.29</w:t>
-        </w:r>
-      </w:hyperlink>
+      <w:r>
+        <w:rPr>
+          <w:lang w:val="pt_PT" w:bidi="pt_PT"/>
+        </w:rPr>
+        <w:t>2.29</w:t>
+      </w:r>
       <w:r>
         <w:rPr>
           <w:lang w:val="pt_PT" w:bidi="pt_PT"/>
@@ -66837,18 +65745,12 @@
         </w:rPr>
         <w:t xml:space="preserve">. Como em </w:t>
       </w:r>
-      <w:hyperlink r:id="rId44">
-        <w:r>
-          <w:rPr>
-            <w:lang w:val="pt_PT" w:bidi="pt_PT"/>
-          </w:rPr>
-          <w:rPr>
-            <w:color w:val="0000EE"/>
-            <w:u w:val="single"/>
-          </w:rPr>
-          <w:t>2.13</w:t>
-        </w:r>
-      </w:hyperlink>
+      <w:r>
+        <w:rPr>
+          <w:lang w:val="pt_PT" w:bidi="pt_PT"/>
+        </w:rPr>
+        <w:t>2.13</w:t>
+      </w:r>
       <w:r>
         <w:rPr>
           <w:lang w:val="pt_PT" w:bidi="pt_PT"/>
@@ -66979,18 +65881,12 @@
         </w:rPr>
         <w:t xml:space="preserve"> em </w:t>
       </w:r>
-      <w:hyperlink r:id="rId46">
-        <w:r>
-          <w:rPr>
-            <w:lang w:val="pt_PT" w:bidi="pt_PT"/>
-          </w:rPr>
-          <w:rPr>
-            <w:color w:val="0000EE"/>
-            <w:u w:val="single"/>
-          </w:rPr>
-          <w:t>2.15</w:t>
-        </w:r>
-      </w:hyperlink>
+      <w:r>
+        <w:rPr>
+          <w:lang w:val="pt_PT" w:bidi="pt_PT"/>
+        </w:rPr>
+        <w:t>2.15</w:t>
+      </w:r>
       <w:r>
         <w:rPr>
           <w:lang w:val="pt_PT" w:bidi="pt_PT"/>
@@ -68493,36 +67389,24 @@
         </w:rPr>
         <w:t xml:space="preserve">Assim como a declaração “Deus é amor” em </w:t>
       </w:r>
-      <w:hyperlink r:id="rId82">
-        <w:r>
-          <w:rPr>
-            <w:lang w:val="pt_PT" w:bidi="pt_PT"/>
-          </w:rPr>
-          <w:rPr>
-            <w:color w:val="0000EE"/>
-            <w:u w:val="single"/>
-          </w:rPr>
-          <w:t>4.8</w:t>
-        </w:r>
-      </w:hyperlink>
+      <w:r>
+        <w:rPr>
+          <w:lang w:val="pt_PT" w:bidi="pt_PT"/>
+        </w:rPr>
+        <w:t>4.8</w:t>
+      </w:r>
       <w:r>
         <w:rPr>
           <w:lang w:val="pt_PT" w:bidi="pt_PT"/>
         </w:rPr>
         <w:t xml:space="preserve"> e </w:t>
       </w:r>
-      <w:hyperlink r:id="rId89">
-        <w:r>
-          <w:rPr>
-            <w:lang w:val="pt_PT" w:bidi="pt_PT"/>
-          </w:rPr>
-          <w:rPr>
-            <w:color w:val="0000EE"/>
-            <w:u w:val="single"/>
-          </w:rPr>
-          <w:t>4.16</w:t>
-        </w:r>
-      </w:hyperlink>
+      <w:r>
+        <w:rPr>
+          <w:lang w:val="pt_PT" w:bidi="pt_PT"/>
+        </w:rPr>
+        <w:t>4.16</w:t>
+      </w:r>
       <w:r>
         <w:rPr>
           <w:lang w:val="pt_PT" w:bidi="pt_PT"/>
@@ -68641,18 +67525,12 @@
         </w:rPr>
         <w:t xml:space="preserve">Nesta declaração, João reafirma que as três coisas que ele menciona no versículo </w:t>
       </w:r>
-      <w:hyperlink r:id="rId90">
-        <w:r>
-          <w:rPr>
-            <w:lang w:val="pt_PT" w:bidi="pt_PT"/>
-          </w:rPr>
-          <w:rPr>
-            <w:color w:val="0000EE"/>
-            <w:u w:val="single"/>
-          </w:rPr>
-          <w:t>6</w:t>
-        </w:r>
-      </w:hyperlink>
+      <w:r>
+        <w:rPr>
+          <w:lang w:val="pt_PT" w:bidi="pt_PT"/>
+        </w:rPr>
+        <w:t>6</w:t>
+      </w:r>
       <w:r>
         <w:rPr>
           <w:lang w:val="pt_PT" w:bidi="pt_PT"/>
@@ -69762,18 +68640,12 @@
         </w:rPr>
         <w:t xml:space="preserve"> poderia estar introduzindo: (1) o conteúdo do testemunho de Deus sobre seu Filho. Nesse caso, o próprio conteúdo aparece em </w:t>
       </w:r>
-      <w:hyperlink r:id="rId91">
-        <w:r>
-          <w:rPr>
-            <w:lang w:val="pt_PT" w:bidi="pt_PT"/>
-          </w:rPr>
-          <w:rPr>
-            <w:color w:val="0000EE"/>
-            <w:u w:val="single"/>
-          </w:rPr>
-          <w:t>5.11</w:t>
-        </w:r>
-      </w:hyperlink>
+      <w:r>
+        <w:rPr>
+          <w:lang w:val="pt_PT" w:bidi="pt_PT"/>
+        </w:rPr>
+        <w:t>5.11</w:t>
+      </w:r>
       <w:r>
         <w:rPr>
           <w:lang w:val="pt_PT" w:bidi="pt_PT"/>
@@ -69905,36 +68777,24 @@
         </w:rPr>
         <w:t xml:space="preserve"> pode se referir a: (1) o testemunho de Deus, que João menciona em </w:t>
       </w:r>
-      <w:hyperlink r:id="rId91">
-        <w:r>
-          <w:rPr>
-            <w:lang w:val="pt_PT" w:bidi="pt_PT"/>
-          </w:rPr>
-          <w:rPr>
-            <w:color w:val="0000EE"/>
-            <w:u w:val="single"/>
-          </w:rPr>
-          <w:t>5.11</w:t>
-        </w:r>
-      </w:hyperlink>
+      <w:r>
+        <w:rPr>
+          <w:lang w:val="pt_PT" w:bidi="pt_PT"/>
+        </w:rPr>
+        <w:t>5.11</w:t>
+      </w:r>
       <w:r>
         <w:rPr>
           <w:lang w:val="pt_PT" w:bidi="pt_PT"/>
         </w:rPr>
         <w:t xml:space="preserve">. Tradução alternativa: “Vou contar a vocês qual é o testemunho de Deus”; (2) os três testemunhos de </w:t>
       </w:r>
-      <w:hyperlink r:id="rId92">
-        <w:r>
-          <w:rPr>
-            <w:lang w:val="pt_PT" w:bidi="pt_PT"/>
-          </w:rPr>
-          <w:rPr>
-            <w:color w:val="0000EE"/>
-            <w:u w:val="single"/>
-          </w:rPr>
-          <w:t>5.8</w:t>
-        </w:r>
-      </w:hyperlink>
+      <w:r>
+        <w:rPr>
+          <w:lang w:val="pt_PT" w:bidi="pt_PT"/>
+        </w:rPr>
+        <w:t>5.8</w:t>
+      </w:r>
       <w:r>
         <w:rPr>
           <w:lang w:val="pt_PT" w:bidi="pt_PT"/>
@@ -70709,18 +69569,12 @@
         </w:rPr>
         <w:t xml:space="preserve">Como em </w:t>
       </w:r>
-      <w:hyperlink r:id="rId93">
-        <w:r>
-          <w:rPr>
-            <w:lang w:val="pt_PT" w:bidi="pt_PT"/>
-          </w:rPr>
-          <w:rPr>
-            <w:color w:val="0000EE"/>
-            <w:u w:val="single"/>
-          </w:rPr>
-          <w:t>1.10</w:t>
-        </w:r>
-      </w:hyperlink>
+      <w:r>
+        <w:rPr>
+          <w:lang w:val="pt_PT" w:bidi="pt_PT"/>
+        </w:rPr>
+        <w:t>1.10</w:t>
+      </w:r>
       <w:r>
         <w:rPr>
           <w:lang w:val="pt_PT" w:bidi="pt_PT"/>
@@ -71219,18 +70073,12 @@
         </w:rPr>
         <w:t xml:space="preserve">Como em </w:t>
       </w:r>
-      <w:hyperlink r:id="rId57">
-        <w:r>
-          <w:rPr>
-            <w:lang w:val="pt_PT" w:bidi="pt_PT"/>
-          </w:rPr>
-          <w:rPr>
-            <w:color w:val="0000EE"/>
-            <w:u w:val="single"/>
-          </w:rPr>
-          <w:t>4.9</w:t>
-        </w:r>
-      </w:hyperlink>
+      <w:r>
+        <w:rPr>
+          <w:lang w:val="pt_PT" w:bidi="pt_PT"/>
+        </w:rPr>
+        <w:t>4.9</w:t>
+      </w:r>
       <w:r>
         <w:rPr>
           <w:lang w:val="pt_PT" w:bidi="pt_PT"/>
@@ -71250,18 +70098,12 @@
         </w:rPr>
         <w:t xml:space="preserve"> significa duas coisas ao mesmo tempo. Significa receber poder de Deus nesta vida para viver de uma nova maneira, e também viver para sempre na presença de Deus após a morte. Veja como você traduziu a expressão em </w:t>
       </w:r>
-      <w:hyperlink r:id="rId57">
-        <w:r>
-          <w:rPr>
-            <w:lang w:val="pt_PT" w:bidi="pt_PT"/>
-          </w:rPr>
-          <w:rPr>
-            <w:color w:val="0000EE"/>
-            <w:u w:val="single"/>
-          </w:rPr>
-          <w:t>4.9</w:t>
-        </w:r>
-      </w:hyperlink>
+      <w:r>
+        <w:rPr>
+          <w:lang w:val="pt_PT" w:bidi="pt_PT"/>
+        </w:rPr>
+        <w:t>4.9</w:t>
+      </w:r>
       <w:r>
         <w:rPr>
           <w:lang w:val="pt_PT" w:bidi="pt_PT"/>
@@ -71596,54 +70438,36 @@
         </w:rPr>
         <w:t xml:space="preserve">Como ambos os grupos de pessoas estão fisicamente vivos, João quer dizer isso em um sentido espiritual. Como em </w:t>
       </w:r>
-      <w:hyperlink r:id="rId57">
-        <w:r>
-          <w:rPr>
-            <w:lang w:val="pt_PT" w:bidi="pt_PT"/>
-          </w:rPr>
-          <w:rPr>
-            <w:color w:val="0000EE"/>
-            <w:u w:val="single"/>
-          </w:rPr>
-          <w:t>4.9</w:t>
-        </w:r>
-      </w:hyperlink>
+      <w:r>
+        <w:rPr>
+          <w:lang w:val="pt_PT" w:bidi="pt_PT"/>
+        </w:rPr>
+        <w:t>4.9</w:t>
+      </w:r>
       <w:r>
         <w:rPr>
           <w:lang w:val="pt_PT" w:bidi="pt_PT"/>
         </w:rPr>
         <w:t xml:space="preserve">, ele provavelmente está se referindo ao que chama de “vida eterna” em </w:t>
       </w:r>
-      <w:hyperlink r:id="rId79">
-        <w:r>
-          <w:rPr>
-            <w:lang w:val="pt_PT" w:bidi="pt_PT"/>
-          </w:rPr>
-          <w:rPr>
-            <w:color w:val="0000EE"/>
-            <w:u w:val="single"/>
-          </w:rPr>
-          <w:t>3.15</w:t>
-        </w:r>
-      </w:hyperlink>
+      <w:r>
+        <w:rPr>
+          <w:lang w:val="pt_PT" w:bidi="pt_PT"/>
+        </w:rPr>
+        <w:t>3.15</w:t>
+      </w:r>
       <w:r>
         <w:rPr>
           <w:lang w:val="pt_PT" w:bidi="pt_PT"/>
         </w:rPr>
         <w:t xml:space="preserve"> e </w:t>
       </w:r>
-      <w:hyperlink r:id="rId91">
-        <w:r>
-          <w:rPr>
-            <w:lang w:val="pt_PT" w:bidi="pt_PT"/>
-          </w:rPr>
-          <w:rPr>
-            <w:color w:val="0000EE"/>
-            <w:u w:val="single"/>
-          </w:rPr>
-          <w:t>5.11</w:t>
-        </w:r>
-      </w:hyperlink>
+      <w:r>
+        <w:rPr>
+          <w:lang w:val="pt_PT" w:bidi="pt_PT"/>
+        </w:rPr>
+        <w:t>5.11</w:t>
+      </w:r>
       <w:r>
         <w:rPr>
           <w:lang w:val="pt_PT" w:bidi="pt_PT"/>
@@ -72559,18 +71383,12 @@
         </w:rPr>
         <w:t xml:space="preserve">Como em </w:t>
       </w:r>
-      <w:hyperlink r:id="rId73">
-        <w:r>
-          <w:rPr>
-            <w:lang w:val="pt_PT" w:bidi="pt_PT"/>
-          </w:rPr>
-          <w:rPr>
-            <w:color w:val="0000EE"/>
-            <w:u w:val="single"/>
-          </w:rPr>
-          <w:t>4.5</w:t>
-        </w:r>
-      </w:hyperlink>
+      <w:r>
+        <w:rPr>
+          <w:lang w:val="pt_PT" w:bidi="pt_PT"/>
+        </w:rPr>
+        <w:t>4.5</w:t>
+      </w:r>
       <w:r>
         <w:rPr>
           <w:lang w:val="pt_PT" w:bidi="pt_PT"/>
@@ -72819,18 +71637,12 @@
         </w:rPr>
         <w:t xml:space="preserve">Como em </w:t>
       </w:r>
-      <w:hyperlink r:id="rId94">
-        <w:r>
-          <w:rPr>
-            <w:lang w:val="pt_PT" w:bidi="pt_PT"/>
-          </w:rPr>
-          <w:rPr>
-            <w:color w:val="0000EE"/>
-            <w:u w:val="single"/>
-          </w:rPr>
-          <w:t>5.14</w:t>
-        </w:r>
-      </w:hyperlink>
+      <w:r>
+        <w:rPr>
+          <w:lang w:val="pt_PT" w:bidi="pt_PT"/>
+        </w:rPr>
+        <w:t>5.14</w:t>
+      </w:r>
       <w:r>
         <w:rPr>
           <w:lang w:val="pt_PT" w:bidi="pt_PT"/>
@@ -73171,18 +71983,12 @@
         </w:rPr>
         <w:t xml:space="preserve"> em </w:t>
       </w:r>
-      <w:hyperlink r:id="rId40">
-        <w:r>
-          <w:rPr>
-            <w:lang w:val="pt_PT" w:bidi="pt_PT"/>
-          </w:rPr>
-          <w:rPr>
-            <w:color w:val="0000EE"/>
-            <w:u w:val="single"/>
-          </w:rPr>
-          <w:t>2.9</w:t>
-        </w:r>
-      </w:hyperlink>
+      <w:r>
+        <w:rPr>
+          <w:lang w:val="pt_PT" w:bidi="pt_PT"/>
+        </w:rPr>
+        <w:t>2.9</w:t>
+      </w:r>
       <w:r>
         <w:rPr>
           <w:lang w:val="pt_PT" w:bidi="pt_PT"/>
@@ -74051,18 +72857,12 @@
         </w:rPr>
         <w:t xml:space="preserve">, João provavelmente está se referindo a comportamentos como os que os falsos mestres praticavam e incentivavam. Como a Parte 3 da Introdução a 1 João explica, esses falsos mestres afirmavam que não importava o que as pessoas faziam em seus corpos, e assim, eles teriam cometido muitos pecados graves sem sentir qualquer convicção de que suas ações estavam erradas. Isso mostrava que eles haviam abandonado a fé em Jesus e rejeitado a influência do Espírito Santo. João implicitamente corrige esse falso ensinamento novamente em </w:t>
       </w:r>
-      <w:hyperlink r:id="rId87">
-        <w:r>
-          <w:rPr>
-            <w:lang w:val="pt_PT" w:bidi="pt_PT"/>
-          </w:rPr>
-          <w:rPr>
-            <w:color w:val="0000EE"/>
-            <w:u w:val="single"/>
-          </w:rPr>
-          <w:t>5.18</w:t>
-        </w:r>
-      </w:hyperlink>
+      <w:r>
+        <w:rPr>
+          <w:lang w:val="pt_PT" w:bidi="pt_PT"/>
+        </w:rPr>
+        <w:t>5.18</w:t>
+      </w:r>
       <w:r>
         <w:rPr>
           <w:lang w:val="pt_PT" w:bidi="pt_PT"/>
@@ -74561,18 +73361,12 @@
         </w:rPr>
         <w:t xml:space="preserve">Veja como você traduziu a expressão semelhante em </w:t>
       </w:r>
-      <w:hyperlink r:id="rId60">
-        <w:r>
-          <w:rPr>
-            <w:lang w:val="pt_PT" w:bidi="pt_PT"/>
-          </w:rPr>
-          <w:rPr>
-            <w:color w:val="0000EE"/>
-            <w:u w:val="single"/>
-          </w:rPr>
-          <w:t>2.29</w:t>
-        </w:r>
-      </w:hyperlink>
+      <w:r>
+        <w:rPr>
+          <w:lang w:val="pt_PT" w:bidi="pt_PT"/>
+        </w:rPr>
+        <w:t>2.29</w:t>
+      </w:r>
       <w:r>
         <w:rPr>
           <w:lang w:val="pt_PT" w:bidi="pt_PT"/>
@@ -74691,18 +73485,12 @@
         </w:rPr>
         <w:t xml:space="preserve">Veja se em </w:t>
       </w:r>
-      <w:hyperlink r:id="rId60">
-        <w:r>
-          <w:rPr>
-            <w:lang w:val="pt_PT" w:bidi="pt_PT"/>
-          </w:rPr>
-          <w:rPr>
-            <w:color w:val="0000EE"/>
-            <w:u w:val="single"/>
-          </w:rPr>
-          <w:t>2.29</w:t>
-        </w:r>
-      </w:hyperlink>
+      <w:r>
+        <w:rPr>
+          <w:lang w:val="pt_PT" w:bidi="pt_PT"/>
+        </w:rPr>
+        <w:t>2.29</w:t>
+      </w:r>
       <w:r>
         <w:rPr>
           <w:lang w:val="pt_PT" w:bidi="pt_PT"/>
@@ -74840,18 +73628,12 @@
         </w:rPr>
         <w:t xml:space="preserve">Veja como você traduziu esta expressão em </w:t>
       </w:r>
-      <w:hyperlink r:id="rId95">
-        <w:r>
-          <w:rPr>
-            <w:lang w:val="pt_PT" w:bidi="pt_PT"/>
-          </w:rPr>
-          <w:rPr>
-            <w:color w:val="0000EE"/>
-            <w:u w:val="single"/>
-          </w:rPr>
-          <w:t>3.6</w:t>
-        </w:r>
-      </w:hyperlink>
+      <w:r>
+        <w:rPr>
+          <w:lang w:val="pt_PT" w:bidi="pt_PT"/>
+        </w:rPr>
+        <w:t>3.6</w:t>
+      </w:r>
       <w:r>
         <w:rPr>
           <w:lang w:val="pt_PT" w:bidi="pt_PT"/>
@@ -75119,18 +73901,12 @@
         </w:rPr>
         <w:t xml:space="preserve">Como em </w:t>
       </w:r>
-      <w:hyperlink r:id="rId44">
-        <w:r>
-          <w:rPr>
-            <w:lang w:val="pt_PT" w:bidi="pt_PT"/>
-          </w:rPr>
-          <w:rPr>
-            <w:color w:val="0000EE"/>
-            <w:u w:val="single"/>
-          </w:rPr>
-          <w:t>2.13</w:t>
-        </w:r>
-      </w:hyperlink>
+      <w:r>
+        <w:rPr>
+          <w:lang w:val="pt_PT" w:bidi="pt_PT"/>
+        </w:rPr>
+        <w:t>2.13</w:t>
+      </w:r>
       <w:r>
         <w:rPr>
           <w:lang w:val="pt_PT" w:bidi="pt_PT"/>
@@ -75485,18 +74261,12 @@
         </w:rPr>
         <w:t xml:space="preserve">Veja como você traduziu a expressão semelhante em </w:t>
       </w:r>
-      <w:hyperlink r:id="rId74">
-        <w:r>
-          <w:rPr>
-            <w:lang w:val="pt_PT" w:bidi="pt_PT"/>
-          </w:rPr>
-          <w:rPr>
-            <w:color w:val="0000EE"/>
-            <w:u w:val="single"/>
-          </w:rPr>
-          <w:t>4.4</w:t>
-        </w:r>
-      </w:hyperlink>
+      <w:r>
+        <w:rPr>
+          <w:lang w:val="pt_PT" w:bidi="pt_PT"/>
+        </w:rPr>
+        <w:t>4.4</w:t>
+      </w:r>
       <w:r>
         <w:rPr>
           <w:lang w:val="pt_PT" w:bidi="pt_PT"/>
@@ -75895,18 +74665,12 @@
         </w:rPr>
         <w:t xml:space="preserve"> declarando o significado por trás dele com uma expressão equivalente. Isso pode significar que: (1) João pode estar falando do diabo, como em </w:t>
       </w:r>
-      <w:hyperlink r:id="rId44">
-        <w:r>
-          <w:rPr>
-            <w:lang w:val="pt_PT" w:bidi="pt_PT"/>
-          </w:rPr>
-          <w:rPr>
-            <w:color w:val="0000EE"/>
-            <w:u w:val="single"/>
-          </w:rPr>
-          <w:t>2.13</w:t>
-        </w:r>
-      </w:hyperlink>
+      <w:r>
+        <w:rPr>
+          <w:lang w:val="pt_PT" w:bidi="pt_PT"/>
+        </w:rPr>
+        <w:t>2.13</w:t>
+      </w:r>
       <w:r>
         <w:rPr>
           <w:lang w:val="pt_PT" w:bidi="pt_PT"/>
@@ -76386,18 +75150,12 @@
         </w:rPr>
         <w:t xml:space="preserve">Assim como em </w:t>
       </w:r>
-      <w:hyperlink r:id="rId57">
-        <w:r>
-          <w:rPr>
-            <w:lang w:val="pt_PT" w:bidi="pt_PT"/>
-          </w:rPr>
-          <w:rPr>
-            <w:color w:val="0000EE"/>
-            <w:u w:val="single"/>
-          </w:rPr>
-          <w:t>4.9</w:t>
-        </w:r>
-      </w:hyperlink>
+      <w:r>
+        <w:rPr>
+          <w:lang w:val="pt_PT" w:bidi="pt_PT"/>
+        </w:rPr>
+        <w:t>4.9</w:t>
+      </w:r>
       <w:r>
         <w:rPr>
           <w:lang w:val="pt_PT" w:bidi="pt_PT"/>
@@ -76541,18 +75299,12 @@
         </w:rPr>
         <w:t xml:space="preserve">. Se for útil para seus leitores, você poderia declarar mais explicitamente o que isso significa, como pode ter feito em </w:t>
       </w:r>
-      <w:hyperlink r:id="rId90">
-        <w:r>
-          <w:rPr>
-            <w:lang w:val="pt_PT" w:bidi="pt_PT"/>
-          </w:rPr>
-          <w:rPr>
-            <w:color w:val="0000EE"/>
-            <w:u w:val="single"/>
-          </w:rPr>
-          <w:t>5.6</w:t>
-        </w:r>
-      </w:hyperlink>
+      <w:r>
+        <w:rPr>
+          <w:lang w:val="pt_PT" w:bidi="pt_PT"/>
+        </w:rPr>
+        <w:t>5.6</w:t>
+      </w:r>
       <w:r>
         <w:rPr>
           <w:lang w:val="pt_PT" w:bidi="pt_PT"/>
@@ -77245,18 +75997,12 @@
         </w:rPr>
         <w:t xml:space="preserve">Como em </w:t>
       </w:r>
-      <w:hyperlink r:id="rId32">
-        <w:r>
-          <w:rPr>
-            <w:lang w:val="pt_PT" w:bidi="pt_PT"/>
-          </w:rPr>
-          <w:rPr>
-            <w:color w:val="0000EE"/>
-            <w:u w:val="single"/>
-          </w:rPr>
-          <w:t>2.5</w:t>
-        </w:r>
-      </w:hyperlink>
+      <w:r>
+        <w:rPr>
+          <w:lang w:val="pt_PT" w:bidi="pt_PT"/>
+        </w:rPr>
+        <w:t>2.5</w:t>
+      </w:r>
       <w:r>
         <w:rPr>
           <w:lang w:val="pt_PT" w:bidi="pt_PT"/>
@@ -77630,18 +76376,12 @@
         </w:rPr>
         <w:t xml:space="preserve"> em </w:t>
       </w:r>
-      <w:hyperlink r:id="rId41">
-        <w:r>
-          <w:rPr>
-            <w:lang w:val="pt_PT" w:bidi="pt_PT"/>
-          </w:rPr>
-          <w:rPr>
-            <w:color w:val="0000EE"/>
-            <w:u w:val="single"/>
-          </w:rPr>
-          <w:t>2.1</w:t>
-        </w:r>
-      </w:hyperlink>
+      <w:r>
+        <w:rPr>
+          <w:lang w:val="pt_PT" w:bidi="pt_PT"/>
+        </w:rPr>
+        <w:t>2.1</w:t>
+      </w:r>
       <w:r>
         <w:rPr>
           <w:lang w:val="pt_PT" w:bidi="pt_PT"/>

--- a/por/docx/62.content.docx
+++ b/por/docx/62.content.docx
@@ -36124,6 +36124,141 @@
         <w:rPr>
           <w:lang w:val="pt_PT" w:bidi="pt_PT"/>
         </w:rPr>
+        <w:t>1 João 3.3 (#1)</w:t>
+      </w:r>
+      <w:r>
+        <w:rPr>
+          <w:lang w:val="pt_PT" w:bidi="pt_PT"/>
+        </w:rPr>
+      </w:r>
+    </w:p>
+    <w:p>
+      <w:pPr/>
+      <w:r>
+        <w:rPr>
+          <w:lang w:val="pt_PT" w:bidi="pt_PT"/>
+        </w:rPr>
+      </w:r>
+      <w:r>
+        <w:rPr>
+          <w:b/>
+          <w:lang w:val="pt_PT" w:bidi="pt_PT"/>
+        </w:rPr>
+        <w:t>"todo aquele que tem essa esperança em Cristo"</w:t>
+      </w:r>
+    </w:p>
+    <w:p>
+      <w:pPr/>
+      <w:r>
+        <w:rPr>
+          <w:lang w:val="pt_PT" w:bidi="pt_PT"/>
+        </w:rPr>
+      </w:r>
+      <w:r>
+        <w:rPr>
+          <w:lang w:val="pt_PT" w:bidi="pt_PT"/>
+        </w:rPr>
+        <w:t>No texto original não temos a palavra Cristo e sim "</w:t>
+      </w:r>
+      <w:r>
+        <w:rPr>
+          <w:b/>
+          <w:lang w:val="pt_PT" w:bidi="pt_PT"/>
+        </w:rPr>
+        <w:t>ele</w:t>
+      </w:r>
+      <w:r>
+        <w:rPr>
+          <w:lang w:val="pt_PT" w:bidi="pt_PT"/>
+        </w:rPr>
+        <w:t xml:space="preserve">". E nesse caso, o pronome </w:t>
+      </w:r>
+      <w:r>
+        <w:rPr>
+          <w:b/>
+          <w:lang w:val="pt_PT" w:bidi="pt_PT"/>
+        </w:rPr>
+        <w:t>ele</w:t>
+      </w:r>
+      <w:r>
+        <w:rPr>
+          <w:lang w:val="pt_PT" w:bidi="pt_PT"/>
+        </w:rPr>
+        <w:t xml:space="preserve"> aqui não se refere a </w:t>
+      </w:r>
+      <w:r>
+        <w:rPr>
+          <w:b/>
+          <w:lang w:val="pt_PT" w:bidi="pt_PT"/>
+        </w:rPr>
+        <w:t>todo aquele</w:t>
+      </w:r>
+      <w:r>
+        <w:rPr>
+          <w:lang w:val="pt_PT" w:bidi="pt_PT"/>
+        </w:rPr>
+        <w:t xml:space="preserve">; refere-se a Jesus. A expressão </w:t>
+      </w:r>
+      <w:r>
+        <w:rPr>
+          <w:b/>
+          <w:lang w:val="pt_PT" w:bidi="pt_PT"/>
+        </w:rPr>
+        <w:t>essa esperança</w:t>
+      </w:r>
+      <w:r>
+        <w:rPr>
+          <w:lang w:val="pt_PT" w:bidi="pt_PT"/>
+        </w:rPr>
+        <w:t xml:space="preserve"> refere-se à esperança que João descreve no versículo anterior, de ver Jesus como ele é. Tradução alternativa: “todos que têm a esperança de ver Jesus como ele realmente é”</w:t>
+      </w:r>
+    </w:p>
+    <w:p>
+      <w:pPr/>
+      <w:r>
+        <w:rPr>
+          <w:lang w:val="pt_PT" w:bidi="pt_PT"/>
+        </w:rPr>
+      </w:r>
+      <w:r>
+        <w:rPr>
+          <w:lang w:val="pt_PT" w:bidi="pt_PT"/>
+        </w:rPr>
+        <w:t xml:space="preserve">Veja: </w:t>
+      </w:r>
+      <w:r>
+        <w:rPr>
+          <w:lang w:val="pt_PT" w:bidi="pt_PT"/>
+        </w:rPr>
+        <w:t>Pronomes — Quando utilizá-los</w:t>
+      </w:r>
+      <w:r>
+        <w:rPr>
+          <w:lang w:val="pt_PT" w:bidi="pt_PT"/>
+        </w:rPr>
+      </w:r>
+      <w:r>
+        <w:rPr>
+          <w:lang w:val="pt_PT" w:bidi="pt_PT"/>
+        </w:rPr>
+      </w:r>
+    </w:p>
+    <w:p>
+      <w:pPr/>
+      <w:r>
+        <w:rPr>
+          <w:lang w:val="pt_PT" w:bidi="pt_PT"/>
+        </w:rPr>
+      </w:r>
+    </w:p>
+    <w:p>
+      <w:pPr>
+        <w:pStyle w:val="Heading2"/>
+      </w:pPr>
+      <w:r>
+        <w:rPr>
+          <w:lang w:val="pt_PT" w:bidi="pt_PT"/>
+        </w:rPr>
         <w:t>1 João 3.4 (#1)</w:t>
       </w:r>
       <w:r>
@@ -53302,6 +53437,102 @@
         <w:rPr>
           <w:lang w:val="pt_PT" w:bidi="pt_PT"/>
         </w:rPr>
+        <w:t>1 João 4.5 (#1)</w:t>
+      </w:r>
+      <w:r>
+        <w:rPr>
+          <w:lang w:val="pt_PT" w:bidi="pt_PT"/>
+        </w:rPr>
+      </w:r>
+    </w:p>
+    <w:p>
+      <w:pPr/>
+      <w:r>
+        <w:rPr>
+          <w:lang w:val="pt_PT" w:bidi="pt_PT"/>
+        </w:rPr>
+      </w:r>
+      <w:r>
+        <w:rPr>
+          <w:b/>
+          <w:lang w:val="pt_PT" w:bidi="pt_PT"/>
+        </w:rPr>
+        <w:t>"Eles falam das coisas do mundo... porque eles pertencem ao mundo"</w:t>
+      </w:r>
+    </w:p>
+    <w:p>
+      <w:pPr/>
+      <w:r>
+        <w:rPr>
+          <w:lang w:val="pt_PT" w:bidi="pt_PT"/>
+        </w:rPr>
+      </w:r>
+      <w:r>
+        <w:rPr>
+          <w:lang w:val="pt_PT" w:bidi="pt_PT"/>
+        </w:rPr>
+        <w:t xml:space="preserve">João usa </w:t>
+      </w:r>
+      <w:r>
+        <w:rPr>
+          <w:b/>
+          <w:lang w:val="pt_PT" w:bidi="pt_PT"/>
+        </w:rPr>
+        <w:t>mundo</w:t>
+      </w:r>
+      <w:r>
+        <w:rPr>
+          <w:lang w:val="pt_PT" w:bidi="pt_PT"/>
+        </w:rPr>
+        <w:t xml:space="preserve"> para significar várias coisas nesta carta. Aqui, nestas duas primeiras instâncias, refere-se ao sistema de valores compartilhado por pessoas que não conhecem Deus. Tradução alternativa: “Esses falsos mestres são influenciados pelo sistema de valores ímpio das pessoas que não honram a Deus. Como resultado, eles expressam as perspectivas desse sistema”.</w:t>
+      </w:r>
+    </w:p>
+    <w:p>
+      <w:pPr/>
+      <w:r>
+        <w:rPr>
+          <w:lang w:val="pt_PT" w:bidi="pt_PT"/>
+        </w:rPr>
+      </w:r>
+      <w:r>
+        <w:rPr>
+          <w:lang w:val="pt_PT" w:bidi="pt_PT"/>
+        </w:rPr>
+        <w:t xml:space="preserve">Veja: </w:t>
+      </w:r>
+      <w:r>
+        <w:rPr>
+          <w:lang w:val="pt_PT" w:bidi="pt_PT"/>
+        </w:rPr>
+        <w:t>Metonímia</w:t>
+      </w:r>
+      <w:r>
+        <w:rPr>
+          <w:lang w:val="pt_PT" w:bidi="pt_PT"/>
+        </w:rPr>
+      </w:r>
+      <w:r>
+        <w:rPr>
+          <w:lang w:val="pt_PT" w:bidi="pt_PT"/>
+        </w:rPr>
+      </w:r>
+    </w:p>
+    <w:p>
+      <w:pPr/>
+      <w:r>
+        <w:rPr>
+          <w:lang w:val="pt_PT" w:bidi="pt_PT"/>
+        </w:rPr>
+      </w:r>
+    </w:p>
+    <w:p>
+      <w:pPr>
+        <w:pStyle w:val="Heading2"/>
+      </w:pPr>
+      <w:r>
+        <w:rPr>
+          <w:lang w:val="pt_PT" w:bidi="pt_PT"/>
+        </w:rPr>
         <w:t>1 João 4.6 (#1)</w:t>
       </w:r>
       <w:r>
@@ -61156,6 +61387,102 @@
           <w:lang w:val="pt_PT" w:bidi="pt_PT"/>
         </w:rPr>
         <w:t>Pronomes — Quando utilizá-los.</w:t>
+      </w:r>
+      <w:r>
+        <w:rPr>
+          <w:lang w:val="pt_PT" w:bidi="pt_PT"/>
+        </w:rPr>
+      </w:r>
+      <w:r>
+        <w:rPr>
+          <w:lang w:val="pt_PT" w:bidi="pt_PT"/>
+        </w:rPr>
+      </w:r>
+    </w:p>
+    <w:p>
+      <w:pPr/>
+      <w:r>
+        <w:rPr>
+          <w:lang w:val="pt_PT" w:bidi="pt_PT"/>
+        </w:rPr>
+      </w:r>
+    </w:p>
+    <w:p>
+      <w:pPr>
+        <w:pStyle w:val="Heading2"/>
+      </w:pPr>
+      <w:r>
+        <w:rPr>
+          <w:lang w:val="pt_PT" w:bidi="pt_PT"/>
+        </w:rPr>
+        <w:t>1 João 4.17 (#4)</w:t>
+      </w:r>
+      <w:r>
+        <w:rPr>
+          <w:lang w:val="pt_PT" w:bidi="pt_PT"/>
+        </w:rPr>
+      </w:r>
+    </w:p>
+    <w:p>
+      <w:pPr/>
+      <w:r>
+        <w:rPr>
+          <w:lang w:val="pt_PT" w:bidi="pt_PT"/>
+        </w:rPr>
+      </w:r>
+      <w:r>
+        <w:rPr>
+          <w:b/>
+          <w:lang w:val="pt_PT" w:bidi="pt_PT"/>
+        </w:rPr>
+        <w:t>"para que tenhamos coragem no Dia do Juízo"</w:t>
+      </w:r>
+    </w:p>
+    <w:p>
+      <w:pPr/>
+      <w:r>
+        <w:rPr>
+          <w:lang w:val="pt_PT" w:bidi="pt_PT"/>
+        </w:rPr>
+      </w:r>
+      <w:r>
+        <w:rPr>
+          <w:lang w:val="pt_PT" w:bidi="pt_PT"/>
+        </w:rPr>
+        <w:t xml:space="preserve">A cláusula que começa com </w:t>
+      </w:r>
+      <w:r>
+        <w:rPr>
+          <w:b/>
+          <w:lang w:val="pt_PT" w:bidi="pt_PT"/>
+        </w:rPr>
+        <w:t>para que</w:t>
+      </w:r>
+      <w:r>
+        <w:rPr>
+          <w:lang w:val="pt_PT" w:bidi="pt_PT"/>
+        </w:rPr>
+        <w:t xml:space="preserve"> pode funcionar como: (1) uma cláusula de resultado. Ou seja, João pode estar dizendo que, como resultado do amor de Deus alcançando seus propósitos em nossas vidas agora, teremos confiança no dia do julgamento em seu perdão e aceitação. Se você decidir que esse é o caso, então sua tradução deve seguir as convenções de sua língua para cláusulas de resultado. Tradução alternativa: “com o resultado de que possamos ter confiança no dia do julgamento” (2) uma cláusula de propósito. Ou seja, João pode estar dizendo que uma das razões pelas quais Deus está fazendo seu amor alcançar seu propósito em nossas vidas agora é que, no dia do julgamento, ele quer que tenhamos confiança em seu perdão e aceitação. Se você decidir que esse é o caso, então sua tradução deve seguir as convenções de sua língua para cláusulas de propósito.</w:t>
+      </w:r>
+    </w:p>
+    <w:p>
+      <w:pPr/>
+      <w:r>
+        <w:rPr>
+          <w:lang w:val="pt_PT" w:bidi="pt_PT"/>
+        </w:rPr>
+      </w:r>
+      <w:r>
+        <w:rPr>
+          <w:lang w:val="pt_PT" w:bidi="pt_PT"/>
+        </w:rPr>
+        <w:t xml:space="preserve">Veja: </w:t>
+      </w:r>
+      <w:r>
+        <w:rPr>
+          <w:lang w:val="pt_PT" w:bidi="pt_PT"/>
+        </w:rPr>
+        <w:t>Conectar — Relação de causa e efeito</w:t>
       </w:r>
       <w:r>
         <w:rPr>
